--- a/docs/entrega/documento-1-bimestre.docx
+++ b/docs/entrega/documento-1-bimestre.docx
@@ -4,45 +4,177 @@
   <w:body>
     <w:p>
       <w:pPr>
-        <w:pStyle w:val="Title"/>
-      </w:pPr>
-      <w:r>
-        <w:t xml:space="preserve">AB3 — Analisador de Ativos da B3</w:t>
-      </w:r>
-    </w:p>
-    <w:sdt>
-      <w:sdtPr>
-        <w:docPartObj>
-          <w:docPartGallery w:val="Table of Contents"/>
-          <w:docPartUnique/>
-        </w:docPartObj>
-      </w:sdtPr>
-      <w:sdtContent>
-        <w:p>
-          <w:pPr>
-            <w:pStyle w:val="TOCHeading"/>
-          </w:pPr>
-          <w:r>
-            <w:t xml:space="preserve">Table of Contents</w:t>
-          </w:r>
-        </w:p>
-        <w:p>
-          <w:r>
-            <w:fldChar w:fldCharType="begin" w:dirty="true"/>
-            <w:instrText xml:space="preserve">TOC \o "1-3" \h \z \u</w:instrText>
-            <w:fldChar w:fldCharType="separate"/>
-            <w:fldChar w:fldCharType="end"/>
-          </w:r>
-        </w:p>
-      </w:sdtContent>
-    </w:sdt>
-    <w:bookmarkStart w:id="10" w:name="ab3-analisador-de-ativos-da-b3"/>
-    <w:p>
-      <w:pPr>
-        <w:pStyle w:val="Heading1"/>
-      </w:pPr>
-      <w:r>
-        <w:t xml:space="preserve">AB3 — Analisador de Ativos da B3</w:t>
+        <w:jc w:val="center"/>
+        <w:spacing w:before="3600"/>
+      </w:pPr>
+      <w:r>
+        <w:rPr>
+          <w:b/>
+          <w:sz w:val="72"/>
+        </w:rPr>
+        <w:t>AB3</w:t>
+      </w:r>
+    </w:p>
+    <w:p>
+      <w:pPr>
+        <w:jc w:val="center"/>
+        <w:spacing w:before="200"/>
+      </w:pPr>
+      <w:r>
+        <w:rPr>
+          <w:sz w:val="40"/>
+        </w:rPr>
+        <w:t>Analisador de Ativos da B3</w:t>
+      </w:r>
+    </w:p>
+    <w:p>
+      <w:pPr>
+        <w:jc w:val="center"/>
+        <w:spacing w:before="2400"/>
+      </w:pPr>
+      <w:r>
+        <w:rPr>
+          <w:sz w:val="24"/>
+        </w:rPr>
+        <w:t>Cliente: Clube de Investimentos Neoville</w:t>
+      </w:r>
+    </w:p>
+    <w:p>
+      <w:pPr>
+        <w:jc w:val="center"/>
+      </w:pPr>
+      <w:r>
+        <w:rPr>
+          <w:sz w:val="24"/>
+        </w:rPr>
+        <w:t>Responsável no cliente: Prof. Marcos R. Andrade</w:t>
+      </w:r>
+    </w:p>
+    <w:p>
+      <w:pPr>
+        <w:jc w:val="center"/>
+        <w:spacing w:before="1200"/>
+      </w:pPr>
+      <w:r>
+        <w:rPr>
+          <w:sz w:val="24"/>
+        </w:rPr>
+        <w:t>Projeto: AB3 — Versão: 0.7</w:t>
+      </w:r>
+    </w:p>
+    <w:p>
+      <w:pPr>
+        <w:jc w:val="center"/>
+        <w:spacing w:before="2400"/>
+      </w:pPr>
+      <w:r>
+        <w:rPr>
+          <w:sz w:val="24"/>
+        </w:rPr>
+        <w:t>Curitiba</w:t>
+      </w:r>
+    </w:p>
+    <w:p>
+      <w:pPr>
+        <w:jc w:val="center"/>
+      </w:pPr>
+      <w:r>
+        <w:rPr>
+          <w:sz w:val="24"/>
+        </w:rPr>
+        <w:t>2026</w:t>
+      </w:r>
+    </w:p>
+    <w:p>
+      <w:r>
+        <w:br w:type="page"/>
+      </w:r>
+    </w:p>
+    <w:p>
+      <w:pPr>
+        <w:jc w:val="center"/>
+        <w:spacing w:before="2400"/>
+      </w:pPr>
+      <w:r>
+        <w:rPr>
+          <w:b/>
+          <w:sz w:val="40"/>
+        </w:rPr>
+        <w:t>AB3</w:t>
+      </w:r>
+    </w:p>
+    <w:p>
+      <w:pPr>
+        <w:jc w:val="center"/>
+        <w:spacing w:before="1200"/>
+      </w:pPr>
+      <w:r>
+        <w:rPr>
+          <w:sz w:val="24"/>
+        </w:rPr>
+        <w:t>Responsável no cliente: Prof. Marcos R. Andrade</w:t>
+      </w:r>
+    </w:p>
+    <w:p>
+      <w:pPr>
+        <w:jc w:val="center"/>
+        <w:spacing w:before="600"/>
+      </w:pPr>
+      <w:r>
+        <w:rPr>
+          <w:sz w:val="24"/>
+        </w:rPr>
+        <w:t>Responsáveis pelo projeto e desenvolvimento:</w:t>
+      </w:r>
+    </w:p>
+    <w:p>
+      <w:pPr>
+        <w:jc w:val="center"/>
+      </w:pPr>
+      <w:r>
+        <w:rPr>
+          <w:sz w:val="24"/>
+        </w:rPr>
+        <w:t>Sergio Roncato Maccari, Arthur Dal Bem Nunes,</w:t>
+      </w:r>
+    </w:p>
+    <w:p>
+      <w:pPr>
+        <w:jc w:val="center"/>
+      </w:pPr>
+      <w:r>
+        <w:rPr>
+          <w:sz w:val="24"/>
+        </w:rPr>
+        <w:t>Leonardo Pereira Shibata e Thales Romagna Fabrowski</w:t>
+      </w:r>
+    </w:p>
+    <w:p>
+      <w:pPr>
+        <w:jc w:val="center"/>
+        <w:spacing w:before="3600"/>
+      </w:pPr>
+      <w:r>
+        <w:rPr>
+          <w:sz w:val="24"/>
+        </w:rPr>
+        <w:t>Curitiba</w:t>
+      </w:r>
+    </w:p>
+    <w:p>
+      <w:pPr>
+        <w:jc w:val="center"/>
+      </w:pPr>
+      <w:r>
+        <w:rPr>
+          <w:sz w:val="24"/>
+        </w:rPr>
+        <w:t>2026</w:t>
+      </w:r>
+    </w:p>
+    <w:p>
+      <w:r>
+        <w:br w:type="page"/>
       </w:r>
     </w:p>
     <w:p>
@@ -54,101 +186,6 @@
           <w:b/>
           <w:bCs/>
         </w:rPr>
-        <w:t xml:space="preserve">Cliente:</w:t>
-      </w:r>
-      <w:r>
-        <w:t xml:space="preserve"> </w:t>
-      </w:r>
-      <w:r>
-        <w:t xml:space="preserve">Clube de Investimentos Neoville</w:t>
-      </w:r>
-      <w:r>
-        <w:t xml:space="preserve"> </w:t>
-      </w:r>
-      <w:r>
-        <w:rPr>
-          <w:b/>
-          <w:bCs/>
-        </w:rPr>
-        <w:t xml:space="preserve">Responsável no cliente:</w:t>
-      </w:r>
-      <w:r>
-        <w:t xml:space="preserve"> </w:t>
-      </w:r>
-      <w:r>
-        <w:t xml:space="preserve">Prof. Marcos R. Andrade 🟦</w:t>
-      </w:r>
-      <w:r>
-        <w:t xml:space="preserve"> </w:t>
-      </w:r>
-      <w:r>
-        <w:rPr>
-          <w:b/>
-          <w:bCs/>
-        </w:rPr>
-        <w:t xml:space="preserve">Responsáveis pelo projeto e desenvolvimento:</w:t>
-      </w:r>
-      <w:r>
-        <w:t xml:space="preserve"> </w:t>
-      </w:r>
-      <w:r>
-        <w:t xml:space="preserve">Sergio Roncato Maccari, Arthur Dal Bem Nunes, Leonardo Pereira Shibata e Thales Romagna Fabrowski</w:t>
-      </w:r>
-    </w:p>
-    <w:p>
-      <w:pPr>
-        <w:pStyle w:val="BodyText"/>
-      </w:pPr>
-      <w:r>
-        <w:rPr>
-          <w:b/>
-          <w:bCs/>
-        </w:rPr>
-        <w:t xml:space="preserve">Projeto:</w:t>
-      </w:r>
-      <w:r>
-        <w:t xml:space="preserve"> </w:t>
-      </w:r>
-      <w:r>
-        <w:t xml:space="preserve">AB3 ·</w:t>
-      </w:r>
-      <w:r>
-        <w:t xml:space="preserve"> </w:t>
-      </w:r>
-      <w:r>
-        <w:rPr>
-          <w:b/>
-          <w:bCs/>
-        </w:rPr>
-        <w:t xml:space="preserve">Versão:</w:t>
-      </w:r>
-      <w:r>
-        <w:t xml:space="preserve"> </w:t>
-      </w:r>
-      <w:r>
-        <w:t xml:space="preserve">0.7</w:t>
-      </w:r>
-    </w:p>
-    <w:p>
-      <w:pPr>
-        <w:pStyle w:val="BodyText"/>
-      </w:pPr>
-      <w:r>
-        <w:t xml:space="preserve">Curitiba</w:t>
-      </w:r>
-      <w:r>
-        <w:t xml:space="preserve"> </w:t>
-      </w:r>
-      <w:r>
-        <w:t xml:space="preserve">2026</w:t>
-      </w:r>
-    </w:p>
-    <w:bookmarkStart w:id="9" w:name="histórico-de-modificações"/>
-    <w:p>
-      <w:pPr>
-        <w:pStyle w:val="Heading2"/>
-      </w:pPr>
-      <w:r>
         <w:t xml:space="preserve">Histórico de Modificações</w:t>
       </w:r>
     </w:p>
@@ -569,15 +606,811 @@
         <w:t xml:space="preserve">usa este quadro para ver a divisão de trabalho do grupo.]</w:t>
       </w:r>
     </w:p>
+    <w:p>
+      <w:pPr>
+        <w:jc w:val="center"/>
+      </w:pPr>
+      <w:r>
+        <w:rPr>
+          <w:b/>
+          <w:sz w:val="28"/>
+        </w:rPr>
+        <w:t>SUMÁRIO</w:t>
+      </w:r>
+    </w:p>
+    <w:sdt>
+      <w:sdtPr>
+        <w:docPartObj>
+          <w:docPartGallery w:val="Table of Contents"/>
+          <w:docPartUnique/>
+        </w:docPartObj>
+      </w:sdtPr>
+      <w:sdtContent>
+        <w:p>
+          <w:r>
+            <w:fldChar w:fldCharType="begin" w:dirty="true"/>
+          </w:r>
+          <w:r>
+            <w:instrText xml:space="preserve"> TOC \o "1-3" \h \z \u </w:instrText>
+          </w:r>
+          <w:r>
+            <w:fldChar w:fldCharType="separate"/>
+          </w:r>
+          <w:r>
+            <w:t>Sumário gerado pelo Word: clique com o botão direito e escolha "Atualizar campo" (ou selecione tudo e pressione F9).</w:t>
+          </w:r>
+          <w:r>
+            <w:fldChar w:fldCharType="end"/>
+          </w:r>
+        </w:p>
+      </w:sdtContent>
+    </w:sdt>
+    <w:p>
+      <w:r>
+        <w:br w:type="page"/>
+      </w:r>
+    </w:p>
+    <w:bookmarkStart w:id="9" w:name="lista-de-figuras"/>
+    <w:p>
+      <w:pPr>
+        <w:pStyle w:val="Heading1"/>
+      </w:pPr>
+      <w:r>
+        <w:t xml:space="preserve">LISTA DE FIGURAS</w:t>
+      </w:r>
+    </w:p>
+    <w:p>
+      <w:pPr>
+        <w:pStyle w:val="FirstParagraph"/>
+      </w:pPr>
+      <w:r>
+        <w:t xml:space="preserve">Figura 1. Sessão online de Planning Poker. 🟦</w:t>
+      </w:r>
+      <w:r>
+        <w:br/>
+      </w:r>
+      <w:r>
+        <w:t xml:space="preserve">Figura 2. Protótipo da tela de login.</w:t>
+      </w:r>
+      <w:r>
+        <w:br/>
+      </w:r>
+      <w:r>
+        <w:t xml:space="preserve">Figura 3. Janela principal com a navegação do papel Administrador.</w:t>
+      </w:r>
+      <w:r>
+        <w:br/>
+      </w:r>
+      <w:r>
+        <w:t xml:space="preserve">Figura 4. Janela principal com a navegação do papel Investidor.</w:t>
+      </w:r>
+      <w:r>
+        <w:br/>
+      </w:r>
+      <w:r>
+        <w:t xml:space="preserve">Figura 5. Protótipo do painel de análise, com gráfico de velas, médias móveis e indicadores do período.</w:t>
+      </w:r>
+      <w:r>
+        <w:br/>
+      </w:r>
+      <w:r>
+        <w:t xml:space="preserve">Figura 6. Protótipo da tela de detalhes do ativo, com fundamentos e histórico.</w:t>
+      </w:r>
+      <w:r>
+        <w:br/>
+      </w:r>
+      <w:r>
+        <w:t xml:space="preserve">Figura 7. Protótipo da tela de recomendações vigentes com justificativa.</w:t>
+      </w:r>
+      <w:r>
+        <w:br/>
+      </w:r>
+      <w:r>
+        <w:t xml:space="preserve">Figura 8. Protótipo da tela da carteira com resultado consolidado.</w:t>
+      </w:r>
+      <w:r>
+        <w:br/>
+      </w:r>
+      <w:r>
+        <w:t xml:space="preserve">Figura 9. Protótipo da tela de alertas de preço.</w:t>
+      </w:r>
+      <w:r>
+        <w:br/>
+      </w:r>
+      <w:r>
+        <w:t xml:space="preserve">Figura 10. Protótipo da tela de administração de ativos.</w:t>
+      </w:r>
+      <w:r>
+        <w:br/>
+      </w:r>
+      <w:r>
+        <w:t xml:space="preserve">Figura 11. Protótipo da tela de importação de cotações com relatório de validação.</w:t>
+      </w:r>
+      <w:r>
+        <w:br/>
+      </w:r>
+      <w:r>
+        <w:t xml:space="preserve">Figura 12. Protótipo da tela de configuração das regras de análise.</w:t>
+      </w:r>
+      <w:r>
+        <w:br/>
+      </w:r>
+      <w:r>
+        <w:t xml:space="preserve">Figura 13. Protótipo da tela de gerenciamento de usuários.</w:t>
+      </w:r>
+      <w:r>
+        <w:br/>
+      </w:r>
+      <w:r>
+        <w:t xml:space="preserve">Figura 14. Diagrama de casos de uso.</w:t>
+      </w:r>
+      <w:r>
+        <w:br/>
+      </w:r>
+      <w:r>
+        <w:t xml:space="preserve">Figura 15. Diagrama de classes do domínio do sistema.</w:t>
+      </w:r>
+      <w:r>
+        <w:br/>
+      </w:r>
+      <w:r>
+        <w:t xml:space="preserve">Figura 16. Diagrama de classes do núcleo de análise, com o padrão Strategy.</w:t>
+      </w:r>
+      <w:r>
+        <w:br/>
+      </w:r>
+      <w:r>
+        <w:t xml:space="preserve">Figura 17. Diagrama de classes da arquitetura em camadas.</w:t>
+      </w:r>
+      <w:r>
+        <w:br/>
+      </w:r>
+      <w:r>
+        <w:t xml:space="preserve">Figura 18. Diagrama de objetos da análise de um ativo.</w:t>
+      </w:r>
+      <w:r>
+        <w:br/>
+      </w:r>
+      <w:r>
+        <w:t xml:space="preserve">Figura 19. Diagrama de objetos da carteira do investidor.</w:t>
+      </w:r>
+      <w:r>
+        <w:br/>
+      </w:r>
+      <w:r>
+        <w:t xml:space="preserve">Figura 20. Diagrama de sequência para o [UC001].</w:t>
+      </w:r>
+      <w:r>
+        <w:br/>
+      </w:r>
+      <w:r>
+        <w:t xml:space="preserve">Figura 21. Diagrama de sequência para o [UC002].</w:t>
+      </w:r>
+      <w:r>
+        <w:br/>
+      </w:r>
+      <w:r>
+        <w:t xml:space="preserve">Figura 22. Diagrama de sequência para o [UC003].</w:t>
+      </w:r>
+      <w:r>
+        <w:br/>
+      </w:r>
+      <w:r>
+        <w:t xml:space="preserve">Figura 23. Diagrama de sequência para o [UC004].</w:t>
+      </w:r>
+      <w:r>
+        <w:br/>
+      </w:r>
+      <w:r>
+        <w:t xml:space="preserve">Figura 24. Diagrama de sequência para o [UC005].</w:t>
+      </w:r>
+      <w:r>
+        <w:br/>
+      </w:r>
+      <w:r>
+        <w:t xml:space="preserve">Figura 25. Diagrama de sequência para o [UC006].</w:t>
+      </w:r>
+      <w:r>
+        <w:br/>
+      </w:r>
+      <w:r>
+        <w:t xml:space="preserve">Figura 26. Diagrama de sequência para o [UC007].</w:t>
+      </w:r>
+      <w:r>
+        <w:br/>
+      </w:r>
+      <w:r>
+        <w:t xml:space="preserve">Figura 27. Diagrama de sequência para o [UC008].</w:t>
+      </w:r>
+      <w:r>
+        <w:br/>
+      </w:r>
+      <w:r>
+        <w:t xml:space="preserve">Figura 28. Diagrama de sequência para o [UC009].</w:t>
+      </w:r>
+      <w:r>
+        <w:br/>
+      </w:r>
+      <w:r>
+        <w:t xml:space="preserve">Figura 29. Diagrama de sequência para o [UC010].</w:t>
+      </w:r>
+      <w:r>
+        <w:br/>
+      </w:r>
+      <w:r>
+        <w:t xml:space="preserve">Figura 30. Diagrama de sequência para o [UC011].</w:t>
+      </w:r>
+      <w:r>
+        <w:br/>
+      </w:r>
+      <w:r>
+        <w:t xml:space="preserve">Figura 31. Diagrama de sequência para o [UC012].</w:t>
+      </w:r>
+      <w:r>
+        <w:br/>
+      </w:r>
+      <w:r>
+        <w:t xml:space="preserve">Figura 32. Diagrama de sequência para o [UC013].</w:t>
+      </w:r>
+      <w:r>
+        <w:br/>
+      </w:r>
+      <w:r>
+        <w:t xml:space="preserve">Figura 33. Diagrama de sequência para o [UC014].</w:t>
+      </w:r>
+      <w:r>
+        <w:br/>
+      </w:r>
+      <w:r>
+        <w:t xml:space="preserve">Figura 34. Diagrama de sequência para o [UC015].</w:t>
+      </w:r>
+      <w:r>
+        <w:br/>
+      </w:r>
+      <w:r>
+        <w:t xml:space="preserve">Figura 35. Diagrama de sequência para o [UC016].</w:t>
+      </w:r>
+      <w:r>
+        <w:br/>
+      </w:r>
+      <w:r>
+        <w:t xml:space="preserve">Figura 36. Diagrama de sequência para o [UC017].</w:t>
+      </w:r>
+      <w:r>
+        <w:br/>
+      </w:r>
+      <w:r>
+        <w:t xml:space="preserve">Figura 37. Diagrama de sequência para o [UC018].</w:t>
+      </w:r>
+    </w:p>
+    <w:p>
+      <w:r>
+        <w:br w:type="page"/>
+      </w:r>
+    </w:p>
     <w:bookmarkEnd w:id="9"/>
+    <w:bookmarkStart w:id="10" w:name="lista-de-tabelas-e-quadros"/>
+    <w:p>
+      <w:pPr>
+        <w:pStyle w:val="Heading1"/>
+      </w:pPr>
+      <w:r>
+        <w:t xml:space="preserve">LISTA DE TABELAS E QUADROS</w:t>
+      </w:r>
+    </w:p>
+    <w:p>
+      <w:pPr>
+        <w:pStyle w:val="FirstParagraph"/>
+      </w:pPr>
+      <w:r>
+        <w:t xml:space="preserve">Tabela 1. Estimativa de esforço em horas para cada requisito funcional.</w:t>
+      </w:r>
+      <w:r>
+        <w:br/>
+      </w:r>
+      <w:r>
+        <w:t xml:space="preserve">Tabela 2. Cálculo do peso não ajustado dos atores (UAW).</w:t>
+      </w:r>
+      <w:r>
+        <w:br/>
+      </w:r>
+      <w:r>
+        <w:t xml:space="preserve">Tabela 3. Cálculo do peso não ajustado dos casos de uso (UUCW).</w:t>
+      </w:r>
+      <w:r>
+        <w:br/>
+      </w:r>
+      <w:r>
+        <w:t xml:space="preserve">Tabela 4. Fatores de complexidade técnica (TCF).</w:t>
+      </w:r>
+      <w:r>
+        <w:br/>
+      </w:r>
+      <w:r>
+        <w:t xml:space="preserve">Tabela 5. Fatores de ambiente (ECF).</w:t>
+      </w:r>
+      <w:r>
+        <w:br/>
+      </w:r>
+      <w:r>
+        <w:t xml:space="preserve">Quadro 1. Descrição do caso de uso UC001.</w:t>
+      </w:r>
+      <w:r>
+        <w:br/>
+      </w:r>
+      <w:r>
+        <w:t xml:space="preserve">Quadro 2. Descrição do caso de uso UC002.</w:t>
+      </w:r>
+      <w:r>
+        <w:br/>
+      </w:r>
+      <w:r>
+        <w:t xml:space="preserve">Quadro 3. Descrição do caso de uso UC003.</w:t>
+      </w:r>
+      <w:r>
+        <w:br/>
+      </w:r>
+      <w:r>
+        <w:t xml:space="preserve">Quadro 4. Descrição do caso de uso UC004.</w:t>
+      </w:r>
+      <w:r>
+        <w:br/>
+      </w:r>
+      <w:r>
+        <w:t xml:space="preserve">Quadro 5. Descrição do caso de uso UC005.</w:t>
+      </w:r>
+      <w:r>
+        <w:br/>
+      </w:r>
+      <w:r>
+        <w:t xml:space="preserve">Quadro 6. Descrição do caso de uso UC006.</w:t>
+      </w:r>
+      <w:r>
+        <w:br/>
+      </w:r>
+      <w:r>
+        <w:t xml:space="preserve">Quadro 7. Descrição do caso de uso UC007.</w:t>
+      </w:r>
+      <w:r>
+        <w:br/>
+      </w:r>
+      <w:r>
+        <w:t xml:space="preserve">Quadro 8. Descrição do caso de uso UC008.</w:t>
+      </w:r>
+      <w:r>
+        <w:br/>
+      </w:r>
+      <w:r>
+        <w:t xml:space="preserve">Quadro 9. Descrição do caso de uso UC009.</w:t>
+      </w:r>
+      <w:r>
+        <w:br/>
+      </w:r>
+      <w:r>
+        <w:t xml:space="preserve">Quadro 10. Descrição do caso de uso UC010.</w:t>
+      </w:r>
+      <w:r>
+        <w:br/>
+      </w:r>
+      <w:r>
+        <w:t xml:space="preserve">Quadro 11. Descrição do caso de uso UC011.</w:t>
+      </w:r>
+      <w:r>
+        <w:br/>
+      </w:r>
+      <w:r>
+        <w:t xml:space="preserve">Quadro 12. Descrição do caso de uso UC012.</w:t>
+      </w:r>
+      <w:r>
+        <w:br/>
+      </w:r>
+      <w:r>
+        <w:t xml:space="preserve">Quadro 13. Descrição do caso de uso UC013.</w:t>
+      </w:r>
+      <w:r>
+        <w:br/>
+      </w:r>
+      <w:r>
+        <w:t xml:space="preserve">Quadro 14. Descrição do caso de uso UC014.</w:t>
+      </w:r>
+      <w:r>
+        <w:br/>
+      </w:r>
+      <w:r>
+        <w:t xml:space="preserve">Quadro 15. Descrição do caso de uso UC015.</w:t>
+      </w:r>
+      <w:r>
+        <w:br/>
+      </w:r>
+      <w:r>
+        <w:t xml:space="preserve">Quadro 16. Descrição do caso de uso UC016.</w:t>
+      </w:r>
+      <w:r>
+        <w:br/>
+      </w:r>
+      <w:r>
+        <w:t xml:space="preserve">Quadro 17. Descrição do caso de uso UC017.</w:t>
+      </w:r>
+      <w:r>
+        <w:br/>
+      </w:r>
+      <w:r>
+        <w:t xml:space="preserve">Quadro 18. Descrição do caso de uso UC018.</w:t>
+      </w:r>
+      <w:r>
+        <w:br/>
+      </w:r>
+      <w:r>
+        <w:t xml:space="preserve">Quadro 19. Dicionário de informações da classe Usuario.</w:t>
+      </w:r>
+      <w:r>
+        <w:br/>
+      </w:r>
+      <w:r>
+        <w:t xml:space="preserve">Quadro 20. Dicionário de informações da classe Ativo (abstrata).</w:t>
+      </w:r>
+      <w:r>
+        <w:br/>
+      </w:r>
+      <w:r>
+        <w:t xml:space="preserve">Quadro 21. Dicionário de informações da classe Acao.</w:t>
+      </w:r>
+      <w:r>
+        <w:br/>
+      </w:r>
+      <w:r>
+        <w:t xml:space="preserve">Quadro 22. Dicionário de informações da classe FundoImobiliario.</w:t>
+      </w:r>
+      <w:r>
+        <w:br/>
+      </w:r>
+      <w:r>
+        <w:t xml:space="preserve">Quadro 23. Dicionário de informações da classe Cotacao.</w:t>
+      </w:r>
+      <w:r>
+        <w:br/>
+      </w:r>
+      <w:r>
+        <w:t xml:space="preserve">Quadro 24. Dicionário de informações da classe Indicador.</w:t>
+      </w:r>
+      <w:r>
+        <w:br/>
+      </w:r>
+      <w:r>
+        <w:t xml:space="preserve">Quadro 25. Dicionário de informações da classe Carteira.</w:t>
+      </w:r>
+      <w:r>
+        <w:br/>
+      </w:r>
+      <w:r>
+        <w:t xml:space="preserve">Quadro 26. Dicionário de informações da classe Posicao.</w:t>
+      </w:r>
+      <w:r>
+        <w:br/>
+      </w:r>
+      <w:r>
+        <w:t xml:space="preserve">Quadro 27. Dicionário de informações da classe Alerta.</w:t>
+      </w:r>
+      <w:r>
+        <w:br/>
+      </w:r>
+      <w:r>
+        <w:t xml:space="preserve">Quadro 28. Dicionário de informações da classe Recomendacao.</w:t>
+      </w:r>
+      <w:r>
+        <w:br/>
+      </w:r>
+      <w:r>
+        <w:t xml:space="preserve">Quadro 29. Dicionário de informações da classe RegraConfigurada.</w:t>
+      </w:r>
+      <w:r>
+        <w:br/>
+      </w:r>
+      <w:r>
+        <w:t xml:space="preserve">Quadro 30. Dicionário de informações da classe Importacao.</w:t>
+      </w:r>
+      <w:r>
+        <w:br/>
+      </w:r>
+      <w:r>
+        <w:t xml:space="preserve">Quadro 31. Dicionário de informações da interface RegraAnalise.</w:t>
+      </w:r>
+      <w:r>
+        <w:br/>
+      </w:r>
+      <w:r>
+        <w:t xml:space="preserve">Quadro 32. Dicionário de informações da classe RegraCruzamentoMedias.</w:t>
+      </w:r>
+      <w:r>
+        <w:br/>
+      </w:r>
+      <w:r>
+        <w:t xml:space="preserve">Quadro 33. Dicionário de informações da classe RegraRsi.</w:t>
+      </w:r>
+      <w:r>
+        <w:br/>
+      </w:r>
+      <w:r>
+        <w:t xml:space="preserve">Quadro 34. Dicionário de informações da classe RegraDividendYield.</w:t>
+      </w:r>
+      <w:r>
+        <w:br/>
+      </w:r>
+      <w:r>
+        <w:t xml:space="preserve">Quadro 35. Dicionário de informações da classe RegraPrecoLucro.</w:t>
+      </w:r>
+      <w:r>
+        <w:br/>
+      </w:r>
+      <w:r>
+        <w:t xml:space="preserve">Quadro 36. Dicionário de informações da classe MotorAnalise.</w:t>
+      </w:r>
+      <w:r>
+        <w:br/>
+      </w:r>
+      <w:r>
+        <w:t xml:space="preserve">Quadro 37. Dicionário de informações da classe CalculadoraIndicadores.</w:t>
+      </w:r>
+      <w:r>
+        <w:br/>
+      </w:r>
+      <w:r>
+        <w:t xml:space="preserve">Quadro 38. Dicionário de informações da classe BancoDeDados.</w:t>
+      </w:r>
+      <w:r>
+        <w:br/>
+      </w:r>
+      <w:r>
+        <w:t xml:space="preserve">Quadro 39. Dicionário de informações da classe RepositorioUsuario.</w:t>
+      </w:r>
+      <w:r>
+        <w:br/>
+      </w:r>
+      <w:r>
+        <w:t xml:space="preserve">Quadro 40. Dicionário de informações da classe RepositorioAtivo.</w:t>
+      </w:r>
+      <w:r>
+        <w:br/>
+      </w:r>
+      <w:r>
+        <w:t xml:space="preserve">Quadro 41. Dicionário de informações da classe RepositorioCotacao.</w:t>
+      </w:r>
+      <w:r>
+        <w:br/>
+      </w:r>
+      <w:r>
+        <w:t xml:space="preserve">Quadro 42. Dicionário de informações da classe RepositorioCarteira.</w:t>
+      </w:r>
+      <w:r>
+        <w:br/>
+      </w:r>
+      <w:r>
+        <w:t xml:space="preserve">Quadro 43. Dicionário de informações da classe RepositorioAlerta.</w:t>
+      </w:r>
+      <w:r>
+        <w:br/>
+      </w:r>
+      <w:r>
+        <w:t xml:space="preserve">Quadro 44. Dicionário de informações da classe RepositorioRecomendacao.</w:t>
+      </w:r>
+      <w:r>
+        <w:br/>
+      </w:r>
+      <w:r>
+        <w:t xml:space="preserve">Quadro 45. Dicionário de informações da classe RepositorioRegra.</w:t>
+      </w:r>
+      <w:r>
+        <w:br/>
+      </w:r>
+      <w:r>
+        <w:t xml:space="preserve">Quadro 46. Dicionário de informações da classe RepositorioImportacao.</w:t>
+      </w:r>
+      <w:r>
+        <w:br/>
+      </w:r>
+      <w:r>
+        <w:t xml:space="preserve">Quadro 47. Dicionário de informações da classe ServicoAutenticacao.</w:t>
+      </w:r>
+      <w:r>
+        <w:br/>
+      </w:r>
+      <w:r>
+        <w:t xml:space="preserve">Quadro 48. Dicionário de informações da classe ServicoAtivo.</w:t>
+      </w:r>
+      <w:r>
+        <w:br/>
+      </w:r>
+      <w:r>
+        <w:t xml:space="preserve">Quadro 49. Dicionário de informações da classe ServicoImportacao.</w:t>
+      </w:r>
+      <w:r>
+        <w:br/>
+      </w:r>
+      <w:r>
+        <w:t xml:space="preserve">Quadro 50. Dicionário de informações da classe ResultadoImportacao.</w:t>
+      </w:r>
+      <w:r>
+        <w:br/>
+      </w:r>
+      <w:r>
+        <w:t xml:space="preserve">Quadro 51. Dicionário de informações da classe ServicoCarteira.</w:t>
+      </w:r>
+      <w:r>
+        <w:br/>
+      </w:r>
+      <w:r>
+        <w:t xml:space="preserve">Quadro 52. Dicionário de informações da classe ResumoCarteira.</w:t>
+      </w:r>
+      <w:r>
+        <w:br/>
+      </w:r>
+      <w:r>
+        <w:t xml:space="preserve">Quadro 53. Dicionário de informações da classe LinhaResumoCarteira.</w:t>
+      </w:r>
+      <w:r>
+        <w:br/>
+      </w:r>
+      <w:r>
+        <w:t xml:space="preserve">Quadro 54. Dicionário de informações da classe ServicoAlerta.</w:t>
+      </w:r>
+      <w:r>
+        <w:br/>
+      </w:r>
+      <w:r>
+        <w:t xml:space="preserve">Quadro 55. Dicionário de informações da classe ObservadorAlerta.</w:t>
+      </w:r>
+      <w:r>
+        <w:br/>
+      </w:r>
+      <w:r>
+        <w:t xml:space="preserve">Quadro 56. Dicionário de informações da classe ServicoRecomendacao.</w:t>
+      </w:r>
+      <w:r>
+        <w:br/>
+      </w:r>
+      <w:r>
+        <w:t xml:space="preserve">Quadro 57. Dicionário de informações da classe Contexto.</w:t>
+      </w:r>
+      <w:r>
+        <w:br/>
+      </w:r>
+      <w:r>
+        <w:t xml:space="preserve">Quadro 58. Dicionário de informações da classe JanelaPrincipal.</w:t>
+      </w:r>
+      <w:r>
+        <w:br/>
+      </w:r>
+      <w:r>
+        <w:t xml:space="preserve">Quadro 59. Dicionário de informações da classe TelaLogin.</w:t>
+      </w:r>
+      <w:r>
+        <w:br/>
+      </w:r>
+      <w:r>
+        <w:t xml:space="preserve">Quadro 60. Dicionário de informações da classe TelaDashboard.</w:t>
+      </w:r>
+      <w:r>
+        <w:br/>
+      </w:r>
+      <w:r>
+        <w:t xml:space="preserve">Quadro 61. Dicionário de informações da classe TelaDetalheAtivo.</w:t>
+      </w:r>
+      <w:r>
+        <w:br/>
+      </w:r>
+      <w:r>
+        <w:t xml:space="preserve">Quadro 62. Dicionário de informações da classe TelaRecomendacoes.</w:t>
+      </w:r>
+      <w:r>
+        <w:br/>
+      </w:r>
+      <w:r>
+        <w:t xml:space="preserve">Quadro 63. Dicionário de informações da classe TelaCarteira.</w:t>
+      </w:r>
+      <w:r>
+        <w:br/>
+      </w:r>
+      <w:r>
+        <w:t xml:space="preserve">Quadro 64. Dicionário de informações da classe TelaAlertas.</w:t>
+      </w:r>
+      <w:r>
+        <w:br/>
+      </w:r>
+      <w:r>
+        <w:t xml:space="preserve">Quadro 65. Dicionário de informações da classe TelaAtivos.</w:t>
+      </w:r>
+      <w:r>
+        <w:br/>
+      </w:r>
+      <w:r>
+        <w:t xml:space="preserve">Quadro 66. Dicionário de informações da classe TelaImportacao.</w:t>
+      </w:r>
+      <w:r>
+        <w:br/>
+      </w:r>
+      <w:r>
+        <w:t xml:space="preserve">Quadro 67. Dicionário de informações da classe TelaRegras.</w:t>
+      </w:r>
+      <w:r>
+        <w:br/>
+      </w:r>
+      <w:r>
+        <w:t xml:space="preserve">Quadro 68. Dicionário de informações da classe TelaUsuarios.</w:t>
+      </w:r>
+      <w:r>
+        <w:br/>
+      </w:r>
+      <w:r>
+        <w:t xml:space="preserve">Quadro 69. Dicionário de informações da classe DialogoAtivo.</w:t>
+      </w:r>
+      <w:r>
+        <w:br/>
+      </w:r>
+      <w:r>
+        <w:t xml:space="preserve">Quadro 70. Dicionário de informações da classe DialogoOperacao.</w:t>
+      </w:r>
+      <w:r>
+        <w:br/>
+      </w:r>
+      <w:r>
+        <w:t xml:space="preserve">Quadro 71. Dicionário de informações da classe OpcaoOperacao.</w:t>
+      </w:r>
+      <w:r>
+        <w:br/>
+      </w:r>
+      <w:r>
+        <w:t xml:space="preserve">Quadro 72. Dicionário de informações da classe DialogoAlerta.</w:t>
+      </w:r>
+      <w:r>
+        <w:br/>
+      </w:r>
+      <w:r>
+        <w:t xml:space="preserve">Quadro 73. Dicionário de informações da classe OpcaoAlerta.</w:t>
+      </w:r>
+      <w:r>
+        <w:br/>
+      </w:r>
+      <w:r>
+        <w:t xml:space="preserve">Quadro 74. Dicionário de informações da classe DialogoRegra.</w:t>
+      </w:r>
+      <w:r>
+        <w:br/>
+      </w:r>
+      <w:r>
+        <w:t xml:space="preserve">Quadro 75. Dicionário de informações da classe DialogoUsuario.</w:t>
+      </w:r>
+      <w:r>
+        <w:br/>
+      </w:r>
+      <w:r>
+        <w:t xml:space="preserve">Quadro 76. Dicionário de informações da classe CartaoIndicador.</w:t>
+      </w:r>
+      <w:r>
+        <w:br/>
+      </w:r>
+      <w:r>
+        <w:t xml:space="preserve">Quadro 77. Dicionário de informações da classe GraficoCandlestick.</w:t>
+      </w:r>
+      <w:r>
+        <w:br/>
+      </w:r>
+      <w:r>
+        <w:t xml:space="preserve">Quadro 78. Dicionário de informações da classe GraficoLinha.</w:t>
+      </w:r>
+    </w:p>
+    <w:p>
+      <w:r>
+        <w:br w:type="page"/>
+      </w:r>
+    </w:p>
     <w:bookmarkEnd w:id="10"/>
-    <w:bookmarkStart w:id="11" w:name="lista-de-figuras"/>
+    <w:bookmarkStart w:id="11" w:name="lista-de-abreviaturas-e-siglas"/>
     <w:p>
       <w:pPr>
         <w:pStyle w:val="Heading1"/>
       </w:pPr>
       <w:r>
-        <w:t xml:space="preserve">Lista de Figuras</w:t>
+        <w:t xml:space="preserve">LISTA DE ABREVIATURAS E SIGLAS</w:t>
       </w:r>
     </w:p>
     <w:p>
@@ -585,869 +1418,130 @@
         <w:pStyle w:val="FirstParagraph"/>
       </w:pPr>
       <w:r>
-        <w:t xml:space="preserve">Figura 1. Sessão online de Planning Poker. 🟦</w:t>
-      </w:r>
-      <w:r>
-        <w:br/>
-      </w:r>
-      <w:r>
-        <w:t xml:space="preserve">Figura 2. Protótipo da tela de login.</w:t>
-      </w:r>
-      <w:r>
-        <w:br/>
-      </w:r>
-      <w:r>
-        <w:t xml:space="preserve">Figura 3. Janela principal com a navegação do papel Administrador.</w:t>
-      </w:r>
-      <w:r>
-        <w:br/>
-      </w:r>
-      <w:r>
-        <w:t xml:space="preserve">Figura 4. Janela principal com a navegação do papel Investidor.</w:t>
-      </w:r>
-      <w:r>
-        <w:br/>
-      </w:r>
-      <w:r>
-        <w:t xml:space="preserve">Figura 5. Protótipo do painel de análise, com gráfico de velas, médias móveis e indicadores do período.</w:t>
-      </w:r>
-      <w:r>
-        <w:br/>
-      </w:r>
-      <w:r>
-        <w:t xml:space="preserve">Figura 6. Protótipo da tela de detalhes do ativo, com fundamentos e histórico.</w:t>
-      </w:r>
-      <w:r>
-        <w:br/>
-      </w:r>
-      <w:r>
-        <w:t xml:space="preserve">Figura 7. Protótipo da tela de recomendações vigentes com justificativa.</w:t>
-      </w:r>
-      <w:r>
-        <w:br/>
-      </w:r>
-      <w:r>
-        <w:t xml:space="preserve">Figura 8. Protótipo da tela da carteira com resultado consolidado.</w:t>
-      </w:r>
-      <w:r>
-        <w:br/>
-      </w:r>
-      <w:r>
-        <w:t xml:space="preserve">Figura 9. Protótipo da tela de alertas de preço.</w:t>
-      </w:r>
-      <w:r>
-        <w:br/>
-      </w:r>
-      <w:r>
-        <w:t xml:space="preserve">Figura 10. Protótipo da tela de administração de ativos.</w:t>
-      </w:r>
-      <w:r>
-        <w:br/>
-      </w:r>
-      <w:r>
-        <w:t xml:space="preserve">Figura 11. Protótipo da tela de importação de cotações com relatório de validação.</w:t>
-      </w:r>
-      <w:r>
-        <w:br/>
-      </w:r>
-      <w:r>
-        <w:t xml:space="preserve">Figura 12. Protótipo da tela de configuração das regras de análise.</w:t>
-      </w:r>
-      <w:r>
-        <w:br/>
-      </w:r>
-      <w:r>
-        <w:t xml:space="preserve">Figura 13. Protótipo da tela de gerenciamento de usuários.</w:t>
-      </w:r>
-      <w:r>
-        <w:br/>
-      </w:r>
-      <w:r>
-        <w:t xml:space="preserve">Figura 14. Diagrama de casos de uso.</w:t>
-      </w:r>
-      <w:r>
-        <w:br/>
-      </w:r>
-      <w:r>
-        <w:t xml:space="preserve">Figura 15. Diagrama de classes do domínio do sistema.</w:t>
-      </w:r>
-      <w:r>
-        <w:br/>
-      </w:r>
-      <w:r>
-        <w:t xml:space="preserve">Figura 16. Diagrama de classes do núcleo de análise, com o padrão Strategy.</w:t>
-      </w:r>
-      <w:r>
-        <w:br/>
-      </w:r>
-      <w:r>
-        <w:t xml:space="preserve">Figura 17. Diagrama de classes da arquitetura em camadas.</w:t>
-      </w:r>
-      <w:r>
-        <w:br/>
-      </w:r>
-      <w:r>
-        <w:t xml:space="preserve">Figura 18. Diagrama de objetos da análise de um ativo.</w:t>
-      </w:r>
-      <w:r>
-        <w:br/>
-      </w:r>
-      <w:r>
-        <w:t xml:space="preserve">Figura 19. Diagrama de objetos da carteira do investidor.</w:t>
-      </w:r>
-      <w:r>
-        <w:br/>
-      </w:r>
-      <w:r>
-        <w:t xml:space="preserve">Figura 20. Diagrama de sequência para o [UC001].</w:t>
-      </w:r>
-      <w:r>
-        <w:br/>
-      </w:r>
-      <w:r>
-        <w:t xml:space="preserve">Figura 21. Diagrama de sequência para o [UC002].</w:t>
-      </w:r>
-      <w:r>
-        <w:br/>
-      </w:r>
-      <w:r>
-        <w:t xml:space="preserve">Figura 22. Diagrama de sequência para o [UC003].</w:t>
-      </w:r>
-      <w:r>
-        <w:br/>
-      </w:r>
-      <w:r>
-        <w:t xml:space="preserve">Figura 23. Diagrama de sequência para o [UC004].</w:t>
-      </w:r>
-      <w:r>
-        <w:br/>
-      </w:r>
-      <w:r>
-        <w:t xml:space="preserve">Figura 24. Diagrama de sequência para o [UC005].</w:t>
-      </w:r>
-      <w:r>
-        <w:br/>
-      </w:r>
-      <w:r>
-        <w:t xml:space="preserve">Figura 25. Diagrama de sequência para o [UC006].</w:t>
-      </w:r>
-      <w:r>
-        <w:br/>
-      </w:r>
-      <w:r>
-        <w:t xml:space="preserve">Figura 26. Diagrama de sequência para o [UC007].</w:t>
-      </w:r>
-      <w:r>
-        <w:br/>
-      </w:r>
-      <w:r>
-        <w:t xml:space="preserve">Figura 27. Diagrama de sequência para o [UC008].</w:t>
-      </w:r>
-      <w:r>
-        <w:br/>
-      </w:r>
-      <w:r>
-        <w:t xml:space="preserve">Figura 28. Diagrama de sequência para o [UC009].</w:t>
-      </w:r>
-      <w:r>
-        <w:br/>
-      </w:r>
-      <w:r>
-        <w:t xml:space="preserve">Figura 29. Diagrama de sequência para o [UC010].</w:t>
-      </w:r>
-      <w:r>
-        <w:br/>
-      </w:r>
-      <w:r>
-        <w:t xml:space="preserve">Figura 30. Diagrama de sequência para o [UC011].</w:t>
-      </w:r>
-      <w:r>
-        <w:br/>
-      </w:r>
-      <w:r>
-        <w:t xml:space="preserve">Figura 31. Diagrama de sequência para o [UC012].</w:t>
-      </w:r>
-      <w:r>
-        <w:br/>
-      </w:r>
-      <w:r>
-        <w:t xml:space="preserve">Figura 32. Diagrama de sequência para o [UC013].</w:t>
-      </w:r>
-      <w:r>
-        <w:br/>
-      </w:r>
-      <w:r>
-        <w:t xml:space="preserve">Figura 33. Diagrama de sequência para o [UC014].</w:t>
-      </w:r>
-      <w:r>
-        <w:br/>
-      </w:r>
-      <w:r>
-        <w:t xml:space="preserve">Figura 34. Diagrama de sequência para o [UC015].</w:t>
-      </w:r>
-      <w:r>
-        <w:br/>
-      </w:r>
-      <w:r>
-        <w:t xml:space="preserve">Figura 35. Diagrama de sequência para o [UC016].</w:t>
-      </w:r>
-      <w:r>
-        <w:br/>
-      </w:r>
-      <w:r>
-        <w:t xml:space="preserve">Figura 36. Diagrama de sequência para o [UC017].</w:t>
-      </w:r>
-      <w:r>
-        <w:br/>
-      </w:r>
-      <w:r>
-        <w:t xml:space="preserve">Figura 37. Diagrama de sequência para o [UC018].</w:t>
+        <w:t xml:space="preserve">AB3: Analisador de Ativos da B3 (nome do sistema).</w:t>
+      </w:r>
+      <w:r>
+        <w:t xml:space="preserve"> </w:t>
+      </w:r>
+      <w:r>
+        <w:t xml:space="preserve">B3: Brasil, Bolsa, Balcão (bolsa de valores brasileira).</w:t>
+      </w:r>
+      <w:r>
+        <w:t xml:space="preserve"> </w:t>
+      </w:r>
+      <w:r>
+        <w:t xml:space="preserve">CSV: Comma-Separated Values (valores separados por delimitador).</w:t>
+      </w:r>
+      <w:r>
+        <w:t xml:space="preserve"> </w:t>
+      </w:r>
+      <w:r>
+        <w:t xml:space="preserve">DER: Diagrama Entidade-Relacionamento.</w:t>
+      </w:r>
+      <w:r>
+        <w:t xml:space="preserve"> </w:t>
+      </w:r>
+      <w:r>
+        <w:t xml:space="preserve">DY: Dividend Yield (rendimento de dividendos).</w:t>
+      </w:r>
+      <w:r>
+        <w:t xml:space="preserve"> </w:t>
+      </w:r>
+      <w:r>
+        <w:t xml:space="preserve">FII: Fundo de Investimento Imobiliário.</w:t>
+      </w:r>
+      <w:r>
+        <w:t xml:space="preserve"> </w:t>
+      </w:r>
+      <w:r>
+        <w:t xml:space="preserve">POO: Programação Orientada a Objetos.</w:t>
+      </w:r>
+      <w:r>
+        <w:t xml:space="preserve"> </w:t>
+      </w:r>
+      <w:r>
+        <w:t xml:space="preserve">P/L: Índice Preço sobre Lucro.</w:t>
+      </w:r>
+      <w:r>
+        <w:t xml:space="preserve"> </w:t>
+      </w:r>
+      <w:r>
+        <w:t xml:space="preserve">REU: Requisito de Experiência de Usuário.</w:t>
+      </w:r>
+      <w:r>
+        <w:t xml:space="preserve"> </w:t>
+      </w:r>
+      <w:r>
+        <w:t xml:space="preserve">RF: Requisito Funcional.</w:t>
+      </w:r>
+      <w:r>
+        <w:t xml:space="preserve"> </w:t>
+      </w:r>
+      <w:r>
+        <w:t xml:space="preserve">RN: Regra de Negócio.</w:t>
+      </w:r>
+      <w:r>
+        <w:t xml:space="preserve"> </w:t>
+      </w:r>
+      <w:r>
+        <w:t xml:space="preserve">RNF: Requisito Não Funcional.</w:t>
+      </w:r>
+      <w:r>
+        <w:t xml:space="preserve"> </w:t>
+      </w:r>
+      <w:r>
+        <w:t xml:space="preserve">RP: Restrição de Projeto.</w:t>
+      </w:r>
+      <w:r>
+        <w:t xml:space="preserve"> </w:t>
+      </w:r>
+      <w:r>
+        <w:t xml:space="preserve">RSI: Relative Strength Index (Índice de Força Relativa).</w:t>
+      </w:r>
+      <w:r>
+        <w:t xml:space="preserve"> </w:t>
+      </w:r>
+      <w:r>
+        <w:t xml:space="preserve">SGBD: Sistema Gerenciador de Banco de Dados.</w:t>
+      </w:r>
+      <w:r>
+        <w:t xml:space="preserve"> </w:t>
+      </w:r>
+      <w:r>
+        <w:t xml:space="preserve">SHA: Secure Hash Algorithm (algoritmo de resumo criptográfico).</w:t>
+      </w:r>
+      <w:r>
+        <w:t xml:space="preserve"> </w:t>
+      </w:r>
+      <w:r>
+        <w:t xml:space="preserve">SQL: Structured Query Language (Linguagem de Consulta Estruturada).</w:t>
+      </w:r>
+      <w:r>
+        <w:t xml:space="preserve"> </w:t>
+      </w:r>
+      <w:r>
+        <w:t xml:space="preserve">UC: Use Case (Caso de Uso).</w:t>
+      </w:r>
+      <w:r>
+        <w:t xml:space="preserve"> </w:t>
+      </w:r>
+      <w:r>
+        <w:t xml:space="preserve">UCP: Use Case Points (Pontos de Caso de Uso).</w:t>
+      </w:r>
+      <w:r>
+        <w:t xml:space="preserve"> </w:t>
+      </w:r>
+      <w:r>
+        <w:t xml:space="preserve">UML: Unified Modeling Language (Linguagem de Modelagem Unificada).</w:t>
+      </w:r>
+    </w:p>
+    <w:p>
+      <w:r>
+        <w:br w:type="page"/>
       </w:r>
     </w:p>
     <w:bookmarkEnd w:id="11"/>
-    <w:bookmarkStart w:id="12" w:name="lista-de-tabelas-e-quadros"/>
-    <w:p>
-      <w:pPr>
-        <w:pStyle w:val="Heading1"/>
-      </w:pPr>
-      <w:r>
-        <w:t xml:space="preserve">Lista de Tabelas e Quadros</w:t>
-      </w:r>
-    </w:p>
-    <w:p>
-      <w:pPr>
-        <w:pStyle w:val="FirstParagraph"/>
-      </w:pPr>
-      <w:r>
-        <w:t xml:space="preserve">Tabela 1. Estimativa de esforço em horas para cada requisito funcional.</w:t>
-      </w:r>
-      <w:r>
-        <w:br/>
-      </w:r>
-      <w:r>
-        <w:t xml:space="preserve">Tabela 2. Cálculo do peso não ajustado dos atores (UAW).</w:t>
-      </w:r>
-      <w:r>
-        <w:br/>
-      </w:r>
-      <w:r>
-        <w:t xml:space="preserve">Tabela 3. Cálculo do peso não ajustado dos casos de uso (UUCW).</w:t>
-      </w:r>
-      <w:r>
-        <w:br/>
-      </w:r>
-      <w:r>
-        <w:t xml:space="preserve">Tabela 4. Fatores de complexidade técnica (TCF).</w:t>
-      </w:r>
-      <w:r>
-        <w:br/>
-      </w:r>
-      <w:r>
-        <w:t xml:space="preserve">Tabela 5. Fatores de ambiente (ECF).</w:t>
-      </w:r>
-      <w:r>
-        <w:br/>
-      </w:r>
-      <w:r>
-        <w:t xml:space="preserve">Quadro 1. Descrição do caso de uso UC001.</w:t>
-      </w:r>
-      <w:r>
-        <w:br/>
-      </w:r>
-      <w:r>
-        <w:t xml:space="preserve">Quadro 2. Descrição do caso de uso UC002.</w:t>
-      </w:r>
-      <w:r>
-        <w:br/>
-      </w:r>
-      <w:r>
-        <w:t xml:space="preserve">Quadro 3. Descrição do caso de uso UC003.</w:t>
-      </w:r>
-      <w:r>
-        <w:br/>
-      </w:r>
-      <w:r>
-        <w:t xml:space="preserve">Quadro 4. Descrição do caso de uso UC004.</w:t>
-      </w:r>
-      <w:r>
-        <w:br/>
-      </w:r>
-      <w:r>
-        <w:t xml:space="preserve">Quadro 5. Descrição do caso de uso UC005.</w:t>
-      </w:r>
-      <w:r>
-        <w:br/>
-      </w:r>
-      <w:r>
-        <w:t xml:space="preserve">Quadro 6. Descrição do caso de uso UC006.</w:t>
-      </w:r>
-      <w:r>
-        <w:br/>
-      </w:r>
-      <w:r>
-        <w:t xml:space="preserve">Quadro 7. Descrição do caso de uso UC007.</w:t>
-      </w:r>
-      <w:r>
-        <w:br/>
-      </w:r>
-      <w:r>
-        <w:t xml:space="preserve">Quadro 8. Descrição do caso de uso UC008.</w:t>
-      </w:r>
-      <w:r>
-        <w:br/>
-      </w:r>
-      <w:r>
-        <w:t xml:space="preserve">Quadro 9. Descrição do caso de uso UC009.</w:t>
-      </w:r>
-      <w:r>
-        <w:br/>
-      </w:r>
-      <w:r>
-        <w:t xml:space="preserve">Quadro 10. Descrição do caso de uso UC010.</w:t>
-      </w:r>
-      <w:r>
-        <w:br/>
-      </w:r>
-      <w:r>
-        <w:t xml:space="preserve">Quadro 11. Descrição do caso de uso UC011.</w:t>
-      </w:r>
-      <w:r>
-        <w:br/>
-      </w:r>
-      <w:r>
-        <w:t xml:space="preserve">Quadro 12. Descrição do caso de uso UC012.</w:t>
-      </w:r>
-      <w:r>
-        <w:br/>
-      </w:r>
-      <w:r>
-        <w:t xml:space="preserve">Quadro 13. Descrição do caso de uso UC013.</w:t>
-      </w:r>
-      <w:r>
-        <w:br/>
-      </w:r>
-      <w:r>
-        <w:t xml:space="preserve">Quadro 14. Descrição do caso de uso UC014.</w:t>
-      </w:r>
-      <w:r>
-        <w:br/>
-      </w:r>
-      <w:r>
-        <w:t xml:space="preserve">Quadro 15. Descrição do caso de uso UC015.</w:t>
-      </w:r>
-      <w:r>
-        <w:br/>
-      </w:r>
-      <w:r>
-        <w:t xml:space="preserve">Quadro 16. Descrição do caso de uso UC016.</w:t>
-      </w:r>
-      <w:r>
-        <w:br/>
-      </w:r>
-      <w:r>
-        <w:t xml:space="preserve">Quadro 17. Descrição do caso de uso UC017.</w:t>
-      </w:r>
-      <w:r>
-        <w:br/>
-      </w:r>
-      <w:r>
-        <w:t xml:space="preserve">Quadro 18. Descrição do caso de uso UC018.</w:t>
-      </w:r>
-      <w:r>
-        <w:br/>
-      </w:r>
-      <w:r>
-        <w:t xml:space="preserve">Quadro 19. Dicionário de informações da classe Usuario.</w:t>
-      </w:r>
-      <w:r>
-        <w:br/>
-      </w:r>
-      <w:r>
-        <w:t xml:space="preserve">Quadro 20. Dicionário de informações da classe Ativo (abstrata).</w:t>
-      </w:r>
-      <w:r>
-        <w:br/>
-      </w:r>
-      <w:r>
-        <w:t xml:space="preserve">Quadro 21. Dicionário de informações da classe Acao.</w:t>
-      </w:r>
-      <w:r>
-        <w:br/>
-      </w:r>
-      <w:r>
-        <w:t xml:space="preserve">Quadro 22. Dicionário de informações da classe FundoImobiliario.</w:t>
-      </w:r>
-      <w:r>
-        <w:br/>
-      </w:r>
-      <w:r>
-        <w:t xml:space="preserve">Quadro 23. Dicionário de informações da classe Cotacao.</w:t>
-      </w:r>
-      <w:r>
-        <w:br/>
-      </w:r>
-      <w:r>
-        <w:t xml:space="preserve">Quadro 24. Dicionário de informações da classe Indicador.</w:t>
-      </w:r>
-      <w:r>
-        <w:br/>
-      </w:r>
-      <w:r>
-        <w:t xml:space="preserve">Quadro 25. Dicionário de informações da classe Carteira.</w:t>
-      </w:r>
-      <w:r>
-        <w:br/>
-      </w:r>
-      <w:r>
-        <w:t xml:space="preserve">Quadro 26. Dicionário de informações da classe Posicao.</w:t>
-      </w:r>
-      <w:r>
-        <w:br/>
-      </w:r>
-      <w:r>
-        <w:t xml:space="preserve">Quadro 27. Dicionário de informações da classe Alerta.</w:t>
-      </w:r>
-      <w:r>
-        <w:br/>
-      </w:r>
-      <w:r>
-        <w:t xml:space="preserve">Quadro 28. Dicionário de informações da classe Recomendacao.</w:t>
-      </w:r>
-      <w:r>
-        <w:br/>
-      </w:r>
-      <w:r>
-        <w:t xml:space="preserve">Quadro 29. Dicionário de informações da classe RegraConfigurada.</w:t>
-      </w:r>
-      <w:r>
-        <w:br/>
-      </w:r>
-      <w:r>
-        <w:t xml:space="preserve">Quadro 30. Dicionário de informações da classe Importacao.</w:t>
-      </w:r>
-      <w:r>
-        <w:br/>
-      </w:r>
-      <w:r>
-        <w:t xml:space="preserve">Quadro 31. Dicionário de informações da interface RegraAnalise.</w:t>
-      </w:r>
-      <w:r>
-        <w:br/>
-      </w:r>
-      <w:r>
-        <w:t xml:space="preserve">Quadro 32. Dicionário de informações da classe RegraCruzamentoMedias.</w:t>
-      </w:r>
-      <w:r>
-        <w:br/>
-      </w:r>
-      <w:r>
-        <w:t xml:space="preserve">Quadro 33. Dicionário de informações da classe RegraRsi.</w:t>
-      </w:r>
-      <w:r>
-        <w:br/>
-      </w:r>
-      <w:r>
-        <w:t xml:space="preserve">Quadro 34. Dicionário de informações da classe RegraDividendYield.</w:t>
-      </w:r>
-      <w:r>
-        <w:br/>
-      </w:r>
-      <w:r>
-        <w:t xml:space="preserve">Quadro 35. Dicionário de informações da classe RegraPrecoLucro.</w:t>
-      </w:r>
-      <w:r>
-        <w:br/>
-      </w:r>
-      <w:r>
-        <w:t xml:space="preserve">Quadro 36. Dicionário de informações da classe MotorAnalise.</w:t>
-      </w:r>
-      <w:r>
-        <w:br/>
-      </w:r>
-      <w:r>
-        <w:t xml:space="preserve">Quadro 37. Dicionário de informações da classe CalculadoraIndicadores.</w:t>
-      </w:r>
-      <w:r>
-        <w:br/>
-      </w:r>
-      <w:r>
-        <w:t xml:space="preserve">Quadro 38. Dicionário de informações da classe BancoDeDados.</w:t>
-      </w:r>
-      <w:r>
-        <w:br/>
-      </w:r>
-      <w:r>
-        <w:t xml:space="preserve">Quadro 39. Dicionário de informações da classe RepositorioUsuario.</w:t>
-      </w:r>
-      <w:r>
-        <w:br/>
-      </w:r>
-      <w:r>
-        <w:t xml:space="preserve">Quadro 40. Dicionário de informações da classe RepositorioAtivo.</w:t>
-      </w:r>
-      <w:r>
-        <w:br/>
-      </w:r>
-      <w:r>
-        <w:t xml:space="preserve">Quadro 41. Dicionário de informações da classe RepositorioCotacao.</w:t>
-      </w:r>
-      <w:r>
-        <w:br/>
-      </w:r>
-      <w:r>
-        <w:t xml:space="preserve">Quadro 42. Dicionário de informações da classe RepositorioCarteira.</w:t>
-      </w:r>
-      <w:r>
-        <w:br/>
-      </w:r>
-      <w:r>
-        <w:t xml:space="preserve">Quadro 43. Dicionário de informações da classe RepositorioAlerta.</w:t>
-      </w:r>
-      <w:r>
-        <w:br/>
-      </w:r>
-      <w:r>
-        <w:t xml:space="preserve">Quadro 44. Dicionário de informações da classe RepositorioRecomendacao.</w:t>
-      </w:r>
-      <w:r>
-        <w:br/>
-      </w:r>
-      <w:r>
-        <w:t xml:space="preserve">Quadro 45. Dicionário de informações da classe RepositorioRegra.</w:t>
-      </w:r>
-      <w:r>
-        <w:br/>
-      </w:r>
-      <w:r>
-        <w:t xml:space="preserve">Quadro 46. Dicionário de informações da classe RepositorioImportacao.</w:t>
-      </w:r>
-      <w:r>
-        <w:br/>
-      </w:r>
-      <w:r>
-        <w:t xml:space="preserve">Quadro 47. Dicionário de informações da classe ServicoAutenticacao.</w:t>
-      </w:r>
-      <w:r>
-        <w:br/>
-      </w:r>
-      <w:r>
-        <w:t xml:space="preserve">Quadro 48. Dicionário de informações da classe ServicoAtivo.</w:t>
-      </w:r>
-      <w:r>
-        <w:br/>
-      </w:r>
-      <w:r>
-        <w:t xml:space="preserve">Quadro 49. Dicionário de informações da classe ServicoImportacao.</w:t>
-      </w:r>
-      <w:r>
-        <w:br/>
-      </w:r>
-      <w:r>
-        <w:t xml:space="preserve">Quadro 50. Dicionário de informações da classe ResultadoImportacao.</w:t>
-      </w:r>
-      <w:r>
-        <w:br/>
-      </w:r>
-      <w:r>
-        <w:t xml:space="preserve">Quadro 51. Dicionário de informações da classe ServicoCarteira.</w:t>
-      </w:r>
-      <w:r>
-        <w:br/>
-      </w:r>
-      <w:r>
-        <w:t xml:space="preserve">Quadro 52. Dicionário de informações da classe ResumoCarteira.</w:t>
-      </w:r>
-      <w:r>
-        <w:br/>
-      </w:r>
-      <w:r>
-        <w:t xml:space="preserve">Quadro 53. Dicionário de informações da classe LinhaResumoCarteira.</w:t>
-      </w:r>
-      <w:r>
-        <w:br/>
-      </w:r>
-      <w:r>
-        <w:t xml:space="preserve">Quadro 54. Dicionário de informações da classe ServicoAlerta.</w:t>
-      </w:r>
-      <w:r>
-        <w:br/>
-      </w:r>
-      <w:r>
-        <w:t xml:space="preserve">Quadro 55. Dicionário de informações da classe ObservadorAlerta.</w:t>
-      </w:r>
-      <w:r>
-        <w:br/>
-      </w:r>
-      <w:r>
-        <w:t xml:space="preserve">Quadro 56. Dicionário de informações da classe ServicoRecomendacao.</w:t>
-      </w:r>
-      <w:r>
-        <w:br/>
-      </w:r>
-      <w:r>
-        <w:t xml:space="preserve">Quadro 57. Dicionário de informações da classe Contexto.</w:t>
-      </w:r>
-      <w:r>
-        <w:br/>
-      </w:r>
-      <w:r>
-        <w:t xml:space="preserve">Quadro 58. Dicionário de informações da classe JanelaPrincipal.</w:t>
-      </w:r>
-      <w:r>
-        <w:br/>
-      </w:r>
-      <w:r>
-        <w:t xml:space="preserve">Quadro 59. Dicionário de informações da classe TelaLogin.</w:t>
-      </w:r>
-      <w:r>
-        <w:br/>
-      </w:r>
-      <w:r>
-        <w:t xml:space="preserve">Quadro 60. Dicionário de informações da classe TelaDashboard.</w:t>
-      </w:r>
-      <w:r>
-        <w:br/>
-      </w:r>
-      <w:r>
-        <w:t xml:space="preserve">Quadro 61. Dicionário de informações da classe TelaDetalheAtivo.</w:t>
-      </w:r>
-      <w:r>
-        <w:br/>
-      </w:r>
-      <w:r>
-        <w:t xml:space="preserve">Quadro 62. Dicionário de informações da classe TelaRecomendacoes.</w:t>
-      </w:r>
-      <w:r>
-        <w:br/>
-      </w:r>
-      <w:r>
-        <w:t xml:space="preserve">Quadro 63. Dicionário de informações da classe TelaCarteira.</w:t>
-      </w:r>
-      <w:r>
-        <w:br/>
-      </w:r>
-      <w:r>
-        <w:t xml:space="preserve">Quadro 64. Dicionário de informações da classe TelaAlertas.</w:t>
-      </w:r>
-      <w:r>
-        <w:br/>
-      </w:r>
-      <w:r>
-        <w:t xml:space="preserve">Quadro 65. Dicionário de informações da classe TelaAtivos.</w:t>
-      </w:r>
-      <w:r>
-        <w:br/>
-      </w:r>
-      <w:r>
-        <w:t xml:space="preserve">Quadro 66. Dicionário de informações da classe TelaImportacao.</w:t>
-      </w:r>
-      <w:r>
-        <w:br/>
-      </w:r>
-      <w:r>
-        <w:t xml:space="preserve">Quadro 67. Dicionário de informações da classe TelaRegras.</w:t>
-      </w:r>
-      <w:r>
-        <w:br/>
-      </w:r>
-      <w:r>
-        <w:t xml:space="preserve">Quadro 68. Dicionário de informações da classe TelaUsuarios.</w:t>
-      </w:r>
-      <w:r>
-        <w:br/>
-      </w:r>
-      <w:r>
-        <w:t xml:space="preserve">Quadro 69. Dicionário de informações da classe DialogoAtivo.</w:t>
-      </w:r>
-      <w:r>
-        <w:br/>
-      </w:r>
-      <w:r>
-        <w:t xml:space="preserve">Quadro 70. Dicionário de informações da classe DialogoOperacao.</w:t>
-      </w:r>
-      <w:r>
-        <w:br/>
-      </w:r>
-      <w:r>
-        <w:t xml:space="preserve">Quadro 71. Dicionário de informações da classe OpcaoOperacao.</w:t>
-      </w:r>
-      <w:r>
-        <w:br/>
-      </w:r>
-      <w:r>
-        <w:t xml:space="preserve">Quadro 72. Dicionário de informações da classe DialogoAlerta.</w:t>
-      </w:r>
-      <w:r>
-        <w:br/>
-      </w:r>
-      <w:r>
-        <w:t xml:space="preserve">Quadro 73. Dicionário de informações da classe OpcaoAlerta.</w:t>
-      </w:r>
-      <w:r>
-        <w:br/>
-      </w:r>
-      <w:r>
-        <w:t xml:space="preserve">Quadro 74. Dicionário de informações da classe DialogoRegra.</w:t>
-      </w:r>
-      <w:r>
-        <w:br/>
-      </w:r>
-      <w:r>
-        <w:t xml:space="preserve">Quadro 75. Dicionário de informações da classe DialogoUsuario.</w:t>
-      </w:r>
-      <w:r>
-        <w:br/>
-      </w:r>
-      <w:r>
-        <w:t xml:space="preserve">Quadro 76. Dicionário de informações da classe CartaoIndicador.</w:t>
-      </w:r>
-      <w:r>
-        <w:br/>
-      </w:r>
-      <w:r>
-        <w:t xml:space="preserve">Quadro 77. Dicionário de informações da classe GraficoCandlestick.</w:t>
-      </w:r>
-      <w:r>
-        <w:br/>
-      </w:r>
-      <w:r>
-        <w:t xml:space="preserve">Quadro 78. Dicionário de informações da classe GraficoLinha.</w:t>
-      </w:r>
-    </w:p>
-    <w:bookmarkEnd w:id="12"/>
-    <w:bookmarkStart w:id="13" w:name="lista-de-abreviaturas-e-siglas"/>
-    <w:p>
-      <w:pPr>
-        <w:pStyle w:val="Heading1"/>
-      </w:pPr>
-      <w:r>
-        <w:t xml:space="preserve">Lista de Abreviaturas e Siglas</w:t>
-      </w:r>
-    </w:p>
-    <w:p>
-      <w:pPr>
-        <w:pStyle w:val="FirstParagraph"/>
-      </w:pPr>
-      <w:r>
-        <w:t xml:space="preserve">AB3: Analisador de Ativos da B3 (nome do sistema).</w:t>
-      </w:r>
-      <w:r>
-        <w:t xml:space="preserve"> </w:t>
-      </w:r>
-      <w:r>
-        <w:t xml:space="preserve">B3: Brasil, Bolsa, Balcão (bolsa de valores brasileira).</w:t>
-      </w:r>
-      <w:r>
-        <w:t xml:space="preserve"> </w:t>
-      </w:r>
-      <w:r>
-        <w:t xml:space="preserve">CSV: Comma-Separated Values (valores separados por delimitador).</w:t>
-      </w:r>
-      <w:r>
-        <w:t xml:space="preserve"> </w:t>
-      </w:r>
-      <w:r>
-        <w:t xml:space="preserve">DER: Diagrama Entidade-Relacionamento.</w:t>
-      </w:r>
-      <w:r>
-        <w:t xml:space="preserve"> </w:t>
-      </w:r>
-      <w:r>
-        <w:t xml:space="preserve">DY: Dividend Yield (rendimento de dividendos).</w:t>
-      </w:r>
-      <w:r>
-        <w:t xml:space="preserve"> </w:t>
-      </w:r>
-      <w:r>
-        <w:t xml:space="preserve">FII: Fundo de Investimento Imobiliário.</w:t>
-      </w:r>
-      <w:r>
-        <w:t xml:space="preserve"> </w:t>
-      </w:r>
-      <w:r>
-        <w:t xml:space="preserve">POO: Programação Orientada a Objetos.</w:t>
-      </w:r>
-      <w:r>
-        <w:t xml:space="preserve"> </w:t>
-      </w:r>
-      <w:r>
-        <w:t xml:space="preserve">P/L: Índice Preço sobre Lucro.</w:t>
-      </w:r>
-      <w:r>
-        <w:t xml:space="preserve"> </w:t>
-      </w:r>
-      <w:r>
-        <w:t xml:space="preserve">REU: Requisito de Experiência de Usuário.</w:t>
-      </w:r>
-      <w:r>
-        <w:t xml:space="preserve"> </w:t>
-      </w:r>
-      <w:r>
-        <w:t xml:space="preserve">RF: Requisito Funcional.</w:t>
-      </w:r>
-      <w:r>
-        <w:t xml:space="preserve"> </w:t>
-      </w:r>
-      <w:r>
-        <w:t xml:space="preserve">RN: Regra de Negócio.</w:t>
-      </w:r>
-      <w:r>
-        <w:t xml:space="preserve"> </w:t>
-      </w:r>
-      <w:r>
-        <w:t xml:space="preserve">RNF: Requisito Não Funcional.</w:t>
-      </w:r>
-      <w:r>
-        <w:t xml:space="preserve"> </w:t>
-      </w:r>
-      <w:r>
-        <w:t xml:space="preserve">RP: Restrição de Projeto.</w:t>
-      </w:r>
-      <w:r>
-        <w:t xml:space="preserve"> </w:t>
-      </w:r>
-      <w:r>
-        <w:t xml:space="preserve">RSI: Relative Strength Index (Índice de Força Relativa).</w:t>
-      </w:r>
-      <w:r>
-        <w:t xml:space="preserve"> </w:t>
-      </w:r>
-      <w:r>
-        <w:t xml:space="preserve">SGBD: Sistema Gerenciador de Banco de Dados.</w:t>
-      </w:r>
-      <w:r>
-        <w:t xml:space="preserve"> </w:t>
-      </w:r>
-      <w:r>
-        <w:t xml:space="preserve">SHA: Secure Hash Algorithm (algoritmo de resumo criptográfico).</w:t>
-      </w:r>
-      <w:r>
-        <w:t xml:space="preserve"> </w:t>
-      </w:r>
-      <w:r>
-        <w:t xml:space="preserve">SQL: Structured Query Language (Linguagem de Consulta Estruturada).</w:t>
-      </w:r>
-      <w:r>
-        <w:t xml:space="preserve"> </w:t>
-      </w:r>
-      <w:r>
-        <w:t xml:space="preserve">UC: Use Case (Caso de Uso).</w:t>
-      </w:r>
-      <w:r>
-        <w:t xml:space="preserve"> </w:t>
-      </w:r>
-      <w:r>
-        <w:t xml:space="preserve">UCP: Use Case Points (Pontos de Caso de Uso).</w:t>
-      </w:r>
-      <w:r>
-        <w:t xml:space="preserve"> </w:t>
-      </w:r>
-      <w:r>
-        <w:t xml:space="preserve">UML: Unified Modeling Language (Linguagem de Modelagem Unificada).</w:t>
-      </w:r>
-    </w:p>
-    <w:bookmarkEnd w:id="13"/>
-    <w:bookmarkStart w:id="17" w:name="introdução"/>
+    <w:bookmarkStart w:id="15" w:name="introdução"/>
     <w:p>
       <w:pPr>
         <w:pStyle w:val="Heading1"/>
@@ -1563,7 +1657,7 @@
         <w:t xml:space="preserve">ao estudo — as recomendações são apoio à decisão, e não aconselhamento financeiro.</w:t>
       </w:r>
     </w:p>
-    <w:bookmarkStart w:id="14" w:name="objetivo-geral"/>
+    <w:bookmarkStart w:id="12" w:name="objetivo-geral"/>
     <w:p>
       <w:pPr>
         <w:pStyle w:val="Heading2"/>
@@ -1592,8 +1686,8 @@
         <w:t xml:space="preserve">Paraná.</w:t>
       </w:r>
     </w:p>
-    <w:bookmarkEnd w:id="14"/>
-    <w:bookmarkStart w:id="15" w:name="objetivos-específicos"/>
+    <w:bookmarkEnd w:id="12"/>
+    <w:bookmarkStart w:id="13" w:name="objetivos-específicos"/>
     <w:p>
       <w:pPr>
         <w:pStyle w:val="Heading2"/>
@@ -1674,8 +1768,8 @@
         <w:t xml:space="preserve">consolidado, e alertas de preço notificados ao usuário.</w:t>
       </w:r>
     </w:p>
-    <w:bookmarkEnd w:id="15"/>
-    <w:bookmarkStart w:id="16" w:name="conteúdo-do-plano-do-projeto"/>
+    <w:bookmarkEnd w:id="13"/>
+    <w:bookmarkStart w:id="14" w:name="conteúdo-do-plano-do-projeto"/>
     <w:p>
       <w:pPr>
         <w:pStyle w:val="Heading2"/>
@@ -1862,9 +1956,14 @@
         <w:t xml:space="preserve">referências bibliográficas utilizadas no decorrer do documento.</w:t>
       </w:r>
     </w:p>
-    <w:bookmarkEnd w:id="16"/>
-    <w:bookmarkEnd w:id="17"/>
-    <w:bookmarkStart w:id="28" w:name="levantamento-de-requisitos"/>
+    <w:p>
+      <w:r>
+        <w:br w:type="page"/>
+      </w:r>
+    </w:p>
+    <w:bookmarkEnd w:id="14"/>
+    <w:bookmarkEnd w:id="15"/>
+    <w:bookmarkStart w:id="26" w:name="levantamento-de-requisitos"/>
     <w:p>
       <w:pPr>
         <w:pStyle w:val="Heading1"/>
@@ -1955,7 +2054,7 @@
         <w:t xml:space="preserve">As respostas a seguir foram dadas pelo coordenador do clube, cliente do projeto. 🟦</w:t>
       </w:r>
     </w:p>
-    <w:bookmarkStart w:id="18" w:name="questões-organizacionais"/>
+    <w:bookmarkStart w:id="16" w:name="questões-organizacionais"/>
     <w:p>
       <w:pPr>
         <w:pStyle w:val="Heading2"/>
@@ -2246,8 +2345,8 @@
         <w:t xml:space="preserve">que não atende ao propósito didático do clube.</w:t>
       </w:r>
     </w:p>
-    <w:bookmarkEnd w:id="18"/>
-    <w:bookmarkStart w:id="19" w:name="questões-econômicas"/>
+    <w:bookmarkEnd w:id="16"/>
+    <w:bookmarkStart w:id="17" w:name="questões-econômicas"/>
     <w:p>
       <w:pPr>
         <w:pStyle w:val="Heading2"/>
@@ -2478,8 +2577,8 @@
         <w:t xml:space="preserve">investimento e ligas acadêmicas, preservando os créditos da equipe.</w:t>
       </w:r>
     </w:p>
-    <w:bookmarkEnd w:id="19"/>
-    <w:bookmarkStart w:id="20" w:name="questões-técnicas"/>
+    <w:bookmarkEnd w:id="17"/>
+    <w:bookmarkStart w:id="18" w:name="questões-técnicas"/>
     <w:p>
       <w:pPr>
         <w:pStyle w:val="Heading2"/>
@@ -2722,8 +2821,8 @@
         <w:t xml:space="preserve">administrador.</w:t>
       </w:r>
     </w:p>
-    <w:bookmarkEnd w:id="20"/>
-    <w:bookmarkStart w:id="21" w:name="questões-operacionais"/>
+    <w:bookmarkEnd w:id="18"/>
+    <w:bookmarkStart w:id="19" w:name="questões-operacionais"/>
     <w:p>
       <w:pPr>
         <w:pStyle w:val="Heading2"/>
@@ -2978,8 +3077,8 @@
         <w:t xml:space="preserve">recomendações não constituem aconselhamento financeiro.</w:t>
       </w:r>
     </w:p>
-    <w:bookmarkEnd w:id="21"/>
-    <w:bookmarkStart w:id="22" w:name="X1ffa365fabd9dbf7d8c1f8b197bf82236380e4f"/>
+    <w:bookmarkEnd w:id="19"/>
+    <w:bookmarkStart w:id="20" w:name="X1ffa365fabd9dbf7d8c1f8b197bf82236380e4f"/>
     <w:p>
       <w:pPr>
         <w:pStyle w:val="Heading2"/>
@@ -3452,8 +3551,8 @@
         <w:t xml:space="preserve">[REU004] O sistema deve indicar claramente que as recomendações são apoio à decisão, não aconselhamento financeiro.</w:t>
       </w:r>
     </w:p>
-    <w:bookmarkEnd w:id="22"/>
-    <w:bookmarkStart w:id="27" w:name="X80af52d3e05ecbcad25fb906ae26124c03d2aa8"/>
+    <w:bookmarkEnd w:id="20"/>
+    <w:bookmarkStart w:id="25" w:name="X80af52d3e05ecbcad25fb906ae26124c03d2aa8"/>
     <w:p>
       <w:pPr>
         <w:pStyle w:val="Heading2"/>
@@ -3503,18 +3602,18 @@
           <wp:inline>
             <wp:extent cx="5334000" cy="3348289"/>
             <wp:effectExtent b="0" l="0" r="0" t="0"/>
-            <wp:docPr descr="Figura 1. Sessão online de Planning Poker. 🟦" title="" id="24" name="Picture"/>
+            <wp:docPr descr="Figura 1. Sessão online de Planning Poker. 🟦" title="" id="22" name="Picture"/>
             <a:graphic>
               <a:graphicData uri="http://schemas.openxmlformats.org/drawingml/2006/picture">
                 <pic:pic>
                   <pic:nvPicPr>
-                    <pic:cNvPr descr="figuras/planning-poker.png" id="25" name="Picture"/>
+                    <pic:cNvPr descr="figuras/planning-poker.png" id="23" name="Picture"/>
                     <pic:cNvPicPr>
                       <a:picLocks noChangeArrowheads="1" noChangeAspect="1"/>
                     </pic:cNvPicPr>
                   </pic:nvPicPr>
                   <pic:blipFill>
-                    <a:blip r:embed="rId23"/>
+                    <a:blip r:embed="rId21"/>
                     <a:stretch>
                       <a:fillRect/>
                     </a:stretch>
@@ -4141,7 +4240,7 @@
         <w:t xml:space="preserve">negócio.</w:t>
       </w:r>
     </w:p>
-    <w:bookmarkStart w:id="26" w:name="Xce6ccacf39337e798a64beb178c5741f09ed3d4"/>
+    <w:bookmarkStart w:id="24" w:name="Xce6ccacf39337e798a64beb178c5741f09ed3d4"/>
     <w:p>
       <w:pPr>
         <w:pStyle w:val="Heading3"/>
@@ -7013,16 +7112,200 @@
         <w:t xml:space="preserve">verificação da classificação de esforço entre os casos de uso.</w:t>
       </w:r>
     </w:p>
+    <w:p>
+      <w:r>
+        <w:br w:type="page"/>
+      </w:r>
+    </w:p>
+    <w:bookmarkEnd w:id="24"/>
+    <w:bookmarkEnd w:id="25"/>
     <w:bookmarkEnd w:id="26"/>
+    <w:bookmarkStart w:id="32" w:name="estudo-de-viabilidade"/>
+    <w:p>
+      <w:pPr>
+        <w:pStyle w:val="Heading1"/>
+      </w:pPr>
+      <w:r>
+        <w:t xml:space="preserve">3 ESTUDO DE VIABILIDADE</w:t>
+      </w:r>
+    </w:p>
+    <w:p>
+      <w:pPr>
+        <w:pStyle w:val="FirstParagraph"/>
+      </w:pPr>
+      <w:r>
+        <w:t xml:space="preserve">Na presente seção é realizado o estudo preliminar da viabilidade organizacional,</w:t>
+      </w:r>
+      <w:r>
+        <w:t xml:space="preserve"> </w:t>
+      </w:r>
+      <w:r>
+        <w:t xml:space="preserve">econômica, técnica e operacional do projeto, bem como a análise dos recursos a</w:t>
+      </w:r>
+      <w:r>
+        <w:t xml:space="preserve"> </w:t>
+      </w:r>
+      <w:r>
+        <w:t xml:space="preserve">serem utilizados, indicando assim sua exequibilidade e as relações de</w:t>
+      </w:r>
+      <w:r>
+        <w:t xml:space="preserve"> </w:t>
+      </w:r>
+      <w:r>
+        <w:t xml:space="preserve">custo/benefício de sua implementação.</w:t>
+      </w:r>
+    </w:p>
+    <w:bookmarkStart w:id="27" w:name="viabilidade-organizacional"/>
+    <w:p>
+      <w:pPr>
+        <w:pStyle w:val="Heading2"/>
+      </w:pPr>
+      <w:r>
+        <w:t xml:space="preserve">3.1 Viabilidade Organizacional</w:t>
+      </w:r>
+    </w:p>
+    <w:p>
+      <w:pPr>
+        <w:pStyle w:val="FirstParagraph"/>
+      </w:pPr>
+      <w:r>
+        <w:t xml:space="preserve">Conforme as respostas obtidas pelo levantamento de dados, o clube não dispõe hoje</w:t>
+      </w:r>
+      <w:r>
+        <w:t xml:space="preserve"> </w:t>
+      </w:r>
+      <w:r>
+        <w:t xml:space="preserve">de nenhum instrumento comum de acompanhamento: cada participante mantém a própria</w:t>
+      </w:r>
+      <w:r>
+        <w:t xml:space="preserve"> </w:t>
+      </w:r>
+      <w:r>
+        <w:t xml:space="preserve">planilha, com dados, fórmulas e critérios distintos, o que compromete a comparação</w:t>
+      </w:r>
+      <w:r>
+        <w:t xml:space="preserve"> </w:t>
+      </w:r>
+      <w:r>
+        <w:t xml:space="preserve">das análises e o caráter didático das reuniões. O novo sistema centraliza o</w:t>
+      </w:r>
+      <w:r>
+        <w:t xml:space="preserve"> </w:t>
+      </w:r>
+      <w:r>
+        <w:t xml:space="preserve">cadastro de ativos e o histórico de cotações em uma única base, aplica as mesmas</w:t>
+      </w:r>
+      <w:r>
+        <w:t xml:space="preserve"> </w:t>
+      </w:r>
+      <w:r>
+        <w:t xml:space="preserve">regras de análise para todos e registra a justificativa de cada recomendação —</w:t>
+      </w:r>
+      <w:r>
+        <w:t xml:space="preserve"> </w:t>
+      </w:r>
+      <w:r>
+        <w:t xml:space="preserve">transformando os debates de opinião em debates sobre critérios verificáveis. A</w:t>
+      </w:r>
+      <w:r>
+        <w:t xml:space="preserve"> </w:t>
+      </w:r>
+      <w:r>
+        <w:t xml:space="preserve">divisão em dois papéis (Administrador e Investidor) reflete a organização já</w:t>
+      </w:r>
+      <w:r>
+        <w:t xml:space="preserve"> </w:t>
+      </w:r>
+      <w:r>
+        <w:t xml:space="preserve">existente no clube, em que um membro é responsável pelos dados e os demais os</w:t>
+      </w:r>
+      <w:r>
+        <w:t xml:space="preserve"> </w:t>
+      </w:r>
+      <w:r>
+        <w:t xml:space="preserve">consomem, de modo que a implantação não exige mudança na estrutura do grupo.</w:t>
+      </w:r>
+    </w:p>
     <w:bookmarkEnd w:id="27"/>
+    <w:bookmarkStart w:id="28" w:name="viabilidade-econômica"/>
+    <w:p>
+      <w:pPr>
+        <w:pStyle w:val="Heading2"/>
+      </w:pPr>
+      <w:r>
+        <w:t xml:space="preserve">3.2 Viabilidade Econômica</w:t>
+      </w:r>
+    </w:p>
+    <w:p>
+      <w:pPr>
+        <w:pStyle w:val="FirstParagraph"/>
+      </w:pPr>
+      <w:r>
+        <w:t xml:space="preserve">Tendo em vista a natureza do cliente — grupo de estudos de instituição pública, sem</w:t>
+      </w:r>
+      <w:r>
+        <w:t xml:space="preserve"> </w:t>
+      </w:r>
+      <w:r>
+        <w:t xml:space="preserve">verba —, o projeto foi concebido para custo zero. Todas as ferramentas de</w:t>
+      </w:r>
+      <w:r>
+        <w:t xml:space="preserve"> </w:t>
+      </w:r>
+      <w:r>
+        <w:t xml:space="preserve">desenvolvimento são gratuitas e de código aberto (compilador GCC, CMake, framework</w:t>
+      </w:r>
+      <w:r>
+        <w:t xml:space="preserve"> </w:t>
+      </w:r>
+      <w:r>
+        <w:t xml:space="preserve">Qt na licença LGPL, SQLite em domínio público, Git/GitHub). O sistema executa</w:t>
+      </w:r>
+      <w:r>
+        <w:t xml:space="preserve"> </w:t>
+      </w:r>
+      <w:r>
+        <w:t xml:space="preserve">localmente nas máquinas já existentes, sem servidores, hospedagem ou licenças, e os</w:t>
+      </w:r>
+      <w:r>
+        <w:t xml:space="preserve"> </w:t>
+      </w:r>
+      <w:r>
+        <w:t xml:space="preserve">dados de cotações são obtidos gratuitamente no site da B3 e nas corretoras dos</w:t>
+      </w:r>
+      <w:r>
+        <w:t xml:space="preserve"> </w:t>
+      </w:r>
+      <w:r>
+        <w:t xml:space="preserve">participantes. O único custo real é o tempo da equipe de desenvolvimento — estimado</w:t>
+      </w:r>
+      <w:r>
+        <w:t xml:space="preserve"> </w:t>
+      </w:r>
+      <w:r>
+        <w:t xml:space="preserve">em 116 horas na seção 2.6 —, assumido voluntariamente como parte da disciplina.</w:t>
+      </w:r>
+      <w:r>
+        <w:t xml:space="preserve"> </w:t>
+      </w:r>
+      <w:r>
+        <w:t xml:space="preserve">Como benefício econômico indireto, o sistema substitui, no uso do clube,</w:t>
+      </w:r>
+      <w:r>
+        <w:t xml:space="preserve"> </w:t>
+      </w:r>
+      <w:r>
+        <w:t xml:space="preserve">plataformas de análise por assinatura.</w:t>
+      </w:r>
+    </w:p>
     <w:bookmarkEnd w:id="28"/>
-    <w:bookmarkStart w:id="34" w:name="estudo-de-viabilidade"/>
-    <w:p>
-      <w:pPr>
-        <w:pStyle w:val="Heading1"/>
-      </w:pPr>
-      <w:r>
-        <w:t xml:space="preserve">3 ESTUDO DE VIABILIDADE</w:t>
+    <w:bookmarkStart w:id="29" w:name="viabilidade-técnica"/>
+    <w:p>
+      <w:pPr>
+        <w:pStyle w:val="Heading2"/>
+      </w:pPr>
+      <w:r>
+        <w:t xml:space="preserve">3.3 Viabilidade Técnica</w:t>
       </w:r>
     </w:p>
     <w:p>
@@ -7030,34 +7313,109 @@
         <w:pStyle w:val="FirstParagraph"/>
       </w:pPr>
       <w:r>
-        <w:t xml:space="preserve">Na presente seção é realizado o estudo preliminar da viabilidade organizacional,</w:t>
-      </w:r>
-      <w:r>
-        <w:t xml:space="preserve"> </w:t>
-      </w:r>
-      <w:r>
-        <w:t xml:space="preserve">econômica, técnica e operacional do projeto, bem como a análise dos recursos a</w:t>
-      </w:r>
-      <w:r>
-        <w:t xml:space="preserve"> </w:t>
-      </w:r>
-      <w:r>
-        <w:t xml:space="preserve">serem utilizados, indicando assim sua exequibilidade e as relações de</w:t>
-      </w:r>
-      <w:r>
-        <w:t xml:space="preserve"> </w:t>
-      </w:r>
-      <w:r>
-        <w:t xml:space="preserve">custo/benefício de sua implementação.</w:t>
-      </w:r>
-    </w:p>
-    <w:bookmarkStart w:id="29" w:name="viabilidade-organizacional"/>
+        <w:t xml:space="preserve">A equipe cursou as disciplinas de programação orientada a objetos em C++ da</w:t>
+      </w:r>
+      <w:r>
+        <w:t xml:space="preserve"> </w:t>
+      </w:r>
+      <w:r>
+        <w:t xml:space="preserve">universidade, e as tecnologias escolhidas são maduras e amplamente documentadas: o</w:t>
+      </w:r>
+      <w:r>
+        <w:t xml:space="preserve"> </w:t>
+      </w:r>
+      <w:r>
+        <w:t xml:space="preserve">Qt 6 fornece os componentes de interface e de gráficos (Widgets e Charts)</w:t>
+      </w:r>
+      <w:r>
+        <w:t xml:space="preserve"> </w:t>
+      </w:r>
+      <w:r>
+        <w:t xml:space="preserve">necessários às telas planejadas, e o SQLite oferece um banco relacional completo</w:t>
+      </w:r>
+      <w:r>
+        <w:t xml:space="preserve"> </w:t>
+      </w:r>
+      <w:r>
+        <w:t xml:space="preserve">embutido na aplicação, adequado ao requisito de funcionamento offline [RNF001]. Os</w:t>
+      </w:r>
+      <w:r>
+        <w:t xml:space="preserve"> </w:t>
+      </w:r>
+      <w:r>
+        <w:t xml:space="preserve">algoritmos de análise técnica previstos (médias móveis simples e exponencial,</w:t>
+      </w:r>
+      <w:r>
+        <w:t xml:space="preserve"> </w:t>
+      </w:r>
+      <w:r>
+        <w:t xml:space="preserve">índice de força relativa e volatilidade) têm formulação clássica publicada (WILDER,</w:t>
+      </w:r>
+      <w:r>
+        <w:t xml:space="preserve"> </w:t>
+      </w:r>
+      <w:r>
+        <w:t xml:space="preserve">1978; MURPHY, 1999) e são implementáveis diretamente sobre as séries de cotações</w:t>
+      </w:r>
+      <w:r>
+        <w:t xml:space="preserve"> </w:t>
+      </w:r>
+      <w:r>
+        <w:t xml:space="preserve">importadas.</w:t>
+      </w:r>
+    </w:p>
+    <w:p>
+      <w:pPr>
+        <w:pStyle w:val="BodyText"/>
+      </w:pPr>
+      <w:r>
+        <w:t xml:space="preserve">O principal risco técnico identificado é a variação de leiaute dos arquivos CSV de</w:t>
+      </w:r>
+      <w:r>
+        <w:t xml:space="preserve"> </w:t>
+      </w:r>
+      <w:r>
+        <w:t xml:space="preserve">cotações entre fontes. A mitigação adotada é dupla: fixar um formato de entrada</w:t>
+      </w:r>
+      <w:r>
+        <w:t xml:space="preserve"> </w:t>
+      </w:r>
+      <w:r>
+        <w:t xml:space="preserve">documentado (cabeçalho com seis colunas, datas dd/mm/aaaa, vírgula decimal) e</w:t>
+      </w:r>
+      <w:r>
+        <w:t xml:space="preserve"> </w:t>
+      </w:r>
+      <w:r>
+        <w:t xml:space="preserve">validar estruturalmente cada arquivo antes de gravar, rejeitando-o por inteiro em</w:t>
+      </w:r>
+      <w:r>
+        <w:t xml:space="preserve"> </w:t>
+      </w:r>
+      <w:r>
+        <w:t xml:space="preserve">caso de erro [RNF002], com mensagem indicando linha e motivo [REU003]. O risco de</w:t>
+      </w:r>
+      <w:r>
+        <w:t xml:space="preserve"> </w:t>
+      </w:r>
+      <w:r>
+        <w:t xml:space="preserve">perda de dados é mitigado pelo caráter transacional da importação e pela proteção</w:t>
+      </w:r>
+      <w:r>
+        <w:t xml:space="preserve"> </w:t>
+      </w:r>
+      <w:r>
+        <w:t xml:space="preserve">contra duplicidade [RNF003].</w:t>
+      </w:r>
+    </w:p>
+    <w:bookmarkEnd w:id="29"/>
+    <w:bookmarkStart w:id="30" w:name="viabilidade-operacional"/>
     <w:p>
       <w:pPr>
         <w:pStyle w:val="Heading2"/>
       </w:pPr>
       <w:r>
-        <w:t xml:space="preserve">3.1 Viabilidade Organizacional</w:t>
+        <w:t xml:space="preserve">3.4 Viabilidade Operacional</w:t>
       </w:r>
     </w:p>
     <w:p>
@@ -7065,313 +7423,59 @@
         <w:pStyle w:val="FirstParagraph"/>
       </w:pPr>
       <w:r>
-        <w:t xml:space="preserve">Conforme as respostas obtidas pelo levantamento de dados, o clube não dispõe hoje</w:t>
-      </w:r>
-      <w:r>
-        <w:t xml:space="preserve"> </w:t>
-      </w:r>
-      <w:r>
-        <w:t xml:space="preserve">de nenhum instrumento comum de acompanhamento: cada participante mantém a própria</w:t>
-      </w:r>
-      <w:r>
-        <w:t xml:space="preserve"> </w:t>
-      </w:r>
-      <w:r>
-        <w:t xml:space="preserve">planilha, com dados, fórmulas e critérios distintos, o que compromete a comparação</w:t>
-      </w:r>
-      <w:r>
-        <w:t xml:space="preserve"> </w:t>
-      </w:r>
-      <w:r>
-        <w:t xml:space="preserve">das análises e o caráter didático das reuniões. O novo sistema centraliza o</w:t>
-      </w:r>
-      <w:r>
-        <w:t xml:space="preserve"> </w:t>
-      </w:r>
-      <w:r>
-        <w:t xml:space="preserve">cadastro de ativos e o histórico de cotações em uma única base, aplica as mesmas</w:t>
-      </w:r>
-      <w:r>
-        <w:t xml:space="preserve"> </w:t>
-      </w:r>
-      <w:r>
-        <w:t xml:space="preserve">regras de análise para todos e registra a justificativa de cada recomendação —</w:t>
-      </w:r>
-      <w:r>
-        <w:t xml:space="preserve"> </w:t>
-      </w:r>
-      <w:r>
-        <w:t xml:space="preserve">transformando os debates de opinião em debates sobre critérios verificáveis. A</w:t>
-      </w:r>
-      <w:r>
-        <w:t xml:space="preserve"> </w:t>
-      </w:r>
-      <w:r>
-        <w:t xml:space="preserve">divisão em dois papéis (Administrador e Investidor) reflete a organização já</w:t>
-      </w:r>
-      <w:r>
-        <w:t xml:space="preserve"> </w:t>
-      </w:r>
-      <w:r>
-        <w:t xml:space="preserve">existente no clube, em que um membro é responsável pelos dados e os demais os</w:t>
-      </w:r>
-      <w:r>
-        <w:t xml:space="preserve"> </w:t>
-      </w:r>
-      <w:r>
-        <w:t xml:space="preserve">consomem, de modo que a implantação não exige mudança na estrutura do grupo.</w:t>
-      </w:r>
-    </w:p>
-    <w:bookmarkEnd w:id="29"/>
-    <w:bookmarkStart w:id="30" w:name="viabilidade-econômica"/>
-    <w:p>
-      <w:pPr>
-        <w:pStyle w:val="Heading2"/>
-      </w:pPr>
-      <w:r>
-        <w:t xml:space="preserve">3.2 Viabilidade Econômica</w:t>
-      </w:r>
-    </w:p>
-    <w:p>
-      <w:pPr>
-        <w:pStyle w:val="FirstParagraph"/>
-      </w:pPr>
-      <w:r>
-        <w:t xml:space="preserve">Tendo em vista a natureza do cliente — grupo de estudos de instituição pública, sem</w:t>
-      </w:r>
-      <w:r>
-        <w:t xml:space="preserve"> </w:t>
-      </w:r>
-      <w:r>
-        <w:t xml:space="preserve">verba —, o projeto foi concebido para custo zero. Todas as ferramentas de</w:t>
-      </w:r>
-      <w:r>
-        <w:t xml:space="preserve"> </w:t>
-      </w:r>
-      <w:r>
-        <w:t xml:space="preserve">desenvolvimento são gratuitas e de código aberto (compilador GCC, CMake, framework</w:t>
-      </w:r>
-      <w:r>
-        <w:t xml:space="preserve"> </w:t>
-      </w:r>
-      <w:r>
-        <w:t xml:space="preserve">Qt na licença LGPL, SQLite em domínio público, Git/GitHub). O sistema executa</w:t>
-      </w:r>
-      <w:r>
-        <w:t xml:space="preserve"> </w:t>
-      </w:r>
-      <w:r>
-        <w:t xml:space="preserve">localmente nas máquinas já existentes, sem servidores, hospedagem ou licenças, e os</w:t>
-      </w:r>
-      <w:r>
-        <w:t xml:space="preserve"> </w:t>
-      </w:r>
-      <w:r>
-        <w:t xml:space="preserve">dados de cotações são obtidos gratuitamente no site da B3 e nas corretoras dos</w:t>
-      </w:r>
-      <w:r>
-        <w:t xml:space="preserve"> </w:t>
-      </w:r>
-      <w:r>
-        <w:t xml:space="preserve">participantes. O único custo real é o tempo da equipe de desenvolvimento — estimado</w:t>
-      </w:r>
-      <w:r>
-        <w:t xml:space="preserve"> </w:t>
-      </w:r>
-      <w:r>
-        <w:t xml:space="preserve">em 116 horas na seção 2.6 —, assumido voluntariamente como parte da disciplina.</w:t>
-      </w:r>
-      <w:r>
-        <w:t xml:space="preserve"> </w:t>
-      </w:r>
-      <w:r>
-        <w:t xml:space="preserve">Como benefício econômico indireto, o sistema substitui, no uso do clube,</w:t>
-      </w:r>
-      <w:r>
-        <w:t xml:space="preserve"> </w:t>
-      </w:r>
-      <w:r>
-        <w:t xml:space="preserve">plataformas de análise por assinatura.</w:t>
+        <w:t xml:space="preserve">O sistema será operado pelos próprios membros do clube, sem necessidade de equipe</w:t>
+      </w:r>
+      <w:r>
+        <w:t xml:space="preserve"> </w:t>
+      </w:r>
+      <w:r>
+        <w:t xml:space="preserve">técnica dedicada. O fluxo operacional acompanha o ciclo das reuniões: antes de cada</w:t>
+      </w:r>
+      <w:r>
+        <w:t xml:space="preserve"> </w:t>
+      </w:r>
+      <w:r>
+        <w:t xml:space="preserve">encontro, o administrador importa os arquivos de cotações e o sistema reavalia</w:t>
+      </w:r>
+      <w:r>
+        <w:t xml:space="preserve"> </w:t>
+      </w:r>
+      <w:r>
+        <w:t xml:space="preserve">recomendações e alertas; durante a reunião, os participantes consultam o painel</w:t>
+      </w:r>
+      <w:r>
+        <w:t xml:space="preserve"> </w:t>
+      </w:r>
+      <w:r>
+        <w:t xml:space="preserve">gráfico, as recomendações justificadas e o resultado das carteiras. A navegação por</w:t>
+      </w:r>
+      <w:r>
+        <w:t xml:space="preserve"> </w:t>
+      </w:r>
+      <w:r>
+        <w:t xml:space="preserve">papel [REU001] impede que participantes alterem a base por engano, e as mensagens</w:t>
+      </w:r>
+      <w:r>
+        <w:t xml:space="preserve"> </w:t>
+      </w:r>
+      <w:r>
+        <w:t xml:space="preserve">de erro em português [REU003] tornam a operação acessível a membros de qualquer</w:t>
+      </w:r>
+      <w:r>
+        <w:t xml:space="preserve"> </w:t>
+      </w:r>
+      <w:r>
+        <w:t xml:space="preserve">curso. Por ser uma aplicação desktop offline, não há dependência da infraestrutura</w:t>
+      </w:r>
+      <w:r>
+        <w:t xml:space="preserve"> </w:t>
+      </w:r>
+      <w:r>
+        <w:t xml:space="preserve">de rede da sala do clube.</w:t>
       </w:r>
     </w:p>
     <w:bookmarkEnd w:id="30"/>
-    <w:bookmarkStart w:id="31" w:name="viabilidade-técnica"/>
-    <w:p>
-      <w:pPr>
-        <w:pStyle w:val="Heading2"/>
-      </w:pPr>
-      <w:r>
-        <w:t xml:space="preserve">3.3 Viabilidade Técnica</w:t>
-      </w:r>
-    </w:p>
-    <w:p>
-      <w:pPr>
-        <w:pStyle w:val="FirstParagraph"/>
-      </w:pPr>
-      <w:r>
-        <w:t xml:space="preserve">A equipe cursou as disciplinas de programação orientada a objetos em C++ da</w:t>
-      </w:r>
-      <w:r>
-        <w:t xml:space="preserve"> </w:t>
-      </w:r>
-      <w:r>
-        <w:t xml:space="preserve">universidade, e as tecnologias escolhidas são maduras e amplamente documentadas: o</w:t>
-      </w:r>
-      <w:r>
-        <w:t xml:space="preserve"> </w:t>
-      </w:r>
-      <w:r>
-        <w:t xml:space="preserve">Qt 6 fornece os componentes de interface e de gráficos (Widgets e Charts)</w:t>
-      </w:r>
-      <w:r>
-        <w:t xml:space="preserve"> </w:t>
-      </w:r>
-      <w:r>
-        <w:t xml:space="preserve">necessários às telas planejadas, e o SQLite oferece um banco relacional completo</w:t>
-      </w:r>
-      <w:r>
-        <w:t xml:space="preserve"> </w:t>
-      </w:r>
-      <w:r>
-        <w:t xml:space="preserve">embutido na aplicação, adequado ao requisito de funcionamento offline [RNF001]. Os</w:t>
-      </w:r>
-      <w:r>
-        <w:t xml:space="preserve"> </w:t>
-      </w:r>
-      <w:r>
-        <w:t xml:space="preserve">algoritmos de análise técnica previstos (médias móveis simples e exponencial,</w:t>
-      </w:r>
-      <w:r>
-        <w:t xml:space="preserve"> </w:t>
-      </w:r>
-      <w:r>
-        <w:t xml:space="preserve">índice de força relativa e volatilidade) têm formulação clássica publicada (WILDER,</w:t>
-      </w:r>
-      <w:r>
-        <w:t xml:space="preserve"> </w:t>
-      </w:r>
-      <w:r>
-        <w:t xml:space="preserve">1978; MURPHY, 1999) e são implementáveis diretamente sobre as séries de cotações</w:t>
-      </w:r>
-      <w:r>
-        <w:t xml:space="preserve"> </w:t>
-      </w:r>
-      <w:r>
-        <w:t xml:space="preserve">importadas.</w:t>
-      </w:r>
-    </w:p>
-    <w:p>
-      <w:pPr>
-        <w:pStyle w:val="BodyText"/>
-      </w:pPr>
-      <w:r>
-        <w:t xml:space="preserve">O principal risco técnico identificado é a variação de leiaute dos arquivos CSV de</w:t>
-      </w:r>
-      <w:r>
-        <w:t xml:space="preserve"> </w:t>
-      </w:r>
-      <w:r>
-        <w:t xml:space="preserve">cotações entre fontes. A mitigação adotada é dupla: fixar um formato de entrada</w:t>
-      </w:r>
-      <w:r>
-        <w:t xml:space="preserve"> </w:t>
-      </w:r>
-      <w:r>
-        <w:t xml:space="preserve">documentado (cabeçalho com seis colunas, datas dd/mm/aaaa, vírgula decimal) e</w:t>
-      </w:r>
-      <w:r>
-        <w:t xml:space="preserve"> </w:t>
-      </w:r>
-      <w:r>
-        <w:t xml:space="preserve">validar estruturalmente cada arquivo antes de gravar, rejeitando-o por inteiro em</w:t>
-      </w:r>
-      <w:r>
-        <w:t xml:space="preserve"> </w:t>
-      </w:r>
-      <w:r>
-        <w:t xml:space="preserve">caso de erro [RNF002], com mensagem indicando linha e motivo [REU003]. O risco de</w:t>
-      </w:r>
-      <w:r>
-        <w:t xml:space="preserve"> </w:t>
-      </w:r>
-      <w:r>
-        <w:t xml:space="preserve">perda de dados é mitigado pelo caráter transacional da importação e pela proteção</w:t>
-      </w:r>
-      <w:r>
-        <w:t xml:space="preserve"> </w:t>
-      </w:r>
-      <w:r>
-        <w:t xml:space="preserve">contra duplicidade [RNF003].</w:t>
-      </w:r>
-    </w:p>
-    <w:bookmarkEnd w:id="31"/>
-    <w:bookmarkStart w:id="32" w:name="viabilidade-operacional"/>
-    <w:p>
-      <w:pPr>
-        <w:pStyle w:val="Heading2"/>
-      </w:pPr>
-      <w:r>
-        <w:t xml:space="preserve">3.4 Viabilidade Operacional</w:t>
-      </w:r>
-    </w:p>
-    <w:p>
-      <w:pPr>
-        <w:pStyle w:val="FirstParagraph"/>
-      </w:pPr>
-      <w:r>
-        <w:t xml:space="preserve">O sistema será operado pelos próprios membros do clube, sem necessidade de equipe</w:t>
-      </w:r>
-      <w:r>
-        <w:t xml:space="preserve"> </w:t>
-      </w:r>
-      <w:r>
-        <w:t xml:space="preserve">técnica dedicada. O fluxo operacional acompanha o ciclo das reuniões: antes de cada</w:t>
-      </w:r>
-      <w:r>
-        <w:t xml:space="preserve"> </w:t>
-      </w:r>
-      <w:r>
-        <w:t xml:space="preserve">encontro, o administrador importa os arquivos de cotações e o sistema reavalia</w:t>
-      </w:r>
-      <w:r>
-        <w:t xml:space="preserve"> </w:t>
-      </w:r>
-      <w:r>
-        <w:t xml:space="preserve">recomendações e alertas; durante a reunião, os participantes consultam o painel</w:t>
-      </w:r>
-      <w:r>
-        <w:t xml:space="preserve"> </w:t>
-      </w:r>
-      <w:r>
-        <w:t xml:space="preserve">gráfico, as recomendações justificadas e o resultado das carteiras. A navegação por</w:t>
-      </w:r>
-      <w:r>
-        <w:t xml:space="preserve"> </w:t>
-      </w:r>
-      <w:r>
-        <w:t xml:space="preserve">papel [REU001] impede que participantes alterem a base por engano, e as mensagens</w:t>
-      </w:r>
-      <w:r>
-        <w:t xml:space="preserve"> </w:t>
-      </w:r>
-      <w:r>
-        <w:t xml:space="preserve">de erro em português [REU003] tornam a operação acessível a membros de qualquer</w:t>
-      </w:r>
-      <w:r>
-        <w:t xml:space="preserve"> </w:t>
-      </w:r>
-      <w:r>
-        <w:t xml:space="preserve">curso. Por ser uma aplicação desktop offline, não há dependência da infraestrutura</w:t>
-      </w:r>
-      <w:r>
-        <w:t xml:space="preserve"> </w:t>
-      </w:r>
-      <w:r>
-        <w:t xml:space="preserve">de rede da sala do clube.</w:t>
-      </w:r>
-    </w:p>
-    <w:bookmarkEnd w:id="32"/>
-    <w:bookmarkStart w:id="33" w:name="recursos-a-serem-utilizados"/>
+    <w:bookmarkStart w:id="31" w:name="recursos-a-serem-utilizados"/>
     <w:p>
       <w:pPr>
         <w:pStyle w:val="Heading2"/>
@@ -7532,9 +7636,14 @@
         <w:t xml:space="preserve">listadas no Capítulo 6.</w:t>
       </w:r>
     </w:p>
-    <w:bookmarkEnd w:id="33"/>
-    <w:bookmarkEnd w:id="34"/>
-    <w:bookmarkStart w:id="152" w:name="resultados"/>
+    <w:p>
+      <w:r>
+        <w:br w:type="page"/>
+      </w:r>
+    </w:p>
+    <w:bookmarkEnd w:id="31"/>
+    <w:bookmarkEnd w:id="32"/>
+    <w:bookmarkStart w:id="150" w:name="resultados"/>
     <w:p>
       <w:pPr>
         <w:pStyle w:val="Heading1"/>
@@ -7543,7 +7652,7 @@
         <w:t xml:space="preserve">4 RESULTADOS</w:t>
       </w:r>
     </w:p>
-    <w:bookmarkStart w:id="72" w:name="conteúdo-dos-resultados"/>
+    <w:bookmarkStart w:id="70" w:name="conteúdo-dos-resultados"/>
     <w:p>
       <w:pPr>
         <w:pStyle w:val="Heading2"/>
@@ -7596,7 +7705,7 @@
         <w:t xml:space="preserve">uso.</w:t>
       </w:r>
     </w:p>
-    <w:bookmarkStart w:id="71" w:name="protótipo-das-telas"/>
+    <w:bookmarkStart w:id="69" w:name="protótipo-das-telas"/>
     <w:p>
       <w:pPr>
         <w:pStyle w:val="Heading3"/>
@@ -7628,18 +7737,18 @@
           <wp:inline>
             <wp:extent cx="4381500" cy="3619500"/>
             <wp:effectExtent b="0" l="0" r="0" t="0"/>
-            <wp:docPr descr="Figura 2. Protótipo da tela de login." title="" id="36" name="Picture"/>
+            <wp:docPr descr="Figura 2. Protótipo da tela de login." title="" id="34" name="Picture"/>
             <a:graphic>
               <a:graphicData uri="http://schemas.openxmlformats.org/drawingml/2006/picture">
                 <pic:pic>
                   <pic:nvPicPr>
-                    <pic:cNvPr descr="figuras/tela-01-login.png" id="37" name="Picture"/>
+                    <pic:cNvPr descr="figuras/tela-01-login.png" id="35" name="Picture"/>
                     <pic:cNvPicPr>
                       <a:picLocks noChangeArrowheads="1" noChangeAspect="1"/>
                     </pic:cNvPicPr>
                   </pic:nvPicPr>
                   <pic:blipFill>
-                    <a:blip r:embed="rId35"/>
+                    <a:blip r:embed="rId33"/>
                     <a:stretch>
                       <a:fillRect/>
                     </a:stretch>
@@ -7683,18 +7792,18 @@
           <wp:inline>
             <wp:extent cx="5334000" cy="3372970"/>
             <wp:effectExtent b="0" l="0" r="0" t="0"/>
-            <wp:docPr descr="Figura 3. Janela principal com a navegação do papel Administrador." title="" id="39" name="Picture"/>
+            <wp:docPr descr="Figura 3. Janela principal com a navegação do papel Administrador." title="" id="37" name="Picture"/>
             <a:graphic>
               <a:graphicData uri="http://schemas.openxmlformats.org/drawingml/2006/picture">
                 <pic:pic>
                   <pic:nvPicPr>
-                    <pic:cNvPr descr="figuras/tela-11-janela-principal-admin.png" id="40" name="Picture"/>
+                    <pic:cNvPr descr="figuras/tela-11-janela-principal-admin.png" id="38" name="Picture"/>
                     <pic:cNvPicPr>
                       <a:picLocks noChangeArrowheads="1" noChangeAspect="1"/>
                     </pic:cNvPicPr>
                   </pic:nvPicPr>
                   <pic:blipFill>
-                    <a:blip r:embed="rId38"/>
+                    <a:blip r:embed="rId36"/>
                     <a:stretch>
                       <a:fillRect/>
                     </a:stretch>
@@ -7738,18 +7847,18 @@
           <wp:inline>
             <wp:extent cx="5334000" cy="3372970"/>
             <wp:effectExtent b="0" l="0" r="0" t="0"/>
-            <wp:docPr descr="Figura 4. Janela principal com a navegação do papel Investidor." title="" id="42" name="Picture"/>
+            <wp:docPr descr="Figura 4. Janela principal com a navegação do papel Investidor." title="" id="40" name="Picture"/>
             <a:graphic>
               <a:graphicData uri="http://schemas.openxmlformats.org/drawingml/2006/picture">
                 <pic:pic>
                   <pic:nvPicPr>
-                    <pic:cNvPr descr="figuras/tela-12-janela-principal-investidor.png" id="43" name="Picture"/>
+                    <pic:cNvPr descr="figuras/tela-12-janela-principal-investidor.png" id="41" name="Picture"/>
                     <pic:cNvPicPr>
                       <a:picLocks noChangeArrowheads="1" noChangeAspect="1"/>
                     </pic:cNvPicPr>
                   </pic:nvPicPr>
                   <pic:blipFill>
-                    <a:blip r:embed="rId41"/>
+                    <a:blip r:embed="rId39"/>
                     <a:stretch>
                       <a:fillRect/>
                     </a:stretch>
@@ -7793,18 +7902,18 @@
           <wp:inline>
             <wp:extent cx="5334000" cy="3333750"/>
             <wp:effectExtent b="0" l="0" r="0" t="0"/>
-            <wp:docPr descr="Figura 5. Protótipo do painel de análise, com gráfico de velas, médias móveis e indicadores do período." title="" id="45" name="Picture"/>
+            <wp:docPr descr="Figura 5. Protótipo do painel de análise, com gráfico de velas, médias móveis e indicadores do período." title="" id="43" name="Picture"/>
             <a:graphic>
               <a:graphicData uri="http://schemas.openxmlformats.org/drawingml/2006/picture">
                 <pic:pic>
                   <pic:nvPicPr>
-                    <pic:cNvPr descr="figuras/tela-02-painel-analise.png" id="46" name="Picture"/>
+                    <pic:cNvPr descr="figuras/tela-02-painel-analise.png" id="44" name="Picture"/>
                     <pic:cNvPicPr>
                       <a:picLocks noChangeArrowheads="1" noChangeAspect="1"/>
                     </pic:cNvPicPr>
                   </pic:nvPicPr>
                   <pic:blipFill>
-                    <a:blip r:embed="rId44"/>
+                    <a:blip r:embed="rId42"/>
                     <a:stretch>
                       <a:fillRect/>
                     </a:stretch>
@@ -7848,18 +7957,18 @@
           <wp:inline>
             <wp:extent cx="5334000" cy="3333750"/>
             <wp:effectExtent b="0" l="0" r="0" t="0"/>
-            <wp:docPr descr="Figura 6. Protótipo da tela de detalhes do ativo, com fundamentos e histórico." title="" id="48" name="Picture"/>
+            <wp:docPr descr="Figura 6. Protótipo da tela de detalhes do ativo, com fundamentos e histórico." title="" id="46" name="Picture"/>
             <a:graphic>
               <a:graphicData uri="http://schemas.openxmlformats.org/drawingml/2006/picture">
                 <pic:pic>
                   <pic:nvPicPr>
-                    <pic:cNvPr descr="figuras/tela-03-detalhe-ativo.png" id="49" name="Picture"/>
+                    <pic:cNvPr descr="figuras/tela-03-detalhe-ativo.png" id="47" name="Picture"/>
                     <pic:cNvPicPr>
                       <a:picLocks noChangeArrowheads="1" noChangeAspect="1"/>
                     </pic:cNvPicPr>
                   </pic:nvPicPr>
                   <pic:blipFill>
-                    <a:blip r:embed="rId47"/>
+                    <a:blip r:embed="rId45"/>
                     <a:stretch>
                       <a:fillRect/>
                     </a:stretch>
@@ -7903,18 +8012,18 @@
           <wp:inline>
             <wp:extent cx="5334000" cy="2917031"/>
             <wp:effectExtent b="0" l="0" r="0" t="0"/>
-            <wp:docPr descr="Figura 7. Protótipo da tela de recomendações vigentes com justificativa." title="" id="51" name="Picture"/>
+            <wp:docPr descr="Figura 7. Protótipo da tela de recomendações vigentes com justificativa." title="" id="49" name="Picture"/>
             <a:graphic>
               <a:graphicData uri="http://schemas.openxmlformats.org/drawingml/2006/picture">
                 <pic:pic>
                   <pic:nvPicPr>
-                    <pic:cNvPr descr="figuras/tela-04-recomendacoes.png" id="52" name="Picture"/>
+                    <pic:cNvPr descr="figuras/tela-04-recomendacoes.png" id="50" name="Picture"/>
                     <pic:cNvPicPr>
                       <a:picLocks noChangeArrowheads="1" noChangeAspect="1"/>
                     </pic:cNvPicPr>
                   </pic:nvPicPr>
                   <pic:blipFill>
-                    <a:blip r:embed="rId50"/>
+                    <a:blip r:embed="rId48"/>
                     <a:stretch>
                       <a:fillRect/>
                     </a:stretch>
@@ -7958,18 +8067,18 @@
           <wp:inline>
             <wp:extent cx="5334000" cy="2917031"/>
             <wp:effectExtent b="0" l="0" r="0" t="0"/>
-            <wp:docPr descr="Figura 8. Protótipo da tela da carteira com resultado consolidado." title="" id="54" name="Picture"/>
+            <wp:docPr descr="Figura 8. Protótipo da tela da carteira com resultado consolidado." title="" id="52" name="Picture"/>
             <a:graphic>
               <a:graphicData uri="http://schemas.openxmlformats.org/drawingml/2006/picture">
                 <pic:pic>
                   <pic:nvPicPr>
-                    <pic:cNvPr descr="figuras/tela-05-carteira.png" id="55" name="Picture"/>
+                    <pic:cNvPr descr="figuras/tela-05-carteira.png" id="53" name="Picture"/>
                     <pic:cNvPicPr>
                       <a:picLocks noChangeArrowheads="1" noChangeAspect="1"/>
                     </pic:cNvPicPr>
                   </pic:nvPicPr>
                   <pic:blipFill>
-                    <a:blip r:embed="rId53"/>
+                    <a:blip r:embed="rId51"/>
                     <a:stretch>
                       <a:fillRect/>
                     </a:stretch>
@@ -8013,18 +8122,18 @@
           <wp:inline>
             <wp:extent cx="5334000" cy="2917031"/>
             <wp:effectExtent b="0" l="0" r="0" t="0"/>
-            <wp:docPr descr="Figura 9. Protótipo da tela de alertas de preço." title="" id="57" name="Picture"/>
+            <wp:docPr descr="Figura 9. Protótipo da tela de alertas de preço." title="" id="55" name="Picture"/>
             <a:graphic>
               <a:graphicData uri="http://schemas.openxmlformats.org/drawingml/2006/picture">
                 <pic:pic>
                   <pic:nvPicPr>
-                    <pic:cNvPr descr="figuras/tela-06-alertas.png" id="58" name="Picture"/>
+                    <pic:cNvPr descr="figuras/tela-06-alertas.png" id="56" name="Picture"/>
                     <pic:cNvPicPr>
                       <a:picLocks noChangeArrowheads="1" noChangeAspect="1"/>
                     </pic:cNvPicPr>
                   </pic:nvPicPr>
                   <pic:blipFill>
-                    <a:blip r:embed="rId56"/>
+                    <a:blip r:embed="rId54"/>
                     <a:stretch>
                       <a:fillRect/>
                     </a:stretch>
@@ -8068,18 +8177,18 @@
           <wp:inline>
             <wp:extent cx="5334000" cy="2917031"/>
             <wp:effectExtent b="0" l="0" r="0" t="0"/>
-            <wp:docPr descr="Figura 10. Protótipo da tela de administração de ativos." title="" id="60" name="Picture"/>
+            <wp:docPr descr="Figura 10. Protótipo da tela de administração de ativos." title="" id="58" name="Picture"/>
             <a:graphic>
               <a:graphicData uri="http://schemas.openxmlformats.org/drawingml/2006/picture">
                 <pic:pic>
                   <pic:nvPicPr>
-                    <pic:cNvPr descr="figuras/tela-07-ativos.png" id="61" name="Picture"/>
+                    <pic:cNvPr descr="figuras/tela-07-ativos.png" id="59" name="Picture"/>
                     <pic:cNvPicPr>
                       <a:picLocks noChangeArrowheads="1" noChangeAspect="1"/>
                     </pic:cNvPicPr>
                   </pic:nvPicPr>
                   <pic:blipFill>
-                    <a:blip r:embed="rId59"/>
+                    <a:blip r:embed="rId57"/>
                     <a:stretch>
                       <a:fillRect/>
                     </a:stretch>
@@ -8123,18 +8232,18 @@
           <wp:inline>
             <wp:extent cx="5334000" cy="2917031"/>
             <wp:effectExtent b="0" l="0" r="0" t="0"/>
-            <wp:docPr descr="Figura 11. Protótipo da tela de importação de cotações com relatório de validação." title="" id="63" name="Picture"/>
+            <wp:docPr descr="Figura 11. Protótipo da tela de importação de cotações com relatório de validação." title="" id="61" name="Picture"/>
             <a:graphic>
               <a:graphicData uri="http://schemas.openxmlformats.org/drawingml/2006/picture">
                 <pic:pic>
                   <pic:nvPicPr>
-                    <pic:cNvPr descr="figuras/tela-08-importacao.png" id="64" name="Picture"/>
+                    <pic:cNvPr descr="figuras/tela-08-importacao.png" id="62" name="Picture"/>
                     <pic:cNvPicPr>
                       <a:picLocks noChangeArrowheads="1" noChangeAspect="1"/>
                     </pic:cNvPicPr>
                   </pic:nvPicPr>
                   <pic:blipFill>
-                    <a:blip r:embed="rId62"/>
+                    <a:blip r:embed="rId60"/>
                     <a:stretch>
                       <a:fillRect/>
                     </a:stretch>
@@ -8178,18 +8287,18 @@
           <wp:inline>
             <wp:extent cx="5334000" cy="2917031"/>
             <wp:effectExtent b="0" l="0" r="0" t="0"/>
-            <wp:docPr descr="Figura 12. Protótipo da tela de configuração das regras de análise." title="" id="66" name="Picture"/>
+            <wp:docPr descr="Figura 12. Protótipo da tela de configuração das regras de análise." title="" id="64" name="Picture"/>
             <a:graphic>
               <a:graphicData uri="http://schemas.openxmlformats.org/drawingml/2006/picture">
                 <pic:pic>
                   <pic:nvPicPr>
-                    <pic:cNvPr descr="figuras/tela-09-regras.png" id="67" name="Picture"/>
+                    <pic:cNvPr descr="figuras/tela-09-regras.png" id="65" name="Picture"/>
                     <pic:cNvPicPr>
                       <a:picLocks noChangeArrowheads="1" noChangeAspect="1"/>
                     </pic:cNvPicPr>
                   </pic:nvPicPr>
                   <pic:blipFill>
-                    <a:blip r:embed="rId65"/>
+                    <a:blip r:embed="rId63"/>
                     <a:stretch>
                       <a:fillRect/>
                     </a:stretch>
@@ -8233,18 +8342,18 @@
           <wp:inline>
             <wp:extent cx="5334000" cy="2500312"/>
             <wp:effectExtent b="0" l="0" r="0" t="0"/>
-            <wp:docPr descr="Figura 13. Protótipo da tela de gerenciamento de usuários." title="" id="69" name="Picture"/>
+            <wp:docPr descr="Figura 13. Protótipo da tela de gerenciamento de usuários." title="" id="67" name="Picture"/>
             <a:graphic>
               <a:graphicData uri="http://schemas.openxmlformats.org/drawingml/2006/picture">
                 <pic:pic>
                   <pic:nvPicPr>
-                    <pic:cNvPr descr="figuras/tela-10-usuarios.png" id="70" name="Picture"/>
+                    <pic:cNvPr descr="figuras/tela-10-usuarios.png" id="68" name="Picture"/>
                     <pic:cNvPicPr>
                       <a:picLocks noChangeArrowheads="1" noChangeAspect="1"/>
                     </pic:cNvPicPr>
                   </pic:nvPicPr>
                   <pic:blipFill>
-                    <a:blip r:embed="rId68"/>
+                    <a:blip r:embed="rId66"/>
                     <a:stretch>
                       <a:fillRect/>
                     </a:stretch>
@@ -8279,9 +8388,9 @@
         <w:t xml:space="preserve">Figura 13. Protótipo da tela de gerenciamento de usuários.</w:t>
       </w:r>
     </w:p>
-    <w:bookmarkEnd w:id="71"/>
-    <w:bookmarkEnd w:id="72"/>
-    <w:bookmarkStart w:id="151" w:name="modelagem"/>
+    <w:bookmarkEnd w:id="69"/>
+    <w:bookmarkEnd w:id="70"/>
+    <w:bookmarkStart w:id="149" w:name="modelagem"/>
     <w:p>
       <w:pPr>
         <w:pStyle w:val="Heading2"/>
@@ -8316,7 +8425,7 @@
         <w:t xml:space="preserve">classes participantes.</w:t>
       </w:r>
     </w:p>
-    <w:bookmarkStart w:id="76" w:name="diagrama-de-casos-de-uso"/>
+    <w:bookmarkStart w:id="74" w:name="diagrama-de-casos-de-uso"/>
     <w:p>
       <w:pPr>
         <w:pStyle w:val="Heading3"/>
@@ -8392,18 +8501,18 @@
           <wp:inline>
             <wp:extent cx="5334000" cy="7448378"/>
             <wp:effectExtent b="0" l="0" r="0" t="0"/>
-            <wp:docPr descr="Figura 14. Diagrama de casos de uso." title="" id="74" name="Picture"/>
+            <wp:docPr descr="Figura 14. Diagrama de casos de uso." title="" id="72" name="Picture"/>
             <a:graphic>
               <a:graphicData uri="http://schemas.openxmlformats.org/drawingml/2006/picture">
                 <pic:pic>
                   <pic:nvPicPr>
-                    <pic:cNvPr descr="figuras/uc-casos-de-uso.png" id="75" name="Picture"/>
+                    <pic:cNvPr descr="figuras/uc-casos-de-uso.png" id="73" name="Picture"/>
                     <pic:cNvPicPr>
                       <a:picLocks noChangeArrowheads="1" noChangeAspect="1"/>
                     </pic:cNvPicPr>
                   </pic:nvPicPr>
                   <pic:blipFill>
-                    <a:blip r:embed="rId73"/>
+                    <a:blip r:embed="rId71"/>
                     <a:stretch>
                       <a:fillRect/>
                     </a:stretch>
@@ -8438,8 +8547,8 @@
         <w:t xml:space="preserve">Figura 14. Diagrama de casos de uso.</w:t>
       </w:r>
     </w:p>
-    <w:bookmarkEnd w:id="76"/>
-    <w:bookmarkStart w:id="77" w:name="especificação-dos-casos-de-uso"/>
+    <w:bookmarkEnd w:id="74"/>
+    <w:bookmarkStart w:id="75" w:name="especificação-dos-casos-de-uso"/>
     <w:p>
       <w:pPr>
         <w:pStyle w:val="Heading3"/>
@@ -21658,8 +21767,8 @@
         <w:t xml:space="preserve">- Caso a gravação do alerta arquivado falhe, o sistema exibe a mensagem devolvida pelo banco de dados e retorna ao passo 2.</w:t>
       </w:r>
     </w:p>
-    <w:bookmarkEnd w:id="77"/>
-    <w:bookmarkStart w:id="87" w:name="diagrama-de-classes"/>
+    <w:bookmarkEnd w:id="75"/>
+    <w:bookmarkStart w:id="85" w:name="diagrama-de-classes"/>
     <w:p>
       <w:pPr>
         <w:pStyle w:val="Heading3"/>
@@ -21810,18 +21919,18 @@
           <wp:inline>
             <wp:extent cx="5334000" cy="3373788"/>
             <wp:effectExtent b="0" l="0" r="0" t="0"/>
-            <wp:docPr descr="Figura 15. Diagrama de classes do domínio do sistema." title="" id="79" name="Picture"/>
+            <wp:docPr descr="Figura 15. Diagrama de classes do domínio do sistema." title="" id="77" name="Picture"/>
             <a:graphic>
               <a:graphicData uri="http://schemas.openxmlformats.org/drawingml/2006/picture">
                 <pic:pic>
                   <pic:nvPicPr>
-                    <pic:cNvPr descr="figuras/cls-dominio.png" id="80" name="Picture"/>
+                    <pic:cNvPr descr="figuras/cls-dominio.png" id="78" name="Picture"/>
                     <pic:cNvPicPr>
                       <a:picLocks noChangeArrowheads="1" noChangeAspect="1"/>
                     </pic:cNvPicPr>
                   </pic:nvPicPr>
                   <pic:blipFill>
-                    <a:blip r:embed="rId78"/>
+                    <a:blip r:embed="rId76"/>
                     <a:stretch>
                       <a:fillRect/>
                     </a:stretch>
@@ -21975,18 +22084,18 @@
           <wp:inline>
             <wp:extent cx="5334000" cy="2715490"/>
             <wp:effectExtent b="0" l="0" r="0" t="0"/>
-            <wp:docPr descr="Figura 16. Diagrama de classes do núcleo de análise, com o padrão Strategy." title="" id="82" name="Picture"/>
+            <wp:docPr descr="Figura 16. Diagrama de classes do núcleo de análise, com o padrão Strategy." title="" id="80" name="Picture"/>
             <a:graphic>
               <a:graphicData uri="http://schemas.openxmlformats.org/drawingml/2006/picture">
                 <pic:pic>
                   <pic:nvPicPr>
-                    <pic:cNvPr descr="figuras/cls-analise.png" id="83" name="Picture"/>
+                    <pic:cNvPr descr="figuras/cls-analise.png" id="81" name="Picture"/>
                     <pic:cNvPicPr>
                       <a:picLocks noChangeArrowheads="1" noChangeAspect="1"/>
                     </pic:cNvPicPr>
                   </pic:nvPicPr>
                   <pic:blipFill>
-                    <a:blip r:embed="rId81"/>
+                    <a:blip r:embed="rId79"/>
                     <a:stretch>
                       <a:fillRect/>
                     </a:stretch>
@@ -22110,18 +22219,18 @@
           <wp:inline>
             <wp:extent cx="5334000" cy="2267622"/>
             <wp:effectExtent b="0" l="0" r="0" t="0"/>
-            <wp:docPr descr="Figura 17. Diagrama de classes da arquitetura em camadas." title="" id="85" name="Picture"/>
+            <wp:docPr descr="Figura 17. Diagrama de classes da arquitetura em camadas." title="" id="83" name="Picture"/>
             <a:graphic>
               <a:graphicData uri="http://schemas.openxmlformats.org/drawingml/2006/picture">
                 <pic:pic>
                   <pic:nvPicPr>
-                    <pic:cNvPr descr="figuras/cls-arquitetura.png" id="86" name="Picture"/>
+                    <pic:cNvPr descr="figuras/cls-arquitetura.png" id="84" name="Picture"/>
                     <pic:cNvPicPr>
                       <a:picLocks noChangeArrowheads="1" noChangeAspect="1"/>
                     </pic:cNvPicPr>
                   </pic:nvPicPr>
                   <pic:blipFill>
-                    <a:blip r:embed="rId84"/>
+                    <a:blip r:embed="rId82"/>
                     <a:stretch>
                       <a:fillRect/>
                     </a:stretch>
@@ -22156,8 +22265,8 @@
         <w:t xml:space="preserve">Figura 17. Diagrama de classes da arquitetura em camadas.</w:t>
       </w:r>
     </w:p>
-    <w:bookmarkEnd w:id="87"/>
-    <w:bookmarkStart w:id="88" w:name="dicionário-de-informações"/>
+    <w:bookmarkEnd w:id="85"/>
+    <w:bookmarkStart w:id="86" w:name="dicionário-de-informações"/>
     <w:p>
       <w:pPr>
         <w:pStyle w:val="Heading3"/>
@@ -35513,390 +35622,81 @@
               <w:jc w:val="left"/>
             </w:pPr>
             <w:r>
-              <w:t xml:space="preserve">Decimal (R</w:t>
-            </w:r>
-            <m:oMath>
-              <m:r>
-                <m:rPr>
-                  <m:sty m:val="p"/>
-                </m:rPr>
-                <m:t>)</m:t>
-              </m:r>
-              <m:r>
-                <m:rPr>
-                  <m:sty m:val="p"/>
-                </m:rPr>
-                <m:t>|</m:t>
-              </m:r>
-              <m:r>
-                <m:t>C</m:t>
-              </m:r>
-              <m:r>
-                <m:t>o</m:t>
-              </m:r>
-              <m:r>
-                <m:t>n</m:t>
-              </m:r>
-              <m:r>
-                <m:t>t</m:t>
-              </m:r>
-              <m:r>
-                <m:t>í</m:t>
-              </m:r>
-              <m:r>
-                <m:t>n</m:t>
-              </m:r>
-              <m:r>
-                <m:t>u</m:t>
-              </m:r>
-              <m:r>
-                <m:t>o</m:t>
-              </m:r>
-              <m:r>
-                <m:rPr>
-                  <m:sty m:val="p"/>
-                </m:rPr>
-                <m:t>|</m:t>
-              </m:r>
-              <m:r>
-                <m:rPr>
-                  <m:sty m:val="p"/>
-                </m:rPr>
-                <m:t>|</m:t>
-              </m:r>
-              <m:r>
-                <m:t>v</m:t>
-              </m:r>
-              <m:r>
-                <m:t>a</m:t>
-              </m:r>
-              <m:r>
-                <m:t>l</m:t>
-              </m:r>
-              <m:r>
-                <m:t>o</m:t>
-              </m:r>
-              <m:r>
-                <m:t>r</m:t>
-              </m:r>
-              <m:r>
-                <m:t>A</m:t>
-              </m:r>
-              <m:r>
-                <m:t>t</m:t>
-              </m:r>
-              <m:r>
-                <m:t>u</m:t>
-              </m:r>
-              <m:r>
-                <m:t>a</m:t>
-              </m:r>
-              <m:r>
-                <m:t>l</m:t>
-              </m:r>
-              <m:r>
-                <m:rPr>
-                  <m:sty m:val="p"/>
-                </m:rPr>
-                <m:t>|</m:t>
-              </m:r>
-              <m:r>
-                <m:t>S</m:t>
-              </m:r>
-              <m:r>
-                <m:t>o</m:t>
-              </m:r>
-              <m:r>
-                <m:t>m</m:t>
-              </m:r>
-              <m:r>
-                <m:t>a</m:t>
-              </m:r>
-              <m:r>
-                <m:t>d</m:t>
-              </m:r>
-              <m:r>
-                <m:t>o</m:t>
-              </m:r>
-              <m:r>
-                <m:t>v</m:t>
-              </m:r>
-              <m:r>
-                <m:t>a</m:t>
-              </m:r>
-              <m:r>
-                <m:t>l</m:t>
-              </m:r>
-              <m:r>
-                <m:t>o</m:t>
-              </m:r>
-              <m:r>
-                <m:t>r</m:t>
-              </m:r>
-              <m:r>
-                <m:t>d</m:t>
-              </m:r>
-              <m:r>
-                <m:t>e</m:t>
-              </m:r>
-              <m:r>
-                <m:t>m</m:t>
-              </m:r>
-              <m:r>
-                <m:t>e</m:t>
-              </m:r>
-              <m:r>
-                <m:t>r</m:t>
-              </m:r>
-              <m:r>
-                <m:t>c</m:t>
-              </m:r>
-              <m:r>
-                <m:t>a</m:t>
-              </m:r>
-              <m:r>
-                <m:t>d</m:t>
-              </m:r>
-              <m:r>
-                <m:t>o</m:t>
-              </m:r>
-              <m:r>
-                <m:t>d</m:t>
-              </m:r>
-              <m:r>
-                <m:t>e</m:t>
-              </m:r>
-              <m:r>
-                <m:t>t</m:t>
-              </m:r>
-              <m:r>
-                <m:t>o</m:t>
-              </m:r>
-              <m:r>
-                <m:t>d</m:t>
-              </m:r>
-              <m:r>
-                <m:t>a</m:t>
-              </m:r>
-              <m:r>
-                <m:t>s</m:t>
-              </m:r>
-              <m:r>
-                <m:t>a</m:t>
-              </m:r>
-              <m:r>
-                <m:t>s</m:t>
-              </m:r>
-              <m:r>
-                <m:t>p</m:t>
-              </m:r>
-              <m:r>
-                <m:t>o</m:t>
-              </m:r>
-              <m:r>
-                <m:t>s</m:t>
-              </m:r>
-              <m:r>
-                <m:t>i</m:t>
-              </m:r>
-              <m:r>
-                <m:t>ç</m:t>
-              </m:r>
-              <m:r>
-                <m:t>õ</m:t>
-              </m:r>
-              <m:r>
-                <m:t>e</m:t>
-              </m:r>
-              <m:r>
-                <m:t>s</m:t>
-              </m:r>
-              <m:r>
-                <m:rPr>
-                  <m:sty m:val="p"/>
-                </m:rPr>
-                <m:t>,</m:t>
-              </m:r>
-              <m:r>
-                <m:t>a</m:t>
-              </m:r>
-              <m:r>
-                <m:t>v</m:t>
-              </m:r>
-              <m:r>
-                <m:t>a</m:t>
-              </m:r>
-              <m:r>
-                <m:t>l</m:t>
-              </m:r>
-              <m:r>
-                <m:t>i</m:t>
-              </m:r>
-              <m:r>
-                <m:t>a</m:t>
-              </m:r>
-              <m:r>
-                <m:t>d</m:t>
-              </m:r>
-              <m:r>
-                <m:t>o</m:t>
-              </m:r>
-              <m:r>
-                <m:t>p</m:t>
-              </m:r>
-              <m:r>
-                <m:t>e</m:t>
-              </m:r>
-              <m:r>
-                <m:t>l</m:t>
-              </m:r>
-              <m:r>
-                <m:t>a</m:t>
-              </m:r>
-              <m:r>
-                <m:t>ú</m:t>
-              </m:r>
-              <m:r>
-                <m:t>l</m:t>
-              </m:r>
-              <m:r>
-                <m:t>t</m:t>
-              </m:r>
-              <m:r>
-                <m:t>i</m:t>
-              </m:r>
-              <m:r>
-                <m:t>m</m:t>
-              </m:r>
-              <m:r>
-                <m:t>a</m:t>
-              </m:r>
-              <m:r>
-                <m:t>c</m:t>
-              </m:r>
-              <m:r>
-                <m:t>o</m:t>
-              </m:r>
-              <m:r>
-                <m:t>t</m:t>
-              </m:r>
-              <m:r>
-                <m:t>a</m:t>
-              </m:r>
-              <m:r>
-                <m:t>ç</m:t>
-              </m:r>
-              <m:r>
-                <m:t>ã</m:t>
-              </m:r>
-              <m:r>
-                <m:t>o</m:t>
-              </m:r>
-              <m:r>
-                <m:t>d</m:t>
-              </m:r>
-              <m:r>
-                <m:t>e</m:t>
-              </m:r>
-              <m:r>
-                <m:t>c</m:t>
-              </m:r>
-              <m:r>
-                <m:t>a</m:t>
-              </m:r>
-              <m:r>
-                <m:t>d</m:t>
-              </m:r>
-              <m:r>
-                <m:t>a</m:t>
-              </m:r>
-              <m:r>
-                <m:t>a</m:t>
-              </m:r>
-              <m:r>
-                <m:t>t</m:t>
-              </m:r>
-              <m:r>
-                <m:t>i</m:t>
-              </m:r>
-              <m:r>
-                <m:t>v</m:t>
-              </m:r>
-              <m:r>
-                <m:t>o</m:t>
-              </m:r>
-              <m:r>
-                <m:rPr>
-                  <m:sty m:val="p"/>
-                </m:rPr>
-                <m:t>|</m:t>
-              </m:r>
-              <m:r>
-                <m:t>8</m:t>
-              </m:r>
-              <m:r>
-                <m:rPr>
-                  <m:sty m:val="p"/>
-                </m:rPr>
-                <m:t>|</m:t>
-              </m:r>
-              <m:r>
-                <m:t>d</m:t>
-              </m:r>
-              <m:r>
-                <m:t>o</m:t>
-              </m:r>
-              <m:r>
-                <m:t>u</m:t>
-              </m:r>
-              <m:r>
-                <m:t>b</m:t>
-              </m:r>
-              <m:r>
-                <m:t>l</m:t>
-              </m:r>
-              <m:r>
-                <m:t>e</m:t>
-              </m:r>
-              <m:r>
-                <m:rPr>
-                  <m:sty m:val="p"/>
-                </m:rPr>
-                <m:t>|</m:t>
-              </m:r>
-              <m:r>
-                <m:t>D</m:t>
-              </m:r>
-              <m:r>
-                <m:t>e</m:t>
-              </m:r>
-              <m:r>
-                <m:t>c</m:t>
-              </m:r>
-              <m:r>
-                <m:t>i</m:t>
-              </m:r>
-              <m:r>
-                <m:t>m</m:t>
-              </m:r>
-              <m:r>
-                <m:t>a</m:t>
-              </m:r>
-              <m:r>
-                <m:t>l</m:t>
-              </m:r>
-              <m:r>
-                <m:rPr>
-                  <m:sty m:val="p"/>
-                </m:rPr>
-                <m:t>(</m:t>
-              </m:r>
-              <m:r>
-                <m:t>R</m:t>
-              </m:r>
-            </m:oMath>
-            <w:r>
-              <w:t xml:space="preserve">)</w:t>
+              <w:t xml:space="preserve">Decimal (R$)</w:t>
+            </w:r>
+          </w:p>
+        </w:tc>
+        <w:tc>
+          <w:tcPr/>
+          <w:p>
+            <w:pPr>
+              <w:pStyle w:val="Compact"/>
+              <w:jc w:val="left"/>
+            </w:pPr>
+            <w:r>
+              <w:t xml:space="preserve">Contínuo</w:t>
+            </w:r>
+          </w:p>
+        </w:tc>
+      </w:tr>
+      <w:tr>
+        <w:tc>
+          <w:tcPr/>
+          <w:p>
+            <w:pPr>
+              <w:pStyle w:val="Compact"/>
+              <w:jc w:val="left"/>
+            </w:pPr>
+            <w:r>
+              <w:t xml:space="preserve">valorAtual</w:t>
+            </w:r>
+          </w:p>
+        </w:tc>
+        <w:tc>
+          <w:tcPr/>
+          <w:p>
+            <w:pPr>
+              <w:pStyle w:val="Compact"/>
+              <w:jc w:val="left"/>
+            </w:pPr>
+            <w:r>
+              <w:t xml:space="preserve">Soma do valor de mercado de todas as posições, avaliado pela última cotação de cada ativo</w:t>
+            </w:r>
+          </w:p>
+        </w:tc>
+        <w:tc>
+          <w:tcPr/>
+          <w:p>
+            <w:pPr>
+              <w:pStyle w:val="Compact"/>
+              <w:jc w:val="left"/>
+            </w:pPr>
+            <w:r>
+              <w:t xml:space="preserve">8</w:t>
+            </w:r>
+          </w:p>
+        </w:tc>
+        <w:tc>
+          <w:tcPr/>
+          <w:p>
+            <w:pPr>
+              <w:pStyle w:val="Compact"/>
+              <w:jc w:val="left"/>
+            </w:pPr>
+            <w:r>
+              <w:t xml:space="preserve">double</w:t>
+            </w:r>
+          </w:p>
+        </w:tc>
+        <w:tc>
+          <w:tcPr/>
+          <w:p>
+            <w:pPr>
+              <w:pStyle w:val="Compact"/>
+              <w:jc w:val="left"/>
+            </w:pPr>
+            <w:r>
+              <w:t xml:space="preserve">Decimal (R$)</w:t>
             </w:r>
           </w:p>
         </w:tc>
@@ -36605,318 +36405,7 @@
               <w:jc w:val="left"/>
             </w:pPr>
             <w:r>
-              <w:t xml:space="preserve">Decimal (R</w:t>
-            </w:r>
-            <m:oMath>
-              <m:r>
-                <m:rPr>
-                  <m:sty m:val="p"/>
-                </m:rPr>
-                <m:t>)</m:t>
-              </m:r>
-              <m:r>
-                <m:rPr>
-                  <m:sty m:val="p"/>
-                </m:rPr>
-                <m:t>|</m:t>
-              </m:r>
-              <m:r>
-                <m:t>C</m:t>
-              </m:r>
-              <m:r>
-                <m:t>o</m:t>
-              </m:r>
-              <m:r>
-                <m:t>n</m:t>
-              </m:r>
-              <m:r>
-                <m:t>t</m:t>
-              </m:r>
-              <m:r>
-                <m:t>í</m:t>
-              </m:r>
-              <m:r>
-                <m:t>n</m:t>
-              </m:r>
-              <m:r>
-                <m:t>u</m:t>
-              </m:r>
-              <m:r>
-                <m:t>o</m:t>
-              </m:r>
-              <m:r>
-                <m:rPr>
-                  <m:sty m:val="p"/>
-                </m:rPr>
-                <m:t>|</m:t>
-              </m:r>
-              <m:r>
-                <m:rPr>
-                  <m:sty m:val="p"/>
-                </m:rPr>
-                <m:t>|</m:t>
-              </m:r>
-              <m:r>
-                <m:t>p</m:t>
-              </m:r>
-              <m:r>
-                <m:t>r</m:t>
-              </m:r>
-              <m:r>
-                <m:t>e</m:t>
-              </m:r>
-              <m:r>
-                <m:t>c</m:t>
-              </m:r>
-              <m:r>
-                <m:t>o</m:t>
-              </m:r>
-              <m:r>
-                <m:t>A</m:t>
-              </m:r>
-              <m:r>
-                <m:t>t</m:t>
-              </m:r>
-              <m:r>
-                <m:t>u</m:t>
-              </m:r>
-              <m:r>
-                <m:t>a</m:t>
-              </m:r>
-              <m:r>
-                <m:t>l</m:t>
-              </m:r>
-              <m:r>
-                <m:rPr>
-                  <m:sty m:val="p"/>
-                </m:rPr>
-                <m:t>|</m:t>
-              </m:r>
-              <m:r>
-                <m:t>P</m:t>
-              </m:r>
-              <m:r>
-                <m:t>r</m:t>
-              </m:r>
-              <m:r>
-                <m:t>e</m:t>
-              </m:r>
-              <m:r>
-                <m:t>ç</m:t>
-              </m:r>
-              <m:r>
-                <m:t>o</m:t>
-              </m:r>
-              <m:r>
-                <m:t>d</m:t>
-              </m:r>
-              <m:r>
-                <m:t>e</m:t>
-              </m:r>
-              <m:r>
-                <m:t>f</m:t>
-              </m:r>
-              <m:r>
-                <m:t>e</m:t>
-              </m:r>
-              <m:r>
-                <m:t>c</m:t>
-              </m:r>
-              <m:r>
-                <m:t>h</m:t>
-              </m:r>
-              <m:r>
-                <m:t>a</m:t>
-              </m:r>
-              <m:r>
-                <m:t>m</m:t>
-              </m:r>
-              <m:r>
-                <m:t>e</m:t>
-              </m:r>
-              <m:r>
-                <m:t>n</m:t>
-              </m:r>
-              <m:r>
-                <m:t>t</m:t>
-              </m:r>
-              <m:r>
-                <m:t>o</m:t>
-              </m:r>
-              <m:r>
-                <m:t>d</m:t>
-              </m:r>
-              <m:r>
-                <m:t>a</m:t>
-              </m:r>
-              <m:r>
-                <m:t>ú</m:t>
-              </m:r>
-              <m:r>
-                <m:t>l</m:t>
-              </m:r>
-              <m:r>
-                <m:t>t</m:t>
-              </m:r>
-              <m:r>
-                <m:t>i</m:t>
-              </m:r>
-              <m:r>
-                <m:t>m</m:t>
-              </m:r>
-              <m:r>
-                <m:t>a</m:t>
-              </m:r>
-              <m:r>
-                <m:t>c</m:t>
-              </m:r>
-              <m:r>
-                <m:t>o</m:t>
-              </m:r>
-              <m:r>
-                <m:t>t</m:t>
-              </m:r>
-              <m:r>
-                <m:t>a</m:t>
-              </m:r>
-              <m:r>
-                <m:t>ç</m:t>
-              </m:r>
-              <m:r>
-                <m:t>ã</m:t>
-              </m:r>
-              <m:r>
-                <m:t>o</m:t>
-              </m:r>
-              <m:r>
-                <m:t>i</m:t>
-              </m:r>
-              <m:r>
-                <m:t>m</m:t>
-              </m:r>
-              <m:r>
-                <m:t>p</m:t>
-              </m:r>
-              <m:r>
-                <m:t>o</m:t>
-              </m:r>
-              <m:r>
-                <m:t>r</m:t>
-              </m:r>
-              <m:r>
-                <m:t>t</m:t>
-              </m:r>
-              <m:r>
-                <m:t>a</m:t>
-              </m:r>
-              <m:r>
-                <m:t>d</m:t>
-              </m:r>
-              <m:r>
-                <m:t>a</m:t>
-              </m:r>
-              <m:r>
-                <m:t>p</m:t>
-              </m:r>
-              <m:r>
-                <m:t>a</m:t>
-              </m:r>
-              <m:r>
-                <m:t>r</m:t>
-              </m:r>
-              <m:r>
-                <m:t>a</m:t>
-              </m:r>
-              <m:r>
-                <m:t>o</m:t>
-              </m:r>
-              <m:r>
-                <m:t>a</m:t>
-              </m:r>
-              <m:r>
-                <m:t>t</m:t>
-              </m:r>
-              <m:r>
-                <m:t>i</m:t>
-              </m:r>
-              <m:r>
-                <m:t>v</m:t>
-              </m:r>
-              <m:r>
-                <m:t>o</m:t>
-              </m:r>
-              <m:r>
-                <m:rPr>
-                  <m:sty m:val="p"/>
-                </m:rPr>
-                <m:t>|</m:t>
-              </m:r>
-              <m:r>
-                <m:t>8</m:t>
-              </m:r>
-              <m:r>
-                <m:rPr>
-                  <m:sty m:val="p"/>
-                </m:rPr>
-                <m:t>|</m:t>
-              </m:r>
-              <m:r>
-                <m:t>d</m:t>
-              </m:r>
-              <m:r>
-                <m:t>o</m:t>
-              </m:r>
-              <m:r>
-                <m:t>u</m:t>
-              </m:r>
-              <m:r>
-                <m:t>b</m:t>
-              </m:r>
-              <m:r>
-                <m:t>l</m:t>
-              </m:r>
-              <m:r>
-                <m:t>e</m:t>
-              </m:r>
-              <m:r>
-                <m:rPr>
-                  <m:sty m:val="p"/>
-                </m:rPr>
-                <m:t>|</m:t>
-              </m:r>
-              <m:r>
-                <m:t>D</m:t>
-              </m:r>
-              <m:r>
-                <m:t>e</m:t>
-              </m:r>
-              <m:r>
-                <m:t>c</m:t>
-              </m:r>
-              <m:r>
-                <m:t>i</m:t>
-              </m:r>
-              <m:r>
-                <m:t>m</m:t>
-              </m:r>
-              <m:r>
-                <m:t>a</m:t>
-              </m:r>
-              <m:r>
-                <m:t>l</m:t>
-              </m:r>
-              <m:r>
-                <m:rPr>
-                  <m:sty m:val="p"/>
-                </m:rPr>
-                <m:t>(</m:t>
-              </m:r>
-              <m:r>
-                <m:t>R</m:t>
-              </m:r>
-            </m:oMath>
-            <w:r>
-              <w:t xml:space="preserve">)</w:t>
+              <w:t xml:space="preserve">Decimal (R$)</w:t>
             </w:r>
           </w:p>
         </w:tc>
@@ -36942,6 +36431,80 @@
               <w:jc w:val="left"/>
             </w:pPr>
             <w:r>
+              <w:t xml:space="preserve">precoAtual</w:t>
+            </w:r>
+          </w:p>
+        </w:tc>
+        <w:tc>
+          <w:tcPr/>
+          <w:p>
+            <w:pPr>
+              <w:pStyle w:val="Compact"/>
+              <w:jc w:val="left"/>
+            </w:pPr>
+            <w:r>
+              <w:t xml:space="preserve">Preço de fechamento da última cotação importada para o ativo</w:t>
+            </w:r>
+          </w:p>
+        </w:tc>
+        <w:tc>
+          <w:tcPr/>
+          <w:p>
+            <w:pPr>
+              <w:pStyle w:val="Compact"/>
+              <w:jc w:val="left"/>
+            </w:pPr>
+            <w:r>
+              <w:t xml:space="preserve">8</w:t>
+            </w:r>
+          </w:p>
+        </w:tc>
+        <w:tc>
+          <w:tcPr/>
+          <w:p>
+            <w:pPr>
+              <w:pStyle w:val="Compact"/>
+              <w:jc w:val="left"/>
+            </w:pPr>
+            <w:r>
+              <w:t xml:space="preserve">double</w:t>
+            </w:r>
+          </w:p>
+        </w:tc>
+        <w:tc>
+          <w:tcPr/>
+          <w:p>
+            <w:pPr>
+              <w:pStyle w:val="Compact"/>
+              <w:jc w:val="left"/>
+            </w:pPr>
+            <w:r>
+              <w:t xml:space="preserve">Decimal (R$)</w:t>
+            </w:r>
+          </w:p>
+        </w:tc>
+        <w:tc>
+          <w:tcPr/>
+          <w:p>
+            <w:pPr>
+              <w:pStyle w:val="Compact"/>
+              <w:jc w:val="left"/>
+            </w:pPr>
+            <w:r>
+              <w:t xml:space="preserve">Contínuo</w:t>
+            </w:r>
+          </w:p>
+        </w:tc>
+      </w:tr>
+      <w:tr>
+        <w:tc>
+          <w:tcPr/>
+          <w:p>
+            <w:pPr>
+              <w:pStyle w:val="Compact"/>
+              <w:jc w:val="left"/>
+            </w:pPr>
+            <w:r>
               <w:t xml:space="preserve">valorInvestido</w:t>
             </w:r>
           </w:p>
@@ -36990,348 +36553,81 @@
               <w:jc w:val="left"/>
             </w:pPr>
             <w:r>
-              <w:t xml:space="preserve">Decimal (R</w:t>
-            </w:r>
-            <m:oMath>
-              <m:r>
-                <m:rPr>
-                  <m:sty m:val="p"/>
-                </m:rPr>
-                <m:t>)</m:t>
-              </m:r>
-              <m:r>
-                <m:rPr>
-                  <m:sty m:val="p"/>
-                </m:rPr>
-                <m:t>|</m:t>
-              </m:r>
-              <m:r>
-                <m:t>C</m:t>
-              </m:r>
-              <m:r>
-                <m:t>o</m:t>
-              </m:r>
-              <m:r>
-                <m:t>n</m:t>
-              </m:r>
-              <m:r>
-                <m:t>t</m:t>
-              </m:r>
-              <m:r>
-                <m:t>í</m:t>
-              </m:r>
-              <m:r>
-                <m:t>n</m:t>
-              </m:r>
-              <m:r>
-                <m:t>u</m:t>
-              </m:r>
-              <m:r>
-                <m:t>o</m:t>
-              </m:r>
-              <m:r>
-                <m:rPr>
-                  <m:sty m:val="p"/>
-                </m:rPr>
-                <m:t>|</m:t>
-              </m:r>
-              <m:r>
-                <m:rPr>
-                  <m:sty m:val="p"/>
-                </m:rPr>
-                <m:t>|</m:t>
-              </m:r>
-              <m:r>
-                <m:t>v</m:t>
-              </m:r>
-              <m:r>
-                <m:t>a</m:t>
-              </m:r>
-              <m:r>
-                <m:t>l</m:t>
-              </m:r>
-              <m:r>
-                <m:t>o</m:t>
-              </m:r>
-              <m:r>
-                <m:t>r</m:t>
-              </m:r>
-              <m:r>
-                <m:t>A</m:t>
-              </m:r>
-              <m:r>
-                <m:t>t</m:t>
-              </m:r>
-              <m:r>
-                <m:t>u</m:t>
-              </m:r>
-              <m:r>
-                <m:t>a</m:t>
-              </m:r>
-              <m:r>
-                <m:t>l</m:t>
-              </m:r>
-              <m:r>
-                <m:rPr>
-                  <m:sty m:val="p"/>
-                </m:rPr>
-                <m:t>|</m:t>
-              </m:r>
-              <m:r>
-                <m:t>V</m:t>
-              </m:r>
-              <m:r>
-                <m:t>a</m:t>
-              </m:r>
-              <m:r>
-                <m:t>l</m:t>
-              </m:r>
-              <m:r>
-                <m:t>o</m:t>
-              </m:r>
-              <m:r>
-                <m:t>r</m:t>
-              </m:r>
-              <m:r>
-                <m:t>d</m:t>
-              </m:r>
-              <m:r>
-                <m:t>e</m:t>
-              </m:r>
-              <m:r>
-                <m:t>m</m:t>
-              </m:r>
-              <m:r>
-                <m:t>e</m:t>
-              </m:r>
-              <m:r>
-                <m:t>r</m:t>
-              </m:r>
-              <m:r>
-                <m:t>c</m:t>
-              </m:r>
-              <m:r>
-                <m:t>a</m:t>
-              </m:r>
-              <m:r>
-                <m:t>d</m:t>
-              </m:r>
-              <m:r>
-                <m:t>o</m:t>
-              </m:r>
-              <m:r>
-                <m:t>d</m:t>
-              </m:r>
-              <m:r>
-                <m:t>a</m:t>
-              </m:r>
-              <m:r>
-                <m:t>p</m:t>
-              </m:r>
-              <m:r>
-                <m:t>o</m:t>
-              </m:r>
-              <m:r>
-                <m:t>s</m:t>
-              </m:r>
-              <m:r>
-                <m:t>i</m:t>
-              </m:r>
-              <m:r>
-                <m:t>ç</m:t>
-              </m:r>
-              <m:r>
-                <m:t>ã</m:t>
-              </m:r>
-              <m:r>
-                <m:t>o</m:t>
-              </m:r>
-              <m:r>
-                <m:rPr>
-                  <m:sty m:val="p"/>
-                </m:rPr>
-                <m:t>:</m:t>
-              </m:r>
-              <m:r>
-                <m:t>q</m:t>
-              </m:r>
-              <m:r>
-                <m:t>u</m:t>
-              </m:r>
-              <m:r>
-                <m:t>a</m:t>
-              </m:r>
-              <m:r>
-                <m:t>n</m:t>
-              </m:r>
-              <m:r>
-                <m:t>t</m:t>
-              </m:r>
-              <m:r>
-                <m:t>i</m:t>
-              </m:r>
-              <m:r>
-                <m:t>d</m:t>
-              </m:r>
-              <m:r>
-                <m:t>a</m:t>
-              </m:r>
-              <m:r>
-                <m:t>d</m:t>
-              </m:r>
-              <m:r>
-                <m:t>e</m:t>
-              </m:r>
-              <m:r>
-                <m:t>m</m:t>
-              </m:r>
-              <m:r>
-                <m:t>u</m:t>
-              </m:r>
-              <m:r>
-                <m:t>l</m:t>
-              </m:r>
-              <m:r>
-                <m:t>t</m:t>
-              </m:r>
-              <m:r>
-                <m:t>i</m:t>
-              </m:r>
-              <m:r>
-                <m:t>p</m:t>
-              </m:r>
-              <m:r>
-                <m:t>l</m:t>
-              </m:r>
-              <m:r>
-                <m:t>i</m:t>
-              </m:r>
-              <m:r>
-                <m:t>c</m:t>
-              </m:r>
-              <m:r>
-                <m:t>a</m:t>
-              </m:r>
-              <m:r>
-                <m:t>d</m:t>
-              </m:r>
-              <m:r>
-                <m:t>a</m:t>
-              </m:r>
-              <m:r>
-                <m:t>p</m:t>
-              </m:r>
-              <m:r>
-                <m:t>e</m:t>
-              </m:r>
-              <m:r>
-                <m:t>l</m:t>
-              </m:r>
-              <m:r>
-                <m:t>o</m:t>
-              </m:r>
-              <m:r>
-                <m:t>p</m:t>
-              </m:r>
-              <m:r>
-                <m:t>r</m:t>
-              </m:r>
-              <m:r>
-                <m:t>e</m:t>
-              </m:r>
-              <m:r>
-                <m:t>ç</m:t>
-              </m:r>
-              <m:r>
-                <m:t>o</m:t>
-              </m:r>
-              <m:r>
-                <m:t>a</m:t>
-              </m:r>
-              <m:r>
-                <m:t>t</m:t>
-              </m:r>
-              <m:r>
-                <m:t>u</m:t>
-              </m:r>
-              <m:r>
-                <m:t>a</m:t>
-              </m:r>
-              <m:r>
-                <m:t>l</m:t>
-              </m:r>
-              <m:r>
-                <m:rPr>
-                  <m:sty m:val="p"/>
-                </m:rPr>
-                <m:t>|</m:t>
-              </m:r>
-              <m:r>
-                <m:t>8</m:t>
-              </m:r>
-              <m:r>
-                <m:rPr>
-                  <m:sty m:val="p"/>
-                </m:rPr>
-                <m:t>|</m:t>
-              </m:r>
-              <m:r>
-                <m:t>d</m:t>
-              </m:r>
-              <m:r>
-                <m:t>o</m:t>
-              </m:r>
-              <m:r>
-                <m:t>u</m:t>
-              </m:r>
-              <m:r>
-                <m:t>b</m:t>
-              </m:r>
-              <m:r>
-                <m:t>l</m:t>
-              </m:r>
-              <m:r>
-                <m:t>e</m:t>
-              </m:r>
-              <m:r>
-                <m:rPr>
-                  <m:sty m:val="p"/>
-                </m:rPr>
-                <m:t>|</m:t>
-              </m:r>
-              <m:r>
-                <m:t>D</m:t>
-              </m:r>
-              <m:r>
-                <m:t>e</m:t>
-              </m:r>
-              <m:r>
-                <m:t>c</m:t>
-              </m:r>
-              <m:r>
-                <m:t>i</m:t>
-              </m:r>
-              <m:r>
-                <m:t>m</m:t>
-              </m:r>
-              <m:r>
-                <m:t>a</m:t>
-              </m:r>
-              <m:r>
-                <m:t>l</m:t>
-              </m:r>
-              <m:r>
-                <m:rPr>
-                  <m:sty m:val="p"/>
-                </m:rPr>
-                <m:t>(</m:t>
-              </m:r>
-              <m:r>
-                <m:t>R</m:t>
-              </m:r>
-            </m:oMath>
-            <w:r>
-              <w:t xml:space="preserve">)</w:t>
+              <w:t xml:space="preserve">Decimal (R$)</w:t>
+            </w:r>
+          </w:p>
+        </w:tc>
+        <w:tc>
+          <w:tcPr/>
+          <w:p>
+            <w:pPr>
+              <w:pStyle w:val="Compact"/>
+              <w:jc w:val="left"/>
+            </w:pPr>
+            <w:r>
+              <w:t xml:space="preserve">Contínuo</w:t>
+            </w:r>
+          </w:p>
+        </w:tc>
+      </w:tr>
+      <w:tr>
+        <w:tc>
+          <w:tcPr/>
+          <w:p>
+            <w:pPr>
+              <w:pStyle w:val="Compact"/>
+              <w:jc w:val="left"/>
+            </w:pPr>
+            <w:r>
+              <w:t xml:space="preserve">valorAtual</w:t>
+            </w:r>
+          </w:p>
+        </w:tc>
+        <w:tc>
+          <w:tcPr/>
+          <w:p>
+            <w:pPr>
+              <w:pStyle w:val="Compact"/>
+              <w:jc w:val="left"/>
+            </w:pPr>
+            <w:r>
+              <w:t xml:space="preserve">Valor de mercado da posição: quantidade multiplicada pelo preço atual</w:t>
+            </w:r>
+          </w:p>
+        </w:tc>
+        <w:tc>
+          <w:tcPr/>
+          <w:p>
+            <w:pPr>
+              <w:pStyle w:val="Compact"/>
+              <w:jc w:val="left"/>
+            </w:pPr>
+            <w:r>
+              <w:t xml:space="preserve">8</w:t>
+            </w:r>
+          </w:p>
+        </w:tc>
+        <w:tc>
+          <w:tcPr/>
+          <w:p>
+            <w:pPr>
+              <w:pStyle w:val="Compact"/>
+              <w:jc w:val="left"/>
+            </w:pPr>
+            <w:r>
+              <w:t xml:space="preserve">double</w:t>
+            </w:r>
+          </w:p>
+        </w:tc>
+        <w:tc>
+          <w:tcPr/>
+          <w:p>
+            <w:pPr>
+              <w:pStyle w:val="Compact"/>
+              <w:jc w:val="left"/>
+            </w:pPr>
+            <w:r>
+              <w:t xml:space="preserve">Decimal (R$)</w:t>
             </w:r>
           </w:p>
         </w:tc>
@@ -52591,8 +51887,8 @@
         </w:tc>
       </w:tr>
     </w:tbl>
-    <w:bookmarkEnd w:id="88"/>
-    <w:bookmarkStart w:id="95" w:name="diagrama-de-objetos"/>
+    <w:bookmarkEnd w:id="86"/>
+    <w:bookmarkStart w:id="93" w:name="diagrama-de-objetos"/>
     <w:p>
       <w:pPr>
         <w:pStyle w:val="Heading3"/>
@@ -52642,18 +51938,18 @@
           <wp:inline>
             <wp:extent cx="5334000" cy="1268163"/>
             <wp:effectExtent b="0" l="0" r="0" t="0"/>
-            <wp:docPr descr="Figura 18. Diagrama de objetos da análise de um ativo." title="" id="90" name="Picture"/>
+            <wp:docPr descr="Figura 18. Diagrama de objetos da análise de um ativo." title="" id="88" name="Picture"/>
             <a:graphic>
               <a:graphicData uri="http://schemas.openxmlformats.org/drawingml/2006/picture">
                 <pic:pic>
                   <pic:nvPicPr>
-                    <pic:cNvPr descr="figuras/obj-analise.png" id="91" name="Picture"/>
+                    <pic:cNvPr descr="figuras/obj-analise.png" id="89" name="Picture"/>
                     <pic:cNvPicPr>
                       <a:picLocks noChangeArrowheads="1" noChangeAspect="1"/>
                     </pic:cNvPicPr>
                   </pic:nvPicPr>
                   <pic:blipFill>
-                    <a:blip r:embed="rId89"/>
+                    <a:blip r:embed="rId87"/>
                     <a:stretch>
                       <a:fillRect/>
                     </a:stretch>
@@ -52697,18 +51993,18 @@
           <wp:inline>
             <wp:extent cx="5334000" cy="2747450"/>
             <wp:effectExtent b="0" l="0" r="0" t="0"/>
-            <wp:docPr descr="Figura 19. Diagrama de objetos da carteira do investidor." title="" id="93" name="Picture"/>
+            <wp:docPr descr="Figura 19. Diagrama de objetos da carteira do investidor." title="" id="91" name="Picture"/>
             <a:graphic>
               <a:graphicData uri="http://schemas.openxmlformats.org/drawingml/2006/picture">
                 <pic:pic>
                   <pic:nvPicPr>
-                    <pic:cNvPr descr="figuras/obj-carteira.png" id="94" name="Picture"/>
+                    <pic:cNvPr descr="figuras/obj-carteira.png" id="92" name="Picture"/>
                     <pic:cNvPicPr>
                       <a:picLocks noChangeArrowheads="1" noChangeAspect="1"/>
                     </pic:cNvPicPr>
                   </pic:nvPicPr>
                   <pic:blipFill>
-                    <a:blip r:embed="rId92"/>
+                    <a:blip r:embed="rId90"/>
                     <a:stretch>
                       <a:fillRect/>
                     </a:stretch>
@@ -52743,8 +52039,8 @@
         <w:t xml:space="preserve">Figura 19. Diagrama de objetos da carteira do investidor.</w:t>
       </w:r>
     </w:p>
-    <w:bookmarkEnd w:id="95"/>
-    <w:bookmarkStart w:id="150" w:name="diagramas-de-sequência"/>
+    <w:bookmarkEnd w:id="93"/>
+    <w:bookmarkStart w:id="148" w:name="diagramas-de-sequência"/>
     <w:p>
       <w:pPr>
         <w:pStyle w:val="Heading3"/>
@@ -52794,18 +52090,18 @@
           <wp:inline>
             <wp:extent cx="5334000" cy="1830923"/>
             <wp:effectExtent b="0" l="0" r="0" t="0"/>
-            <wp:docPr descr="Figura 20. Diagrama de sequência para o [UC001]." title="" id="97" name="Picture"/>
+            <wp:docPr descr="Figura 20. Diagrama de sequência para o [UC001]." title="" id="95" name="Picture"/>
             <a:graphic>
               <a:graphicData uri="http://schemas.openxmlformats.org/drawingml/2006/picture">
                 <pic:pic>
                   <pic:nvPicPr>
-                    <pic:cNvPr descr="figuras/seq-uc001.png" id="98" name="Picture"/>
+                    <pic:cNvPr descr="figuras/seq-uc001.png" id="96" name="Picture"/>
                     <pic:cNvPicPr>
                       <a:picLocks noChangeArrowheads="1" noChangeAspect="1"/>
                     </pic:cNvPicPr>
                   </pic:nvPicPr>
                   <pic:blipFill>
-                    <a:blip r:embed="rId96"/>
+                    <a:blip r:embed="rId94"/>
                     <a:stretch>
                       <a:fillRect/>
                     </a:stretch>
@@ -52849,18 +52145,18 @@
           <wp:inline>
             <wp:extent cx="5334000" cy="3096288"/>
             <wp:effectExtent b="0" l="0" r="0" t="0"/>
-            <wp:docPr descr="Figura 21. Diagrama de sequência para o [UC002]." title="" id="100" name="Picture"/>
+            <wp:docPr descr="Figura 21. Diagrama de sequência para o [UC002]." title="" id="98" name="Picture"/>
             <a:graphic>
               <a:graphicData uri="http://schemas.openxmlformats.org/drawingml/2006/picture">
                 <pic:pic>
                   <pic:nvPicPr>
-                    <pic:cNvPr descr="figuras/seq-uc002.png" id="101" name="Picture"/>
+                    <pic:cNvPr descr="figuras/seq-uc002.png" id="99" name="Picture"/>
                     <pic:cNvPicPr>
                       <a:picLocks noChangeArrowheads="1" noChangeAspect="1"/>
                     </pic:cNvPicPr>
                   </pic:nvPicPr>
                   <pic:blipFill>
-                    <a:blip r:embed="rId99"/>
+                    <a:blip r:embed="rId97"/>
                     <a:stretch>
                       <a:fillRect/>
                     </a:stretch>
@@ -52904,18 +52200,18 @@
           <wp:inline>
             <wp:extent cx="5334000" cy="3528671"/>
             <wp:effectExtent b="0" l="0" r="0" t="0"/>
-            <wp:docPr descr="Figura 22. Diagrama de sequência para o [UC003]." title="" id="103" name="Picture"/>
+            <wp:docPr descr="Figura 22. Diagrama de sequência para o [UC003]." title="" id="101" name="Picture"/>
             <a:graphic>
               <a:graphicData uri="http://schemas.openxmlformats.org/drawingml/2006/picture">
                 <pic:pic>
                   <pic:nvPicPr>
-                    <pic:cNvPr descr="figuras/seq-uc003.png" id="104" name="Picture"/>
+                    <pic:cNvPr descr="figuras/seq-uc003.png" id="102" name="Picture"/>
                     <pic:cNvPicPr>
                       <a:picLocks noChangeArrowheads="1" noChangeAspect="1"/>
                     </pic:cNvPicPr>
                   </pic:nvPicPr>
                   <pic:blipFill>
-                    <a:blip r:embed="rId102"/>
+                    <a:blip r:embed="rId100"/>
                     <a:stretch>
                       <a:fillRect/>
                     </a:stretch>
@@ -52959,18 +52255,18 @@
           <wp:inline>
             <wp:extent cx="5334000" cy="3191655"/>
             <wp:effectExtent b="0" l="0" r="0" t="0"/>
-            <wp:docPr descr="Figura 23. Diagrama de sequência para o [UC004]." title="" id="106" name="Picture"/>
+            <wp:docPr descr="Figura 23. Diagrama de sequência para o [UC004]." title="" id="104" name="Picture"/>
             <a:graphic>
               <a:graphicData uri="http://schemas.openxmlformats.org/drawingml/2006/picture">
                 <pic:pic>
                   <pic:nvPicPr>
-                    <pic:cNvPr descr="figuras/seq-uc004.png" id="107" name="Picture"/>
+                    <pic:cNvPr descr="figuras/seq-uc004.png" id="105" name="Picture"/>
                     <pic:cNvPicPr>
                       <a:picLocks noChangeArrowheads="1" noChangeAspect="1"/>
                     </pic:cNvPicPr>
                   </pic:nvPicPr>
                   <pic:blipFill>
-                    <a:blip r:embed="rId105"/>
+                    <a:blip r:embed="rId103"/>
                     <a:stretch>
                       <a:fillRect/>
                     </a:stretch>
@@ -53014,18 +52310,18 @@
           <wp:inline>
             <wp:extent cx="5334000" cy="2508611"/>
             <wp:effectExtent b="0" l="0" r="0" t="0"/>
-            <wp:docPr descr="Figura 24. Diagrama de sequência para o [UC005]." title="" id="109" name="Picture"/>
+            <wp:docPr descr="Figura 24. Diagrama de sequência para o [UC005]." title="" id="107" name="Picture"/>
             <a:graphic>
               <a:graphicData uri="http://schemas.openxmlformats.org/drawingml/2006/picture">
                 <pic:pic>
                   <pic:nvPicPr>
-                    <pic:cNvPr descr="figuras/seq-uc005.png" id="110" name="Picture"/>
+                    <pic:cNvPr descr="figuras/seq-uc005.png" id="108" name="Picture"/>
                     <pic:cNvPicPr>
                       <a:picLocks noChangeArrowheads="1" noChangeAspect="1"/>
                     </pic:cNvPicPr>
                   </pic:nvPicPr>
                   <pic:blipFill>
-                    <a:blip r:embed="rId108"/>
+                    <a:blip r:embed="rId106"/>
                     <a:stretch>
                       <a:fillRect/>
                     </a:stretch>
@@ -53069,18 +52365,18 @@
           <wp:inline>
             <wp:extent cx="5334000" cy="3383649"/>
             <wp:effectExtent b="0" l="0" r="0" t="0"/>
-            <wp:docPr descr="Figura 25. Diagrama de sequência para o [UC006]." title="" id="112" name="Picture"/>
+            <wp:docPr descr="Figura 25. Diagrama de sequência para o [UC006]." title="" id="110" name="Picture"/>
             <a:graphic>
               <a:graphicData uri="http://schemas.openxmlformats.org/drawingml/2006/picture">
                 <pic:pic>
                   <pic:nvPicPr>
-                    <pic:cNvPr descr="figuras/seq-uc006.png" id="113" name="Picture"/>
+                    <pic:cNvPr descr="figuras/seq-uc006.png" id="111" name="Picture"/>
                     <pic:cNvPicPr>
                       <a:picLocks noChangeArrowheads="1" noChangeAspect="1"/>
                     </pic:cNvPicPr>
                   </pic:nvPicPr>
                   <pic:blipFill>
-                    <a:blip r:embed="rId111"/>
+                    <a:blip r:embed="rId109"/>
                     <a:stretch>
                       <a:fillRect/>
                     </a:stretch>
@@ -53124,18 +52420,18 @@
           <wp:inline>
             <wp:extent cx="5334000" cy="2836919"/>
             <wp:effectExtent b="0" l="0" r="0" t="0"/>
-            <wp:docPr descr="Figura 26. Diagrama de sequência para o [UC007]." title="" id="115" name="Picture"/>
+            <wp:docPr descr="Figura 26. Diagrama de sequência para o [UC007]." title="" id="113" name="Picture"/>
             <a:graphic>
               <a:graphicData uri="http://schemas.openxmlformats.org/drawingml/2006/picture">
                 <pic:pic>
                   <pic:nvPicPr>
-                    <pic:cNvPr descr="figuras/seq-uc007.png" id="116" name="Picture"/>
+                    <pic:cNvPr descr="figuras/seq-uc007.png" id="114" name="Picture"/>
                     <pic:cNvPicPr>
                       <a:picLocks noChangeArrowheads="1" noChangeAspect="1"/>
                     </pic:cNvPicPr>
                   </pic:nvPicPr>
                   <pic:blipFill>
-                    <a:blip r:embed="rId114"/>
+                    <a:blip r:embed="rId112"/>
                     <a:stretch>
                       <a:fillRect/>
                     </a:stretch>
@@ -53179,18 +52475,18 @@
           <wp:inline>
             <wp:extent cx="5334000" cy="2477384"/>
             <wp:effectExtent b="0" l="0" r="0" t="0"/>
-            <wp:docPr descr="Figura 27. Diagrama de sequência para o [UC008]." title="" id="118" name="Picture"/>
+            <wp:docPr descr="Figura 27. Diagrama de sequência para o [UC008]." title="" id="116" name="Picture"/>
             <a:graphic>
               <a:graphicData uri="http://schemas.openxmlformats.org/drawingml/2006/picture">
                 <pic:pic>
                   <pic:nvPicPr>
-                    <pic:cNvPr descr="figuras/seq-uc008.png" id="119" name="Picture"/>
+                    <pic:cNvPr descr="figuras/seq-uc008.png" id="117" name="Picture"/>
                     <pic:cNvPicPr>
                       <a:picLocks noChangeArrowheads="1" noChangeAspect="1"/>
                     </pic:cNvPicPr>
                   </pic:nvPicPr>
                   <pic:blipFill>
-                    <a:blip r:embed="rId117"/>
+                    <a:blip r:embed="rId115"/>
                     <a:stretch>
                       <a:fillRect/>
                     </a:stretch>
@@ -53234,18 +52530,18 @@
           <wp:inline>
             <wp:extent cx="5334000" cy="2825866"/>
             <wp:effectExtent b="0" l="0" r="0" t="0"/>
-            <wp:docPr descr="Figura 28. Diagrama de sequência para o [UC009]." title="" id="121" name="Picture"/>
+            <wp:docPr descr="Figura 28. Diagrama de sequência para o [UC009]." title="" id="119" name="Picture"/>
             <a:graphic>
               <a:graphicData uri="http://schemas.openxmlformats.org/drawingml/2006/picture">
                 <pic:pic>
                   <pic:nvPicPr>
-                    <pic:cNvPr descr="figuras/seq-uc009.png" id="122" name="Picture"/>
+                    <pic:cNvPr descr="figuras/seq-uc009.png" id="120" name="Picture"/>
                     <pic:cNvPicPr>
                       <a:picLocks noChangeArrowheads="1" noChangeAspect="1"/>
                     </pic:cNvPicPr>
                   </pic:nvPicPr>
                   <pic:blipFill>
-                    <a:blip r:embed="rId120"/>
+                    <a:blip r:embed="rId118"/>
                     <a:stretch>
                       <a:fillRect/>
                     </a:stretch>
@@ -53289,18 +52585,18 @@
           <wp:inline>
             <wp:extent cx="5334000" cy="2006066"/>
             <wp:effectExtent b="0" l="0" r="0" t="0"/>
-            <wp:docPr descr="Figura 29. Diagrama de sequência para o [UC010]." title="" id="124" name="Picture"/>
+            <wp:docPr descr="Figura 29. Diagrama de sequência para o [UC010]." title="" id="122" name="Picture"/>
             <a:graphic>
               <a:graphicData uri="http://schemas.openxmlformats.org/drawingml/2006/picture">
                 <pic:pic>
                   <pic:nvPicPr>
-                    <pic:cNvPr descr="figuras/seq-uc010.png" id="125" name="Picture"/>
+                    <pic:cNvPr descr="figuras/seq-uc010.png" id="123" name="Picture"/>
                     <pic:cNvPicPr>
                       <a:picLocks noChangeArrowheads="1" noChangeAspect="1"/>
                     </pic:cNvPicPr>
                   </pic:nvPicPr>
                   <pic:blipFill>
-                    <a:blip r:embed="rId123"/>
+                    <a:blip r:embed="rId121"/>
                     <a:stretch>
                       <a:fillRect/>
                     </a:stretch>
@@ -53344,18 +52640,18 @@
           <wp:inline>
             <wp:extent cx="5334000" cy="2346844"/>
             <wp:effectExtent b="0" l="0" r="0" t="0"/>
-            <wp:docPr descr="Figura 30. Diagrama de sequência para o [UC011]." title="" id="127" name="Picture"/>
+            <wp:docPr descr="Figura 30. Diagrama de sequência para o [UC011]." title="" id="125" name="Picture"/>
             <a:graphic>
               <a:graphicData uri="http://schemas.openxmlformats.org/drawingml/2006/picture">
                 <pic:pic>
                   <pic:nvPicPr>
-                    <pic:cNvPr descr="figuras/seq-uc011.png" id="128" name="Picture"/>
+                    <pic:cNvPr descr="figuras/seq-uc011.png" id="126" name="Picture"/>
                     <pic:cNvPicPr>
                       <a:picLocks noChangeArrowheads="1" noChangeAspect="1"/>
                     </pic:cNvPicPr>
                   </pic:nvPicPr>
                   <pic:blipFill>
-                    <a:blip r:embed="rId126"/>
+                    <a:blip r:embed="rId124"/>
                     <a:stretch>
                       <a:fillRect/>
                     </a:stretch>
@@ -53399,18 +52695,18 @@
           <wp:inline>
             <wp:extent cx="5334000" cy="2043412"/>
             <wp:effectExtent b="0" l="0" r="0" t="0"/>
-            <wp:docPr descr="Figura 31. Diagrama de sequência para o [UC012]." title="" id="130" name="Picture"/>
+            <wp:docPr descr="Figura 31. Diagrama de sequência para o [UC012]." title="" id="128" name="Picture"/>
             <a:graphic>
               <a:graphicData uri="http://schemas.openxmlformats.org/drawingml/2006/picture">
                 <pic:pic>
                   <pic:nvPicPr>
-                    <pic:cNvPr descr="figuras/seq-uc012.png" id="131" name="Picture"/>
+                    <pic:cNvPr descr="figuras/seq-uc012.png" id="129" name="Picture"/>
                     <pic:cNvPicPr>
                       <a:picLocks noChangeArrowheads="1" noChangeAspect="1"/>
                     </pic:cNvPicPr>
                   </pic:nvPicPr>
                   <pic:blipFill>
-                    <a:blip r:embed="rId129"/>
+                    <a:blip r:embed="rId127"/>
                     <a:stretch>
                       <a:fillRect/>
                     </a:stretch>
@@ -53454,18 +52750,18 @@
           <wp:inline>
             <wp:extent cx="5334000" cy="2585767"/>
             <wp:effectExtent b="0" l="0" r="0" t="0"/>
-            <wp:docPr descr="Figura 32. Diagrama de sequência para o [UC013]." title="" id="133" name="Picture"/>
+            <wp:docPr descr="Figura 32. Diagrama de sequência para o [UC013]." title="" id="131" name="Picture"/>
             <a:graphic>
               <a:graphicData uri="http://schemas.openxmlformats.org/drawingml/2006/picture">
                 <pic:pic>
                   <pic:nvPicPr>
-                    <pic:cNvPr descr="figuras/seq-uc013.png" id="134" name="Picture"/>
+                    <pic:cNvPr descr="figuras/seq-uc013.png" id="132" name="Picture"/>
                     <pic:cNvPicPr>
                       <a:picLocks noChangeArrowheads="1" noChangeAspect="1"/>
                     </pic:cNvPicPr>
                   </pic:nvPicPr>
                   <pic:blipFill>
-                    <a:blip r:embed="rId132"/>
+                    <a:blip r:embed="rId130"/>
                     <a:stretch>
                       <a:fillRect/>
                     </a:stretch>
@@ -53509,18 +52805,18 @@
           <wp:inline>
             <wp:extent cx="5334000" cy="2734828"/>
             <wp:effectExtent b="0" l="0" r="0" t="0"/>
-            <wp:docPr descr="Figura 33. Diagrama de sequência para o [UC014]." title="" id="136" name="Picture"/>
+            <wp:docPr descr="Figura 33. Diagrama de sequência para o [UC014]." title="" id="134" name="Picture"/>
             <a:graphic>
               <a:graphicData uri="http://schemas.openxmlformats.org/drawingml/2006/picture">
                 <pic:pic>
                   <pic:nvPicPr>
-                    <pic:cNvPr descr="figuras/seq-uc014.png" id="137" name="Picture"/>
+                    <pic:cNvPr descr="figuras/seq-uc014.png" id="135" name="Picture"/>
                     <pic:cNvPicPr>
                       <a:picLocks noChangeArrowheads="1" noChangeAspect="1"/>
                     </pic:cNvPicPr>
                   </pic:nvPicPr>
                   <pic:blipFill>
-                    <a:blip r:embed="rId135"/>
+                    <a:blip r:embed="rId133"/>
                     <a:stretch>
                       <a:fillRect/>
                     </a:stretch>
@@ -53564,18 +52860,18 @@
           <wp:inline>
             <wp:extent cx="5334000" cy="2376068"/>
             <wp:effectExtent b="0" l="0" r="0" t="0"/>
-            <wp:docPr descr="Figura 34. Diagrama de sequência para o [UC015]." title="" id="139" name="Picture"/>
+            <wp:docPr descr="Figura 34. Diagrama de sequência para o [UC015]." title="" id="137" name="Picture"/>
             <a:graphic>
               <a:graphicData uri="http://schemas.openxmlformats.org/drawingml/2006/picture">
                 <pic:pic>
                   <pic:nvPicPr>
-                    <pic:cNvPr descr="figuras/seq-uc015.png" id="140" name="Picture"/>
+                    <pic:cNvPr descr="figuras/seq-uc015.png" id="138" name="Picture"/>
                     <pic:cNvPicPr>
                       <a:picLocks noChangeArrowheads="1" noChangeAspect="1"/>
                     </pic:cNvPicPr>
                   </pic:nvPicPr>
                   <pic:blipFill>
-                    <a:blip r:embed="rId138"/>
+                    <a:blip r:embed="rId136"/>
                     <a:stretch>
                       <a:fillRect/>
                     </a:stretch>
@@ -53619,18 +52915,18 @@
           <wp:inline>
             <wp:extent cx="5334000" cy="2227461"/>
             <wp:effectExtent b="0" l="0" r="0" t="0"/>
-            <wp:docPr descr="Figura 35. Diagrama de sequência para o [UC016]." title="" id="142" name="Picture"/>
+            <wp:docPr descr="Figura 35. Diagrama de sequência para o [UC016]." title="" id="140" name="Picture"/>
             <a:graphic>
               <a:graphicData uri="http://schemas.openxmlformats.org/drawingml/2006/picture">
                 <pic:pic>
                   <pic:nvPicPr>
-                    <pic:cNvPr descr="figuras/seq-uc016.png" id="143" name="Picture"/>
+                    <pic:cNvPr descr="figuras/seq-uc016.png" id="141" name="Picture"/>
                     <pic:cNvPicPr>
                       <a:picLocks noChangeArrowheads="1" noChangeAspect="1"/>
                     </pic:cNvPicPr>
                   </pic:nvPicPr>
                   <pic:blipFill>
-                    <a:blip r:embed="rId141"/>
+                    <a:blip r:embed="rId139"/>
                     <a:stretch>
                       <a:fillRect/>
                     </a:stretch>
@@ -53674,18 +52970,18 @@
           <wp:inline>
             <wp:extent cx="5334000" cy="2470484"/>
             <wp:effectExtent b="0" l="0" r="0" t="0"/>
-            <wp:docPr descr="Figura 36. Diagrama de sequência para o [UC017]." title="" id="145" name="Picture"/>
+            <wp:docPr descr="Figura 36. Diagrama de sequência para o [UC017]." title="" id="143" name="Picture"/>
             <a:graphic>
               <a:graphicData uri="http://schemas.openxmlformats.org/drawingml/2006/picture">
                 <pic:pic>
                   <pic:nvPicPr>
-                    <pic:cNvPr descr="figuras/seq-uc017.png" id="146" name="Picture"/>
+                    <pic:cNvPr descr="figuras/seq-uc017.png" id="144" name="Picture"/>
                     <pic:cNvPicPr>
                       <a:picLocks noChangeArrowheads="1" noChangeAspect="1"/>
                     </pic:cNvPicPr>
                   </pic:nvPicPr>
                   <pic:blipFill>
-                    <a:blip r:embed="rId144"/>
+                    <a:blip r:embed="rId142"/>
                     <a:stretch>
                       <a:fillRect/>
                     </a:stretch>
@@ -53729,18 +53025,18 @@
           <wp:inline>
             <wp:extent cx="5334000" cy="2457345"/>
             <wp:effectExtent b="0" l="0" r="0" t="0"/>
-            <wp:docPr descr="Figura 37. Diagrama de sequência para o [UC018]." title="" id="148" name="Picture"/>
+            <wp:docPr descr="Figura 37. Diagrama de sequência para o [UC018]." title="" id="146" name="Picture"/>
             <a:graphic>
               <a:graphicData uri="http://schemas.openxmlformats.org/drawingml/2006/picture">
                 <pic:pic>
                   <pic:nvPicPr>
-                    <pic:cNvPr descr="figuras/seq-uc018.png" id="149" name="Picture"/>
+                    <pic:cNvPr descr="figuras/seq-uc018.png" id="147" name="Picture"/>
                     <pic:cNvPicPr>
                       <a:picLocks noChangeArrowheads="1" noChangeAspect="1"/>
                     </pic:cNvPicPr>
                   </pic:nvPicPr>
                   <pic:blipFill>
-                    <a:blip r:embed="rId147"/>
+                    <a:blip r:embed="rId145"/>
                     <a:stretch>
                       <a:fillRect/>
                     </a:stretch>
@@ -53775,194 +53071,204 @@
         <w:t xml:space="preserve">Figura 37. Diagrama de sequência para o [UC018].</w:t>
       </w:r>
     </w:p>
+    <w:p>
+      <w:r>
+        <w:br w:type="page"/>
+      </w:r>
+    </w:p>
+    <w:bookmarkEnd w:id="148"/>
+    <w:bookmarkEnd w:id="149"/>
     <w:bookmarkEnd w:id="150"/>
+    <w:bookmarkStart w:id="152" w:name="conclusões"/>
+    <w:p>
+      <w:pPr>
+        <w:pStyle w:val="Heading1"/>
+      </w:pPr>
+      <w:r>
+        <w:t xml:space="preserve">5 CONCLUSÕES</w:t>
+      </w:r>
+    </w:p>
+    <w:p>
+      <w:pPr>
+        <w:pStyle w:val="FirstParagraph"/>
+      </w:pPr>
+      <w:r>
+        <w:t xml:space="preserve">Este Plano do Projeto consolidou o ciclo de análise do sistema AB3 — Analisador de</w:t>
+      </w:r>
+      <w:r>
+        <w:t xml:space="preserve"> </w:t>
+      </w:r>
+      <w:r>
+        <w:t xml:space="preserve">Ativos da B3. A partir da entrevista com o cliente foram levantados 19 requisitos</w:t>
+      </w:r>
+      <w:r>
+        <w:t xml:space="preserve"> </w:t>
+      </w:r>
+      <w:r>
+        <w:t xml:space="preserve">funcionais, 7 não funcionais, 4 restrições de projeto e 4 requisitos de experiência</w:t>
+      </w:r>
+      <w:r>
+        <w:t xml:space="preserve"> </w:t>
+      </w:r>
+      <w:r>
+        <w:t xml:space="preserve">do usuário, todos rastreáveis aos 18 casos de uso especificados no padrão da</w:t>
+      </w:r>
+      <w:r>
+        <w:t xml:space="preserve"> </w:t>
+      </w:r>
+      <w:r>
+        <w:t xml:space="preserve">disciplina e às classes do Diagrama de Classes — cada informação citada nos fluxos</w:t>
+      </w:r>
+      <w:r>
+        <w:t xml:space="preserve"> </w:t>
+      </w:r>
+      <w:r>
+        <w:t xml:space="preserve">dos casos de uso existe como atributo no dicionário de informações, e cada caso de</w:t>
+      </w:r>
+      <w:r>
+        <w:t xml:space="preserve"> </w:t>
+      </w:r>
+      <w:r>
+        <w:t xml:space="preserve">uso possui seu Diagrama de Sequência.</w:t>
+      </w:r>
+    </w:p>
+    <w:p>
+      <w:pPr>
+        <w:pStyle w:val="BodyText"/>
+      </w:pPr>
+      <w:r>
+        <w:t xml:space="preserve">O estudo de viabilidade confirmou a exequibilidade do projeto no contexto do</w:t>
+      </w:r>
+      <w:r>
+        <w:t xml:space="preserve"> </w:t>
+      </w:r>
+      <w:r>
+        <w:t xml:space="preserve">cliente: custo zero em ferramentas, funcionamento offline e operação pelos próprios</w:t>
+      </w:r>
+      <w:r>
+        <w:t xml:space="preserve"> </w:t>
+      </w:r>
+      <w:r>
+        <w:t xml:space="preserve">membros do clube. A estimativa de esforço combinou duas técnicas — Planning Poker</w:t>
+      </w:r>
+      <w:r>
+        <w:t xml:space="preserve"> </w:t>
+      </w:r>
+      <w:r>
+        <w:t xml:space="preserve">(116 horas) e Pontos de Caso de Uso (145,45 UCP) — que convergiram na</w:t>
+      </w:r>
+      <w:r>
+        <w:t xml:space="preserve"> </w:t>
+      </w:r>
+      <w:r>
+        <w:t xml:space="preserve">identificação dos pontos de maior complexidade: a importação transacional de</w:t>
+      </w:r>
+      <w:r>
+        <w:t xml:space="preserve"> </w:t>
+      </w:r>
+      <w:r>
+        <w:t xml:space="preserve">cotações, o painel gráfico de análise e o motor de recomendações.</w:t>
+      </w:r>
+    </w:p>
+    <w:p>
+      <w:pPr>
+        <w:pStyle w:val="BodyText"/>
+      </w:pPr>
+      <w:r>
+        <w:t xml:space="preserve">Destaca-se que o protótipo apresentado no Capítulo 4 já foi construído na</w:t>
+      </w:r>
+      <w:r>
+        <w:t xml:space="preserve"> </w:t>
+      </w:r>
+      <w:r>
+        <w:t xml:space="preserve">tecnologia definitiva (C++ com Qt 6 e SQLite), navegável em todos os casos de uso e</w:t>
+      </w:r>
+      <w:r>
+        <w:t xml:space="preserve"> </w:t>
+      </w:r>
+      <w:r>
+        <w:t xml:space="preserve">calculando indicadores reais sobre cotações importadas — o que antecipa riscos</w:t>
+      </w:r>
+      <w:r>
+        <w:t xml:space="preserve"> </w:t>
+      </w:r>
+      <w:r>
+        <w:t xml:space="preserve">técnicos que só apareceriam na implementação e dá segurança às estimativas</w:t>
+      </w:r>
+      <w:r>
+        <w:t xml:space="preserve"> </w:t>
+      </w:r>
+      <w:r>
+        <w:t xml:space="preserve">apresentadas.</w:t>
+      </w:r>
+    </w:p>
+    <w:bookmarkStart w:id="151" w:name="trabalhos-futuros"/>
+    <w:p>
+      <w:pPr>
+        <w:pStyle w:val="Heading2"/>
+      </w:pPr>
+      <w:r>
+        <w:t xml:space="preserve">5.1 Trabalhos Futuros</w:t>
+      </w:r>
+    </w:p>
+    <w:p>
+      <w:pPr>
+        <w:pStyle w:val="FirstParagraph"/>
+      </w:pPr>
+      <w:r>
+        <w:t xml:space="preserve">Para o segundo bimestre, o projeto prossegue com: a modelagem dinâmica complementar</w:t>
+      </w:r>
+      <w:r>
+        <w:t xml:space="preserve"> </w:t>
+      </w:r>
+      <w:r>
+        <w:t xml:space="preserve">(Diagramas de Comunicação, mapeamento Entidade-Relacionamento, Diagramas de Estados</w:t>
+      </w:r>
+      <w:r>
+        <w:t xml:space="preserve"> </w:t>
+      </w:r>
+      <w:r>
+        <w:t xml:space="preserve">e de Atividades); o endurecimento do sistema com a cobertura dos fluxos de exceção</w:t>
+      </w:r>
+      <w:r>
+        <w:t xml:space="preserve"> </w:t>
+      </w:r>
+      <w:r>
+        <w:t xml:space="preserve">especificados e testes automatizados; e a preparação dos Testes de Validação, com a</w:t>
+      </w:r>
+      <w:r>
+        <w:t xml:space="preserve"> </w:t>
+      </w:r>
+      <w:r>
+        <w:t xml:space="preserve">demonstração de cada caso de uso mapeada ao seu Diagrama de Sequência. Como</w:t>
+      </w:r>
+      <w:r>
+        <w:t xml:space="preserve"> </w:t>
+      </w:r>
+      <w:r>
+        <w:t xml:space="preserve">evoluções além do escopo da disciplina, vislumbram-se a atualização automática de</w:t>
+      </w:r>
+      <w:r>
+        <w:t xml:space="preserve"> </w:t>
+      </w:r>
+      <w:r>
+        <w:t xml:space="preserve">cotações via API quando houver conexão, novas regras de análise (MACD e Bandas de</w:t>
+      </w:r>
+      <w:r>
+        <w:t xml:space="preserve"> </w:t>
+      </w:r>
+      <w:r>
+        <w:t xml:space="preserve">Bollinger) e o backtesting das regras sobre o histórico importado.</w:t>
+      </w:r>
+    </w:p>
+    <w:p>
+      <w:r>
+        <w:br w:type="page"/>
+      </w:r>
+    </w:p>
     <w:bookmarkEnd w:id="151"/>
     <w:bookmarkEnd w:id="152"/>
-    <w:bookmarkStart w:id="154" w:name="conclusões"/>
-    <w:p>
-      <w:pPr>
-        <w:pStyle w:val="Heading1"/>
-      </w:pPr>
-      <w:r>
-        <w:t xml:space="preserve">5 CONCLUSÕES</w:t>
-      </w:r>
-    </w:p>
-    <w:p>
-      <w:pPr>
-        <w:pStyle w:val="FirstParagraph"/>
-      </w:pPr>
-      <w:r>
-        <w:t xml:space="preserve">Este Plano do Projeto consolidou o ciclo de análise do sistema AB3 — Analisador de</w:t>
-      </w:r>
-      <w:r>
-        <w:t xml:space="preserve"> </w:t>
-      </w:r>
-      <w:r>
-        <w:t xml:space="preserve">Ativos da B3. A partir da entrevista com o cliente foram levantados 19 requisitos</w:t>
-      </w:r>
-      <w:r>
-        <w:t xml:space="preserve"> </w:t>
-      </w:r>
-      <w:r>
-        <w:t xml:space="preserve">funcionais, 7 não funcionais, 4 restrições de projeto e 4 requisitos de experiência</w:t>
-      </w:r>
-      <w:r>
-        <w:t xml:space="preserve"> </w:t>
-      </w:r>
-      <w:r>
-        <w:t xml:space="preserve">do usuário, todos rastreáveis aos 18 casos de uso especificados no padrão da</w:t>
-      </w:r>
-      <w:r>
-        <w:t xml:space="preserve"> </w:t>
-      </w:r>
-      <w:r>
-        <w:t xml:space="preserve">disciplina e às classes do Diagrama de Classes — cada informação citada nos fluxos</w:t>
-      </w:r>
-      <w:r>
-        <w:t xml:space="preserve"> </w:t>
-      </w:r>
-      <w:r>
-        <w:t xml:space="preserve">dos casos de uso existe como atributo no dicionário de informações, e cada caso de</w:t>
-      </w:r>
-      <w:r>
-        <w:t xml:space="preserve"> </w:t>
-      </w:r>
-      <w:r>
-        <w:t xml:space="preserve">uso possui seu Diagrama de Sequência.</w:t>
-      </w:r>
-    </w:p>
-    <w:p>
-      <w:pPr>
-        <w:pStyle w:val="BodyText"/>
-      </w:pPr>
-      <w:r>
-        <w:t xml:space="preserve">O estudo de viabilidade confirmou a exequibilidade do projeto no contexto do</w:t>
-      </w:r>
-      <w:r>
-        <w:t xml:space="preserve"> </w:t>
-      </w:r>
-      <w:r>
-        <w:t xml:space="preserve">cliente: custo zero em ferramentas, funcionamento offline e operação pelos próprios</w:t>
-      </w:r>
-      <w:r>
-        <w:t xml:space="preserve"> </w:t>
-      </w:r>
-      <w:r>
-        <w:t xml:space="preserve">membros do clube. A estimativa de esforço combinou duas técnicas — Planning Poker</w:t>
-      </w:r>
-      <w:r>
-        <w:t xml:space="preserve"> </w:t>
-      </w:r>
-      <w:r>
-        <w:t xml:space="preserve">(116 horas) e Pontos de Caso de Uso (145,45 UCP) — que convergiram na</w:t>
-      </w:r>
-      <w:r>
-        <w:t xml:space="preserve"> </w:t>
-      </w:r>
-      <w:r>
-        <w:t xml:space="preserve">identificação dos pontos de maior complexidade: a importação transacional de</w:t>
-      </w:r>
-      <w:r>
-        <w:t xml:space="preserve"> </w:t>
-      </w:r>
-      <w:r>
-        <w:t xml:space="preserve">cotações, o painel gráfico de análise e o motor de recomendações.</w:t>
-      </w:r>
-    </w:p>
-    <w:p>
-      <w:pPr>
-        <w:pStyle w:val="BodyText"/>
-      </w:pPr>
-      <w:r>
-        <w:t xml:space="preserve">Destaca-se que o protótipo apresentado no Capítulo 4 já foi construído na</w:t>
-      </w:r>
-      <w:r>
-        <w:t xml:space="preserve"> </w:t>
-      </w:r>
-      <w:r>
-        <w:t xml:space="preserve">tecnologia definitiva (C++ com Qt 6 e SQLite), navegável em todos os casos de uso e</w:t>
-      </w:r>
-      <w:r>
-        <w:t xml:space="preserve"> </w:t>
-      </w:r>
-      <w:r>
-        <w:t xml:space="preserve">calculando indicadores reais sobre cotações importadas — o que antecipa riscos</w:t>
-      </w:r>
-      <w:r>
-        <w:t xml:space="preserve"> </w:t>
-      </w:r>
-      <w:r>
-        <w:t xml:space="preserve">técnicos que só apareceriam na implementação e dá segurança às estimativas</w:t>
-      </w:r>
-      <w:r>
-        <w:t xml:space="preserve"> </w:t>
-      </w:r>
-      <w:r>
-        <w:t xml:space="preserve">apresentadas.</w:t>
-      </w:r>
-    </w:p>
-    <w:bookmarkStart w:id="153" w:name="trabalhos-futuros"/>
-    <w:p>
-      <w:pPr>
-        <w:pStyle w:val="Heading2"/>
-      </w:pPr>
-      <w:r>
-        <w:t xml:space="preserve">5.1 Trabalhos Futuros</w:t>
-      </w:r>
-    </w:p>
-    <w:p>
-      <w:pPr>
-        <w:pStyle w:val="FirstParagraph"/>
-      </w:pPr>
-      <w:r>
-        <w:t xml:space="preserve">Para o segundo bimestre, o projeto prossegue com: a modelagem dinâmica complementar</w:t>
-      </w:r>
-      <w:r>
-        <w:t xml:space="preserve"> </w:t>
-      </w:r>
-      <w:r>
-        <w:t xml:space="preserve">(Diagramas de Comunicação, mapeamento Entidade-Relacionamento, Diagramas de Estados</w:t>
-      </w:r>
-      <w:r>
-        <w:t xml:space="preserve"> </w:t>
-      </w:r>
-      <w:r>
-        <w:t xml:space="preserve">e de Atividades); o endurecimento do sistema com a cobertura dos fluxos de exceção</w:t>
-      </w:r>
-      <w:r>
-        <w:t xml:space="preserve"> </w:t>
-      </w:r>
-      <w:r>
-        <w:t xml:space="preserve">especificados e testes automatizados; e a preparação dos Testes de Validação, com a</w:t>
-      </w:r>
-      <w:r>
-        <w:t xml:space="preserve"> </w:t>
-      </w:r>
-      <w:r>
-        <w:t xml:space="preserve">demonstração de cada caso de uso mapeada ao seu Diagrama de Sequência. Como</w:t>
-      </w:r>
-      <w:r>
-        <w:t xml:space="preserve"> </w:t>
-      </w:r>
-      <w:r>
-        <w:t xml:space="preserve">evoluções além do escopo da disciplina, vislumbram-se a atualização automática de</w:t>
-      </w:r>
-      <w:r>
-        <w:t xml:space="preserve"> </w:t>
-      </w:r>
-      <w:r>
-        <w:t xml:space="preserve">cotações via API quando houver conexão, novas regras de análise (MACD e Bandas de</w:t>
-      </w:r>
-      <w:r>
-        <w:t xml:space="preserve"> </w:t>
-      </w:r>
-      <w:r>
-        <w:t xml:space="preserve">Bollinger) e o backtesting das regras sobre o histórico importado.</w:t>
-      </w:r>
-    </w:p>
-    <w:bookmarkEnd w:id="153"/>
-    <w:bookmarkEnd w:id="154"/>
-    <w:bookmarkStart w:id="155" w:name="referências-bibliográficas"/>
+    <w:bookmarkStart w:id="153" w:name="referências-bibliográficas"/>
     <w:p>
       <w:pPr>
         <w:pStyle w:val="Heading1"/>
@@ -54333,7 +53639,7 @@
         <w:t xml:space="preserve">Research, 1978.</w:t>
       </w:r>
     </w:p>
-    <w:bookmarkEnd w:id="155"/>
+    <w:bookmarkEnd w:id="153"/>
     <w:sectPr>
       <w:footnotePr>
         <w:numRestart w:val="eachSect"/>
